--- a/20260420020446_ProjetIndiCahierConcept (1).docx
+++ b/20260420020446_ProjetIndiCahierConcept (1).docx
@@ -3605,256 +3605,7 @@
             <mc:AlternateContent>
               <mc:Choice Requires="wps">
                 <w:drawing>
-                  <wp:anchor distT="0" distB="0" distL="114300" distR="114300" simplePos="0" relativeHeight="251661312" behindDoc="0" locked="0" layoutInCell="1" allowOverlap="1" wp14:anchorId="7190DBBC" wp14:editId="5D4AB847">
-                    <wp:simplePos x="0" y="0"/>
-                    <mc:AlternateContent>
-                      <mc:Choice Requires="wp14">
-                        <wp:positionH relativeFrom="page">
-                          <wp14:pctPosHOffset>42000</wp14:pctPosHOffset>
-                        </wp:positionH>
-                      </mc:Choice>
-                      <mc:Fallback>
-                        <wp:positionH relativeFrom="page">
-                          <wp:posOffset>3263900</wp:posOffset>
-                        </wp:positionH>
-                      </mc:Fallback>
-                    </mc:AlternateContent>
-                    <mc:AlternateContent>
-                      <mc:Choice Requires="wp14">
-                        <wp:positionV relativeFrom="page">
-                          <wp14:pctPosVOffset>88000</wp14:pctPosVOffset>
-                        </wp:positionV>
-                      </mc:Choice>
-                      <mc:Fallback>
-                        <wp:positionV relativeFrom="page">
-                          <wp:posOffset>8851265</wp:posOffset>
-                        </wp:positionV>
-                      </mc:Fallback>
-                    </mc:AlternateContent>
-                    <wp:extent cx="3657600" cy="365760"/>
-                    <wp:effectExtent l="0" t="0" r="0" b="0"/>
-                    <wp:wrapNone/>
-                    <wp:docPr id="32" name="Zone de texte 28"/>
-                    <wp:cNvGraphicFramePr/>
-                    <a:graphic xmlns:a="http://schemas.openxmlformats.org/drawingml/2006/main">
-                      <a:graphicData uri="http://schemas.microsoft.com/office/word/2010/wordprocessingShape">
-                        <wps:wsp>
-                          <wps:cNvSpPr txBox="1"/>
-                          <wps:spPr>
-                            <a:xfrm>
-                              <a:off x="0" y="0"/>
-                              <a:ext cx="3657600" cy="365760"/>
-                            </a:xfrm>
-                            <a:prstGeom prst="rect">
-                              <a:avLst/>
-                            </a:prstGeom>
-                            <a:noFill/>
-                            <a:ln w="6350">
-                              <a:noFill/>
-                            </a:ln>
-                            <a:effectLst/>
-                          </wps:spPr>
-                          <wps:style>
-                            <a:lnRef idx="0">
-                              <a:schemeClr val="accent1"/>
-                            </a:lnRef>
-                            <a:fillRef idx="0">
-                              <a:schemeClr val="accent1"/>
-                            </a:fillRef>
-                            <a:effectRef idx="0">
-                              <a:schemeClr val="accent1"/>
-                            </a:effectRef>
-                            <a:fontRef idx="minor">
-                              <a:schemeClr val="dk1"/>
-                            </a:fontRef>
-                          </wps:style>
-                          <wps:txbx>
-                            <w:txbxContent>
-                              <w:p>
-                                <w:pPr>
-                                  <w:pStyle w:val="Sansinterligne"/>
-                                  <w:rPr>
-                                    <w:color w:val="156082" w:themeColor="accent1"/>
-                                    <w:sz w:val="26"/>
-                                    <w:szCs w:val="26"/>
-                                  </w:rPr>
-                                </w:pPr>
-                                <w:sdt>
-                                  <w:sdtPr>
-                                    <w:rPr>
-                                      <w:color w:val="156082" w:themeColor="accent1"/>
-                                      <w:sz w:val="26"/>
-                                      <w:szCs w:val="26"/>
-                                    </w:rPr>
-                                    <w:alias w:val="Auteur"/>
-                                    <w:tag w:val=""/>
-                                    <w:id w:val="-2041584766"/>
-                                    <w:dataBinding w:prefixMappings="xmlns:ns0='http://purl.org/dc/elements/1.1/' xmlns:ns1='http://schemas.openxmlformats.org/package/2006/metadata/core-properties' " w:xpath="/ns1:coreProperties[1]/ns0:creator[1]" w:storeItemID="{6C3C8BC8-F283-45AE-878A-BAB7291924A1}"/>
-                                    <w:text/>
-                                  </w:sdtPr>
-                                  <w:sdtContent>
-                                    <w:r>
-                                      <w:rPr>
-                                        <w:color w:val="156082" w:themeColor="accent1"/>
-                                        <w:sz w:val="26"/>
-                                        <w:szCs w:val="26"/>
-                                      </w:rPr>
-                                      <w:t>William Gagné</w:t>
-                                    </w:r>
-                                  </w:sdtContent>
-                                </w:sdt>
-                              </w:p>
-                              <w:p>
-                                <w:pPr>
-                                  <w:pStyle w:val="Sansinterligne"/>
-                                  <w:rPr>
-                                    <w:color w:val="595959" w:themeColor="text1" w:themeTint="A6"/>
-                                    <w:sz w:val="20"/>
-                                    <w:szCs w:val="20"/>
-                                  </w:rPr>
-                                </w:pPr>
-                                <w:sdt>
-                                  <w:sdtPr>
-                                    <w:rPr>
-                                      <w:caps/>
-                                      <w:color w:val="595959" w:themeColor="text1" w:themeTint="A6"/>
-                                      <w:sz w:val="20"/>
-                                      <w:szCs w:val="20"/>
-                                    </w:rPr>
-                                    <w:alias w:val="Société"/>
-                                    <w:tag w:val=""/>
-                                    <w:id w:val="1558814826"/>
-                                    <w:dataBinding w:prefixMappings="xmlns:ns0='http://schemas.openxmlformats.org/officeDocument/2006/extended-properties' " w:xpath="/ns0:Properties[1]/ns0:Company[1]" w:storeItemID="{6668398D-A668-4E3E-A5EB-62B293D839F1}"/>
-                                    <w:text/>
-                                  </w:sdtPr>
-                                  <w:sdtContent>
-                                    <w:r>
-                                      <w:rPr>
-                                        <w:caps/>
-                                        <w:color w:val="595959" w:themeColor="text1" w:themeTint="A6"/>
-                                        <w:sz w:val="20"/>
-                                        <w:szCs w:val="20"/>
-                                      </w:rPr>
-                                      <w:t>Cegep de chicoutimi</w:t>
-                                    </w:r>
-                                  </w:sdtContent>
-                                </w:sdt>
-                              </w:p>
-                            </w:txbxContent>
-                          </wps:txbx>
-                          <wps:bodyPr rot="0" spcFirstLastPara="0" vertOverflow="overflow" horzOverflow="overflow" vert="horz" wrap="square" lIns="0" tIns="0" rIns="0" bIns="0" numCol="1" spcCol="0" rtlCol="0" fromWordArt="0" anchor="b" anchorCtr="0" forceAA="0" compatLnSpc="1">
-                            <a:prstTxWarp prst="textNoShape">
-                              <a:avLst/>
-                            </a:prstTxWarp>
-                            <a:spAutoFit/>
-                          </wps:bodyPr>
-                        </wps:wsp>
-                      </a:graphicData>
-                    </a:graphic>
-                    <wp14:sizeRelH relativeFrom="page">
-                      <wp14:pctWidth>45000</wp14:pctWidth>
-                    </wp14:sizeRelH>
-                    <wp14:sizeRelV relativeFrom="margin">
-                      <wp14:pctHeight>0</wp14:pctHeight>
-                    </wp14:sizeRelV>
-                  </wp:anchor>
-                </w:drawing>
-              </mc:Choice>
-              <mc:Fallback>
-                <w:pict>
-                  <v:shapetype w14:anchorId="7190DBBC" id="_x0000_t202" coordsize="21600,21600" o:spt="202" path="m,l,21600r21600,l21600,xe">
-                    <v:stroke joinstyle="miter"/>
-                    <v:path gradientshapeok="t" o:connecttype="rect"/>
-                  </v:shapetype>
-                  <v:shape id="Zone de texte 28" o:spid="_x0000_s1055" type="#_x0000_t202" style="position:absolute;margin-left:0;margin-top:0;width:4in;height:28.8pt;z-index:251661312;visibility:visible;mso-wrap-style:square;mso-width-percent:450;mso-height-percent:0;mso-left-percent:420;mso-top-percent:880;mso-wrap-distance-left:9pt;mso-wrap-distance-top:0;mso-wrap-distance-right:9pt;mso-wrap-distance-bottom:0;mso-position-horizontal-relative:page;mso-position-vertical-relative:page;mso-width-percent:450;mso-height-percent:0;mso-left-percent:420;mso-top-percent:880;mso-width-relative:page;mso-height-relative:margin;v-text-anchor:bottom" o:gfxdata="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" filled="f" stroked="f" strokeweight=".5pt">
-                    <v:textbox style="mso-fit-shape-to-text:t" inset="0,0,0,0">
-                      <w:txbxContent>
-                        <w:p>
-                          <w:pPr>
-                            <w:pStyle w:val="Sansinterligne"/>
-                            <w:rPr>
-                              <w:color w:val="156082" w:themeColor="accent1"/>
-                              <w:sz w:val="26"/>
-                              <w:szCs w:val="26"/>
-                            </w:rPr>
-                          </w:pPr>
-                          <w:sdt>
-                            <w:sdtPr>
-                              <w:rPr>
-                                <w:color w:val="156082" w:themeColor="accent1"/>
-                                <w:sz w:val="26"/>
-                                <w:szCs w:val="26"/>
-                              </w:rPr>
-                              <w:alias w:val="Auteur"/>
-                              <w:tag w:val=""/>
-                              <w:id w:val="-2041584766"/>
-                              <w:dataBinding w:prefixMappings="xmlns:ns0='http://purl.org/dc/elements/1.1/' xmlns:ns1='http://schemas.openxmlformats.org/package/2006/metadata/core-properties' " w:xpath="/ns1:coreProperties[1]/ns0:creator[1]" w:storeItemID="{6C3C8BC8-F283-45AE-878A-BAB7291924A1}"/>
-                              <w:text/>
-                            </w:sdtPr>
-                            <w:sdtContent>
-                              <w:r>
-                                <w:rPr>
-                                  <w:color w:val="156082" w:themeColor="accent1"/>
-                                  <w:sz w:val="26"/>
-                                  <w:szCs w:val="26"/>
-                                </w:rPr>
-                                <w:t>William Gagné</w:t>
-                              </w:r>
-                            </w:sdtContent>
-                          </w:sdt>
-                        </w:p>
-                        <w:p>
-                          <w:pPr>
-                            <w:pStyle w:val="Sansinterligne"/>
-                            <w:rPr>
-                              <w:color w:val="595959" w:themeColor="text1" w:themeTint="A6"/>
-                              <w:sz w:val="20"/>
-                              <w:szCs w:val="20"/>
-                            </w:rPr>
-                          </w:pPr>
-                          <w:sdt>
-                            <w:sdtPr>
-                              <w:rPr>
-                                <w:caps/>
-                                <w:color w:val="595959" w:themeColor="text1" w:themeTint="A6"/>
-                                <w:sz w:val="20"/>
-                                <w:szCs w:val="20"/>
-                              </w:rPr>
-                              <w:alias w:val="Société"/>
-                              <w:tag w:val=""/>
-                              <w:id w:val="1558814826"/>
-                              <w:dataBinding w:prefixMappings="xmlns:ns0='http://schemas.openxmlformats.org/officeDocument/2006/extended-properties' " w:xpath="/ns0:Properties[1]/ns0:Company[1]" w:storeItemID="{6668398D-A668-4E3E-A5EB-62B293D839F1}"/>
-                              <w:text/>
-                            </w:sdtPr>
-                            <w:sdtContent>
-                              <w:r>
-                                <w:rPr>
-                                  <w:caps/>
-                                  <w:color w:val="595959" w:themeColor="text1" w:themeTint="A6"/>
-                                  <w:sz w:val="20"/>
-                                  <w:szCs w:val="20"/>
-                                </w:rPr>
-                                <w:t>Cegep de chicoutimi</w:t>
-                              </w:r>
-                            </w:sdtContent>
-                          </w:sdt>
-                        </w:p>
-                      </w:txbxContent>
-                    </v:textbox>
-                    <w10:wrap anchorx="page" anchory="page"/>
-                  </v:shape>
-                </w:pict>
-              </mc:Fallback>
-            </mc:AlternateContent>
-          </w:r>
-          <w:r>
-            <w:rPr>
-              <w:noProof/>
-            </w:rPr>
-            <mc:AlternateContent>
-              <mc:Choice Requires="wps">
-                <w:drawing>
-                  <wp:anchor distT="0" distB="0" distL="114300" distR="114300" simplePos="0" relativeHeight="251660288" behindDoc="0" locked="0" layoutInCell="1" allowOverlap="1" wp14:anchorId="168C54BC" wp14:editId="209B7B14">
+                  <wp:anchor distT="0" distB="0" distL="114300" distR="114300" simplePos="0" relativeHeight="251660288" behindDoc="0" locked="0" layoutInCell="1" allowOverlap="1" wp14:anchorId="168C54BC" wp14:editId="38E7BE89">
                     <wp:simplePos x="0" y="0"/>
                     <mc:AlternateContent>
                       <mc:Choice Requires="wp14">
@@ -3984,7 +3735,7 @@
                                         <w:sz w:val="36"/>
                                         <w:szCs w:val="36"/>
                                       </w:rPr>
-                                      <w:t>Jeu de Go</w:t>
+                                      <w:t>Combat de robots</w:t>
                                     </w:r>
                                   </w:sdtContent>
                                 </w:sdt>
@@ -4011,7 +3762,11 @@
               </mc:Choice>
               <mc:Fallback>
                 <w:pict>
-                  <v:shape w14:anchorId="168C54BC" id="Zone de texte 30" o:spid="_x0000_s1056" type="#_x0000_t202" style="position:absolute;margin-left:0;margin-top:0;width:4in;height:84.25pt;z-index:251660288;visibility:visible;mso-wrap-style:square;mso-width-percent:450;mso-height-percent:0;mso-left-percent:420;mso-top-percent:175;mso-wrap-distance-left:9pt;mso-wrap-distance-top:0;mso-wrap-distance-right:9pt;mso-wrap-distance-bottom:0;mso-position-horizontal-relative:page;mso-position-vertical-relative:page;mso-width-percent:450;mso-height-percent:0;mso-left-percent:420;mso-top-percent:175;mso-width-relative:page;mso-height-relative:margin;v-text-anchor:top" o:gfxdata="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" filled="f" stroked="f" strokeweight=".5pt">
+                  <v:shapetype w14:anchorId="168C54BC" id="_x0000_t202" coordsize="21600,21600" o:spt="202" path="m,l,21600r21600,l21600,xe">
+                    <v:stroke joinstyle="miter"/>
+                    <v:path gradientshapeok="t" o:connecttype="rect"/>
+                  </v:shapetype>
+                  <v:shape id="Zone de texte 30" o:spid="_x0000_s1055" type="#_x0000_t202" style="position:absolute;margin-left:0;margin-top:0;width:4in;height:84.25pt;z-index:251660288;visibility:visible;mso-wrap-style:square;mso-width-percent:450;mso-height-percent:0;mso-left-percent:420;mso-top-percent:175;mso-wrap-distance-left:9pt;mso-wrap-distance-top:0;mso-wrap-distance-right:9pt;mso-wrap-distance-bottom:0;mso-position-horizontal-relative:page;mso-position-vertical-relative:page;mso-width-percent:450;mso-height-percent:0;mso-left-percent:420;mso-top-percent:175;mso-width-relative:page;mso-height-relative:margin;v-text-anchor:top" o:gfxdata="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" filled="f" stroked="f" strokeweight=".5pt">
                     <v:textbox style="mso-fit-shape-to-text:t" inset="0,0,0,0">
                       <w:txbxContent>
                         <w:p>
@@ -4079,7 +3834,7 @@
                                   <w:sz w:val="36"/>
                                   <w:szCs w:val="36"/>
                                 </w:rPr>
-                                <w:t>Jeu de Go</w:t>
+                                <w:t>Combat de robots</w:t>
                               </w:r>
                             </w:sdtContent>
                           </w:sdt>
@@ -4094,6 +3849,273 @@
           </w:r>
         </w:p>
         <w:p>
+          <w:r>
+            <w:rPr>
+              <w:noProof/>
+            </w:rPr>
+            <mc:AlternateContent>
+              <mc:Choice Requires="wps">
+                <w:drawing>
+                  <wp:anchor distT="0" distB="0" distL="114300" distR="114300" simplePos="0" relativeHeight="251661312" behindDoc="0" locked="0" layoutInCell="1" allowOverlap="1" wp14:anchorId="7190DBBC" wp14:editId="6ABF2048">
+                    <wp:simplePos x="0" y="0"/>
+                    <wp:positionH relativeFrom="margin">
+                      <wp:align>center</wp:align>
+                    </wp:positionH>
+                    <wp:positionV relativeFrom="bottomMargin">
+                      <wp:align>top</wp:align>
+                    </wp:positionV>
+                    <wp:extent cx="3234906" cy="365760"/>
+                    <wp:effectExtent l="0" t="0" r="3810" b="4445"/>
+                    <wp:wrapNone/>
+                    <wp:docPr id="32" name="Zone de texte 28"/>
+                    <wp:cNvGraphicFramePr/>
+                    <a:graphic xmlns:a="http://schemas.openxmlformats.org/drawingml/2006/main">
+                      <a:graphicData uri="http://schemas.microsoft.com/office/word/2010/wordprocessingShape">
+                        <wps:wsp>
+                          <wps:cNvSpPr txBox="1"/>
+                          <wps:spPr>
+                            <a:xfrm>
+                              <a:off x="0" y="0"/>
+                              <a:ext cx="3234906" cy="365760"/>
+                            </a:xfrm>
+                            <a:prstGeom prst="rect">
+                              <a:avLst/>
+                            </a:prstGeom>
+                            <a:noFill/>
+                            <a:ln w="6350">
+                              <a:noFill/>
+                            </a:ln>
+                            <a:effectLst/>
+                          </wps:spPr>
+                          <wps:style>
+                            <a:lnRef idx="0">
+                              <a:schemeClr val="accent1"/>
+                            </a:lnRef>
+                            <a:fillRef idx="0">
+                              <a:schemeClr val="accent1"/>
+                            </a:fillRef>
+                            <a:effectRef idx="0">
+                              <a:schemeClr val="accent1"/>
+                            </a:effectRef>
+                            <a:fontRef idx="minor">
+                              <a:schemeClr val="dk1"/>
+                            </a:fontRef>
+                          </wps:style>
+                          <wps:txbx>
+                            <w:txbxContent>
+                              <w:p>
+                                <w:pPr>
+                                  <w:pStyle w:val="Sansinterligne"/>
+                                  <w:jc w:val="center"/>
+                                  <w:rPr>
+                                    <w:color w:val="156082" w:themeColor="accent1"/>
+                                    <w:sz w:val="26"/>
+                                    <w:szCs w:val="26"/>
+                                  </w:rPr>
+                                </w:pPr>
+                                <w:sdt>
+                                  <w:sdtPr>
+                                    <w:rPr>
+                                      <w:color w:val="156082" w:themeColor="accent1"/>
+                                      <w:sz w:val="26"/>
+                                      <w:szCs w:val="26"/>
+                                    </w:rPr>
+                                    <w:alias w:val="Auteur"/>
+                                    <w:tag w:val=""/>
+                                    <w:id w:val="-2041584766"/>
+                                    <w:dataBinding w:prefixMappings="xmlns:ns0='http://purl.org/dc/elements/1.1/' xmlns:ns1='http://schemas.openxmlformats.org/package/2006/metadata/core-properties' " w:xpath="/ns1:coreProperties[1]/ns0:creator[1]" w:storeItemID="{6C3C8BC8-F283-45AE-878A-BAB7291924A1}"/>
+                                    <w:text/>
+                                  </w:sdtPr>
+                                  <w:sdtContent>
+                                    <w:r>
+                                      <w:rPr>
+                                        <w:color w:val="156082" w:themeColor="accent1"/>
+                                        <w:sz w:val="26"/>
+                                        <w:szCs w:val="26"/>
+                                      </w:rPr>
+                                      <w:t>William Gagné</w:t>
+                                    </w:r>
+                                    <w:r>
+                                      <w:rPr>
+                                        <w:color w:val="156082" w:themeColor="accent1"/>
+                                        <w:sz w:val="26"/>
+                                        <w:szCs w:val="26"/>
+                                      </w:rPr>
+                                      <w:t>, Antoine Vanderbruggen, Lucas Paludetto, Aguibou Balde</w:t>
+                                    </w:r>
+                                  </w:sdtContent>
+                                </w:sdt>
+                              </w:p>
+                              <w:p>
+                                <w:pPr>
+                                  <w:pStyle w:val="Sansinterligne"/>
+                                  <w:jc w:val="center"/>
+                                  <w:rPr>
+                                    <w:color w:val="595959" w:themeColor="text1" w:themeTint="A6"/>
+                                    <w:sz w:val="20"/>
+                                    <w:szCs w:val="20"/>
+                                  </w:rPr>
+                                </w:pPr>
+                                <w:sdt>
+                                  <w:sdtPr>
+                                    <w:rPr>
+                                      <w:caps/>
+                                      <w:color w:val="595959" w:themeColor="text1" w:themeTint="A6"/>
+                                      <w:sz w:val="20"/>
+                                      <w:szCs w:val="20"/>
+                                    </w:rPr>
+                                    <w:alias w:val="Société"/>
+                                    <w:tag w:val=""/>
+                                    <w:id w:val="1558814826"/>
+                                    <w:dataBinding w:prefixMappings="xmlns:ns0='http://schemas.openxmlformats.org/officeDocument/2006/extended-properties' " w:xpath="/ns0:Properties[1]/ns0:Company[1]" w:storeItemID="{6668398D-A668-4E3E-A5EB-62B293D839F1}"/>
+                                    <w:text/>
+                                  </w:sdtPr>
+                                  <w:sdtContent>
+                                    <w:r>
+                                      <w:rPr>
+                                        <w:caps/>
+                                        <w:color w:val="595959" w:themeColor="text1" w:themeTint="A6"/>
+                                        <w:sz w:val="20"/>
+                                        <w:szCs w:val="20"/>
+                                      </w:rPr>
+                                      <w:t>Cegep de chicoutimi</w:t>
+                                    </w:r>
+                                  </w:sdtContent>
+                                </w:sdt>
+                              </w:p>
+                              <w:p>
+                                <w:pPr>
+                                  <w:pStyle w:val="Sansinterligne"/>
+                                  <w:rPr>
+                                    <w:color w:val="595959" w:themeColor="text1" w:themeTint="A6"/>
+                                    <w:sz w:val="20"/>
+                                    <w:szCs w:val="20"/>
+                                  </w:rPr>
+                                </w:pPr>
+                              </w:p>
+                            </w:txbxContent>
+                          </wps:txbx>
+                          <wps:bodyPr rot="0" spcFirstLastPara="0" vertOverflow="overflow" horzOverflow="overflow" vert="horz" wrap="square" lIns="0" tIns="0" rIns="0" bIns="0" numCol="1" spcCol="0" rtlCol="0" fromWordArt="0" anchor="b" anchorCtr="0" forceAA="0" compatLnSpc="1">
+                            <a:prstTxWarp prst="textNoShape">
+                              <a:avLst/>
+                            </a:prstTxWarp>
+                            <a:spAutoFit/>
+                          </wps:bodyPr>
+                        </wps:wsp>
+                      </a:graphicData>
+                    </a:graphic>
+                    <wp14:sizeRelH relativeFrom="page">
+                      <wp14:pctWidth>0</wp14:pctWidth>
+                    </wp14:sizeRelH>
+                    <wp14:sizeRelV relativeFrom="margin">
+                      <wp14:pctHeight>0</wp14:pctHeight>
+                    </wp14:sizeRelV>
+                  </wp:anchor>
+                </w:drawing>
+              </mc:Choice>
+              <mc:Fallback>
+                <w:pict>
+                  <v:shape w14:anchorId="7190DBBC" id="Zone de texte 28" o:spid="_x0000_s1056" type="#_x0000_t202" style="position:absolute;margin-left:0;margin-top:0;width:254.7pt;height:28.8pt;z-index:251661312;visibility:visible;mso-wrap-style:square;mso-width-percent:0;mso-height-percent:0;mso-wrap-distance-left:9pt;mso-wrap-distance-top:0;mso-wrap-distance-right:9pt;mso-wrap-distance-bottom:0;mso-position-horizontal:center;mso-position-horizontal-relative:margin;mso-position-vertical:top;mso-position-vertical-relative:bottom-margin-area;mso-width-percent:0;mso-height-percent:0;mso-width-relative:page;mso-height-relative:margin;v-text-anchor:bottom" o:gfxdata="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" filled="f" stroked="f" strokeweight=".5pt">
+                    <v:textbox style="mso-fit-shape-to-text:t" inset="0,0,0,0">
+                      <w:txbxContent>
+                        <w:p>
+                          <w:pPr>
+                            <w:pStyle w:val="Sansinterligne"/>
+                            <w:jc w:val="center"/>
+                            <w:rPr>
+                              <w:color w:val="156082" w:themeColor="accent1"/>
+                              <w:sz w:val="26"/>
+                              <w:szCs w:val="26"/>
+                            </w:rPr>
+                          </w:pPr>
+                          <w:sdt>
+                            <w:sdtPr>
+                              <w:rPr>
+                                <w:color w:val="156082" w:themeColor="accent1"/>
+                                <w:sz w:val="26"/>
+                                <w:szCs w:val="26"/>
+                              </w:rPr>
+                              <w:alias w:val="Auteur"/>
+                              <w:tag w:val=""/>
+                              <w:id w:val="-2041584766"/>
+                              <w:dataBinding w:prefixMappings="xmlns:ns0='http://purl.org/dc/elements/1.1/' xmlns:ns1='http://schemas.openxmlformats.org/package/2006/metadata/core-properties' " w:xpath="/ns1:coreProperties[1]/ns0:creator[1]" w:storeItemID="{6C3C8BC8-F283-45AE-878A-BAB7291924A1}"/>
+                              <w:text/>
+                            </w:sdtPr>
+                            <w:sdtContent>
+                              <w:r>
+                                <w:rPr>
+                                  <w:color w:val="156082" w:themeColor="accent1"/>
+                                  <w:sz w:val="26"/>
+                                  <w:szCs w:val="26"/>
+                                </w:rPr>
+                                <w:t>William Gagné</w:t>
+                              </w:r>
+                              <w:r>
+                                <w:rPr>
+                                  <w:color w:val="156082" w:themeColor="accent1"/>
+                                  <w:sz w:val="26"/>
+                                  <w:szCs w:val="26"/>
+                                </w:rPr>
+                                <w:t>, Antoine Vanderbruggen, Lucas Paludetto, Aguibou Balde</w:t>
+                              </w:r>
+                            </w:sdtContent>
+                          </w:sdt>
+                        </w:p>
+                        <w:p>
+                          <w:pPr>
+                            <w:pStyle w:val="Sansinterligne"/>
+                            <w:jc w:val="center"/>
+                            <w:rPr>
+                              <w:color w:val="595959" w:themeColor="text1" w:themeTint="A6"/>
+                              <w:sz w:val="20"/>
+                              <w:szCs w:val="20"/>
+                            </w:rPr>
+                          </w:pPr>
+                          <w:sdt>
+                            <w:sdtPr>
+                              <w:rPr>
+                                <w:caps/>
+                                <w:color w:val="595959" w:themeColor="text1" w:themeTint="A6"/>
+                                <w:sz w:val="20"/>
+                                <w:szCs w:val="20"/>
+                              </w:rPr>
+                              <w:alias w:val="Société"/>
+                              <w:tag w:val=""/>
+                              <w:id w:val="1558814826"/>
+                              <w:dataBinding w:prefixMappings="xmlns:ns0='http://schemas.openxmlformats.org/officeDocument/2006/extended-properties' " w:xpath="/ns0:Properties[1]/ns0:Company[1]" w:storeItemID="{6668398D-A668-4E3E-A5EB-62B293D839F1}"/>
+                              <w:text/>
+                            </w:sdtPr>
+                            <w:sdtContent>
+                              <w:r>
+                                <w:rPr>
+                                  <w:caps/>
+                                  <w:color w:val="595959" w:themeColor="text1" w:themeTint="A6"/>
+                                  <w:sz w:val="20"/>
+                                  <w:szCs w:val="20"/>
+                                </w:rPr>
+                                <w:t>Cegep de chicoutimi</w:t>
+                              </w:r>
+                            </w:sdtContent>
+                          </w:sdt>
+                        </w:p>
+                        <w:p>
+                          <w:pPr>
+                            <w:pStyle w:val="Sansinterligne"/>
+                            <w:rPr>
+                              <w:color w:val="595959" w:themeColor="text1" w:themeTint="A6"/>
+                              <w:sz w:val="20"/>
+                              <w:szCs w:val="20"/>
+                            </w:rPr>
+                          </w:pPr>
+                        </w:p>
+                      </w:txbxContent>
+                    </v:textbox>
+                    <w10:wrap anchorx="margin" anchory="margin"/>
+                  </v:shape>
+                </w:pict>
+              </mc:Fallback>
+            </mc:AlternateContent>
+          </w:r>
           <w:r>
             <w:br w:type="page"/>
           </w:r>
@@ -4142,7 +4164,7 @@
               <w:rFonts w:eastAsiaTheme="minorEastAsia"/>
               <w:noProof/>
               <w:sz w:val="24"/>
-              <w:lang w:eastAsia="fr-CA"/>
+              <w:lang w:val="fr-BE" w:eastAsia="fr-BE"/>
             </w:rPr>
           </w:pPr>
           <w:r>
@@ -4154,7 +4176,7 @@
           <w:r>
             <w:fldChar w:fldCharType="separate"/>
           </w:r>
-          <w:hyperlink w:anchor="_Toc227542530" w:history="1">
+          <w:hyperlink w:anchor="_Toc240271553" w:history="1">
             <w:r>
               <w:rPr>
                 <w:rStyle w:val="Lienhypertexte"/>
@@ -4181,7 +4203,7 @@
                 <w:noProof/>
                 <w:webHidden/>
               </w:rPr>
-              <w:instrText xml:space="preserve"> PAGEREF _Toc227542530 \h </w:instrText>
+              <w:instrText xml:space="preserve"> PAGEREF _Toc240271553 \h </w:instrText>
             </w:r>
             <w:r>
               <w:rPr>
@@ -4201,7 +4223,7 @@
                 <w:noProof/>
                 <w:webHidden/>
               </w:rPr>
-              <w:t>3</w:t>
+              <w:t>2</w:t>
             </w:r>
             <w:r>
               <w:rPr>
@@ -4222,10 +4244,10 @@
               <w:rFonts w:eastAsiaTheme="minorEastAsia"/>
               <w:noProof/>
               <w:sz w:val="24"/>
-              <w:lang w:eastAsia="fr-CA"/>
+              <w:lang w:val="fr-BE" w:eastAsia="fr-BE"/>
             </w:rPr>
           </w:pPr>
-          <w:hyperlink w:anchor="_Toc227542531" w:history="1">
+          <w:hyperlink w:anchor="_Toc240271554" w:history="1">
             <w:r>
               <w:rPr>
                 <w:rStyle w:val="Lienhypertexte"/>
@@ -4252,7 +4274,7 @@
                 <w:noProof/>
                 <w:webHidden/>
               </w:rPr>
-              <w:instrText xml:space="preserve"> PAGEREF _Toc227542531 \h </w:instrText>
+              <w:instrText xml:space="preserve"> PAGEREF _Toc240271554 \h </w:instrText>
             </w:r>
             <w:r>
               <w:rPr>
@@ -4272,7 +4294,7 @@
                 <w:noProof/>
                 <w:webHidden/>
               </w:rPr>
-              <w:t>3</w:t>
+              <w:t>2</w:t>
             </w:r>
             <w:r>
               <w:rPr>
@@ -4293,10 +4315,10 @@
               <w:rFonts w:eastAsiaTheme="minorEastAsia"/>
               <w:noProof/>
               <w:sz w:val="24"/>
-              <w:lang w:eastAsia="fr-CA"/>
+              <w:lang w:val="fr-BE" w:eastAsia="fr-BE"/>
             </w:rPr>
           </w:pPr>
-          <w:hyperlink w:anchor="_Toc227542532" w:history="1">
+          <w:hyperlink w:anchor="_Toc240271555" w:history="1">
             <w:r>
               <w:rPr>
                 <w:rStyle w:val="Lienhypertexte"/>
@@ -4323,7 +4345,7 @@
                 <w:noProof/>
                 <w:webHidden/>
               </w:rPr>
-              <w:instrText xml:space="preserve"> PAGEREF _Toc227542532 \h </w:instrText>
+              <w:instrText xml:space="preserve"> PAGEREF _Toc240271555 \h </w:instrText>
             </w:r>
             <w:r>
               <w:rPr>
@@ -4343,7 +4365,7 @@
                 <w:noProof/>
                 <w:webHidden/>
               </w:rPr>
-              <w:t>3</w:t>
+              <w:t>2</w:t>
             </w:r>
             <w:r>
               <w:rPr>
@@ -4364,10 +4386,10 @@
               <w:rFonts w:eastAsiaTheme="minorEastAsia"/>
               <w:noProof/>
               <w:sz w:val="24"/>
-              <w:lang w:eastAsia="fr-CA"/>
+              <w:lang w:val="fr-BE" w:eastAsia="fr-BE"/>
             </w:rPr>
           </w:pPr>
-          <w:hyperlink w:anchor="_Toc227542533" w:history="1">
+          <w:hyperlink w:anchor="_Toc240271556" w:history="1">
             <w:r>
               <w:rPr>
                 <w:rStyle w:val="Lienhypertexte"/>
@@ -4394,7 +4416,7 @@
                 <w:noProof/>
                 <w:webHidden/>
               </w:rPr>
-              <w:instrText xml:space="preserve"> PAGEREF _Toc227542533 \h </w:instrText>
+              <w:instrText xml:space="preserve"> PAGEREF _Toc240271556 \h </w:instrText>
             </w:r>
             <w:r>
               <w:rPr>
@@ -4435,10 +4457,10 @@
               <w:rFonts w:eastAsiaTheme="minorEastAsia"/>
               <w:noProof/>
               <w:sz w:val="24"/>
-              <w:lang w:eastAsia="fr-CA"/>
+              <w:lang w:val="fr-BE" w:eastAsia="fr-BE"/>
             </w:rPr>
           </w:pPr>
-          <w:hyperlink w:anchor="_Toc227542534" w:history="1">
+          <w:hyperlink w:anchor="_Toc240271557" w:history="1">
             <w:r>
               <w:rPr>
                 <w:rStyle w:val="Lienhypertexte"/>
@@ -4465,7 +4487,7 @@
                 <w:noProof/>
                 <w:webHidden/>
               </w:rPr>
-              <w:instrText xml:space="preserve"> PAGEREF _Toc227542534 \h </w:instrText>
+              <w:instrText xml:space="preserve"> PAGEREF _Toc240271557 \h </w:instrText>
             </w:r>
             <w:r>
               <w:rPr>
@@ -4506,10 +4528,10 @@
               <w:rFonts w:eastAsiaTheme="minorEastAsia"/>
               <w:noProof/>
               <w:sz w:val="24"/>
-              <w:lang w:eastAsia="fr-CA"/>
+              <w:lang w:val="fr-BE" w:eastAsia="fr-BE"/>
             </w:rPr>
           </w:pPr>
-          <w:hyperlink w:anchor="_Toc227542535" w:history="1">
+          <w:hyperlink w:anchor="_Toc240271558" w:history="1">
             <w:r>
               <w:rPr>
                 <w:rStyle w:val="Lienhypertexte"/>
@@ -4536,7 +4558,7 @@
                 <w:noProof/>
                 <w:webHidden/>
               </w:rPr>
-              <w:instrText xml:space="preserve"> PAGEREF _Toc227542535 \h </w:instrText>
+              <w:instrText xml:space="preserve"> PAGEREF _Toc240271558 \h </w:instrText>
             </w:r>
             <w:r>
               <w:rPr>
@@ -4556,7 +4578,7 @@
                 <w:noProof/>
                 <w:webHidden/>
               </w:rPr>
-              <w:t>4</w:t>
+              <w:t>3</w:t>
             </w:r>
             <w:r>
               <w:rPr>
@@ -4577,10 +4599,10 @@
               <w:rFonts w:eastAsiaTheme="minorEastAsia"/>
               <w:noProof/>
               <w:sz w:val="24"/>
-              <w:lang w:eastAsia="fr-CA"/>
+              <w:lang w:val="fr-BE" w:eastAsia="fr-BE"/>
             </w:rPr>
           </w:pPr>
-          <w:hyperlink w:anchor="_Toc227542536" w:history="1">
+          <w:hyperlink w:anchor="_Toc240271559" w:history="1">
             <w:r>
               <w:rPr>
                 <w:rStyle w:val="Lienhypertexte"/>
@@ -4607,7 +4629,7 @@
                 <w:noProof/>
                 <w:webHidden/>
               </w:rPr>
-              <w:instrText xml:space="preserve"> PAGEREF _Toc227542536 \h </w:instrText>
+              <w:instrText xml:space="preserve"> PAGEREF _Toc240271559 \h </w:instrText>
             </w:r>
             <w:r>
               <w:rPr>
@@ -4648,10 +4670,10 @@
               <w:rFonts w:eastAsiaTheme="minorEastAsia"/>
               <w:noProof/>
               <w:sz w:val="24"/>
-              <w:lang w:eastAsia="fr-CA"/>
+              <w:lang w:val="fr-BE" w:eastAsia="fr-BE"/>
             </w:rPr>
           </w:pPr>
-          <w:hyperlink w:anchor="_Toc227542537" w:history="1">
+          <w:hyperlink w:anchor="_Toc240271560" w:history="1">
             <w:r>
               <w:rPr>
                 <w:rStyle w:val="Lienhypertexte"/>
@@ -4678,7 +4700,7 @@
                 <w:noProof/>
                 <w:webHidden/>
               </w:rPr>
-              <w:instrText xml:space="preserve"> PAGEREF _Toc227542537 \h </w:instrText>
+              <w:instrText xml:space="preserve"> PAGEREF _Toc240271560 \h </w:instrText>
             </w:r>
             <w:r>
               <w:rPr>
@@ -4719,10 +4741,10 @@
               <w:rFonts w:eastAsiaTheme="minorEastAsia"/>
               <w:noProof/>
               <w:sz w:val="24"/>
-              <w:lang w:eastAsia="fr-CA"/>
+              <w:lang w:val="fr-BE" w:eastAsia="fr-BE"/>
             </w:rPr>
           </w:pPr>
-          <w:hyperlink w:anchor="_Toc227542538" w:history="1">
+          <w:hyperlink w:anchor="_Toc240271561" w:history="1">
             <w:r>
               <w:rPr>
                 <w:rStyle w:val="Lienhypertexte"/>
@@ -4749,7 +4771,7 @@
                 <w:noProof/>
                 <w:webHidden/>
               </w:rPr>
-              <w:instrText xml:space="preserve"> PAGEREF _Toc227542538 \h </w:instrText>
+              <w:instrText xml:space="preserve"> PAGEREF _Toc240271561 \h </w:instrText>
             </w:r>
             <w:r>
               <w:rPr>
@@ -4790,10 +4812,10 @@
               <w:rFonts w:eastAsiaTheme="minorEastAsia"/>
               <w:noProof/>
               <w:sz w:val="24"/>
-              <w:lang w:eastAsia="fr-CA"/>
+              <w:lang w:val="fr-BE" w:eastAsia="fr-BE"/>
             </w:rPr>
           </w:pPr>
-          <w:hyperlink w:anchor="_Toc227542539" w:history="1">
+          <w:hyperlink w:anchor="_Toc240271562" w:history="1">
             <w:r>
               <w:rPr>
                 <w:rStyle w:val="Lienhypertexte"/>
@@ -4820,7 +4842,7 @@
                 <w:noProof/>
                 <w:webHidden/>
               </w:rPr>
-              <w:instrText xml:space="preserve"> PAGEREF _Toc227542539 \h </w:instrText>
+              <w:instrText xml:space="preserve"> PAGEREF _Toc240271562 \h </w:instrText>
             </w:r>
             <w:r>
               <w:rPr>
@@ -4840,7 +4862,7 @@
                 <w:noProof/>
                 <w:webHidden/>
               </w:rPr>
-              <w:t>5</w:t>
+              <w:t>4</w:t>
             </w:r>
             <w:r>
               <w:rPr>
@@ -4861,10 +4883,10 @@
               <w:rFonts w:eastAsiaTheme="minorEastAsia"/>
               <w:noProof/>
               <w:sz w:val="24"/>
-              <w:lang w:eastAsia="fr-CA"/>
+              <w:lang w:val="fr-BE" w:eastAsia="fr-BE"/>
             </w:rPr>
           </w:pPr>
-          <w:hyperlink w:anchor="_Toc227542540" w:history="1">
+          <w:hyperlink w:anchor="_Toc240271563" w:history="1">
             <w:r>
               <w:rPr>
                 <w:rStyle w:val="Lienhypertexte"/>
@@ -4891,7 +4913,7 @@
                 <w:noProof/>
                 <w:webHidden/>
               </w:rPr>
-              <w:instrText xml:space="preserve"> PAGEREF _Toc227542540 \h </w:instrText>
+              <w:instrText xml:space="preserve"> PAGEREF _Toc240271563 \h </w:instrText>
             </w:r>
             <w:r>
               <w:rPr>
@@ -4932,10 +4954,10 @@
               <w:rFonts w:eastAsiaTheme="minorEastAsia"/>
               <w:noProof/>
               <w:sz w:val="24"/>
-              <w:lang w:eastAsia="fr-CA"/>
+              <w:lang w:val="fr-BE" w:eastAsia="fr-BE"/>
             </w:rPr>
           </w:pPr>
-          <w:hyperlink w:anchor="_Toc227542541" w:history="1">
+          <w:hyperlink w:anchor="_Toc240271564" w:history="1">
             <w:r>
               <w:rPr>
                 <w:rStyle w:val="Lienhypertexte"/>
@@ -4962,7 +4984,7 @@
                 <w:noProof/>
                 <w:webHidden/>
               </w:rPr>
-              <w:instrText xml:space="preserve"> PAGEREF _Toc227542541 \h </w:instrText>
+              <w:instrText xml:space="preserve"> PAGEREF _Toc240271564 \h </w:instrText>
             </w:r>
             <w:r>
               <w:rPr>
@@ -4982,7 +5004,7 @@
                 <w:noProof/>
                 <w:webHidden/>
               </w:rPr>
-              <w:t>6</w:t>
+              <w:t>5</w:t>
             </w:r>
             <w:r>
               <w:rPr>
@@ -5003,10 +5025,10 @@
               <w:rFonts w:eastAsiaTheme="minorEastAsia"/>
               <w:noProof/>
               <w:sz w:val="24"/>
-              <w:lang w:eastAsia="fr-CA"/>
+              <w:lang w:val="fr-BE" w:eastAsia="fr-BE"/>
             </w:rPr>
           </w:pPr>
-          <w:hyperlink w:anchor="_Toc227542542" w:history="1">
+          <w:hyperlink w:anchor="_Toc240271565" w:history="1">
             <w:r>
               <w:rPr>
                 <w:rStyle w:val="Lienhypertexte"/>
@@ -5033,7 +5055,7 @@
                 <w:noProof/>
                 <w:webHidden/>
               </w:rPr>
-              <w:instrText xml:space="preserve"> PAGEREF _Toc227542542 \h </w:instrText>
+              <w:instrText xml:space="preserve"> PAGEREF _Toc240271565 \h </w:instrText>
             </w:r>
             <w:r>
               <w:rPr>
@@ -5074,16 +5096,16 @@
               <w:rFonts w:eastAsiaTheme="minorEastAsia"/>
               <w:noProof/>
               <w:sz w:val="24"/>
-              <w:lang w:eastAsia="fr-CA"/>
+              <w:lang w:val="fr-BE" w:eastAsia="fr-BE"/>
             </w:rPr>
           </w:pPr>
-          <w:hyperlink w:anchor="_Toc227542543" w:history="1">
+          <w:hyperlink w:anchor="_Toc240271566" w:history="1">
             <w:r>
               <w:rPr>
                 <w:rStyle w:val="Lienhypertexte"/>
                 <w:noProof/>
               </w:rPr>
-              <w:t>3.Conception détaillée – maquette interface</w:t>
+              <w:t>3.Conception détaillée – Diagramme de classe</w:t>
             </w:r>
             <w:r>
               <w:rPr>
@@ -5104,7 +5126,7 @@
                 <w:noProof/>
                 <w:webHidden/>
               </w:rPr>
-              <w:instrText xml:space="preserve"> PAGEREF _Toc227542543 \h </w:instrText>
+              <w:instrText xml:space="preserve"> PAGEREF _Toc240271566 \h </w:instrText>
             </w:r>
             <w:r>
               <w:rPr>
@@ -5145,16 +5167,16 @@
               <w:rFonts w:eastAsiaTheme="minorEastAsia"/>
               <w:noProof/>
               <w:sz w:val="24"/>
-              <w:lang w:eastAsia="fr-CA"/>
+              <w:lang w:val="fr-BE" w:eastAsia="fr-BE"/>
             </w:rPr>
           </w:pPr>
-          <w:hyperlink w:anchor="_Toc227542544" w:history="1">
+          <w:hyperlink w:anchor="_Toc240271567" w:history="1">
             <w:r>
               <w:rPr>
                 <w:rStyle w:val="Lienhypertexte"/>
                 <w:noProof/>
               </w:rPr>
-              <w:t>Écran de c onnexion et de création d’utilisateur</w:t>
+              <w:t>Utilisateur</w:t>
             </w:r>
             <w:r>
               <w:rPr>
@@ -5175,7 +5197,7 @@
                 <w:noProof/>
                 <w:webHidden/>
               </w:rPr>
-              <w:instrText xml:space="preserve"> PAGEREF _Toc227542544 \h </w:instrText>
+              <w:instrText xml:space="preserve"> PAGEREF _Toc240271567 \h </w:instrText>
             </w:r>
             <w:r>
               <w:rPr>
@@ -5196,148 +5218,6 @@
                 <w:webHidden/>
               </w:rPr>
               <w:t>7</w:t>
-            </w:r>
-            <w:r>
-              <w:rPr>
-                <w:noProof/>
-                <w:webHidden/>
-              </w:rPr>
-              <w:fldChar w:fldCharType="end"/>
-            </w:r>
-          </w:hyperlink>
-        </w:p>
-        <w:p>
-          <w:pPr>
-            <w:pStyle w:val="TM3"/>
-            <w:tabs>
-              <w:tab w:val="right" w:leader="dot" w:pos="8630"/>
-            </w:tabs>
-            <w:rPr>
-              <w:rFonts w:eastAsiaTheme="minorEastAsia"/>
-              <w:noProof/>
-              <w:sz w:val="24"/>
-              <w:lang w:eastAsia="fr-CA"/>
-            </w:rPr>
-          </w:pPr>
-          <w:hyperlink w:anchor="_Toc227542545" w:history="1">
-            <w:r>
-              <w:rPr>
-                <w:rStyle w:val="Lienhypertexte"/>
-                <w:noProof/>
-              </w:rPr>
-              <w:t>Connexion</w:t>
-            </w:r>
-            <w:r>
-              <w:rPr>
-                <w:noProof/>
-                <w:webHidden/>
-              </w:rPr>
-              <w:tab/>
-            </w:r>
-            <w:r>
-              <w:rPr>
-                <w:noProof/>
-                <w:webHidden/>
-              </w:rPr>
-              <w:fldChar w:fldCharType="begin"/>
-            </w:r>
-            <w:r>
-              <w:rPr>
-                <w:noProof/>
-                <w:webHidden/>
-              </w:rPr>
-              <w:instrText xml:space="preserve"> PAGEREF _Toc227542545 \h </w:instrText>
-            </w:r>
-            <w:r>
-              <w:rPr>
-                <w:noProof/>
-                <w:webHidden/>
-              </w:rPr>
-            </w:r>
-            <w:r>
-              <w:rPr>
-                <w:noProof/>
-                <w:webHidden/>
-              </w:rPr>
-              <w:fldChar w:fldCharType="separate"/>
-            </w:r>
-            <w:r>
-              <w:rPr>
-                <w:noProof/>
-                <w:webHidden/>
-              </w:rPr>
-              <w:t>7</w:t>
-            </w:r>
-            <w:r>
-              <w:rPr>
-                <w:noProof/>
-                <w:webHidden/>
-              </w:rPr>
-              <w:fldChar w:fldCharType="end"/>
-            </w:r>
-          </w:hyperlink>
-        </w:p>
-        <w:p>
-          <w:pPr>
-            <w:pStyle w:val="TM3"/>
-            <w:tabs>
-              <w:tab w:val="right" w:leader="dot" w:pos="8630"/>
-            </w:tabs>
-            <w:rPr>
-              <w:rFonts w:eastAsiaTheme="minorEastAsia"/>
-              <w:noProof/>
-              <w:sz w:val="24"/>
-              <w:lang w:eastAsia="fr-CA"/>
-            </w:rPr>
-          </w:pPr>
-          <w:hyperlink w:anchor="_Toc227542546" w:history="1">
-            <w:r>
-              <w:rPr>
-                <w:rStyle w:val="Lienhypertexte"/>
-                <w:noProof/>
-              </w:rPr>
-              <w:t>Création d’utilisateur</w:t>
-            </w:r>
-            <w:r>
-              <w:rPr>
-                <w:noProof/>
-                <w:webHidden/>
-              </w:rPr>
-              <w:tab/>
-            </w:r>
-            <w:r>
-              <w:rPr>
-                <w:noProof/>
-                <w:webHidden/>
-              </w:rPr>
-              <w:fldChar w:fldCharType="begin"/>
-            </w:r>
-            <w:r>
-              <w:rPr>
-                <w:noProof/>
-                <w:webHidden/>
-              </w:rPr>
-              <w:instrText xml:space="preserve"> PAGEREF _Toc227542546 \h </w:instrText>
-            </w:r>
-            <w:r>
-              <w:rPr>
-                <w:noProof/>
-                <w:webHidden/>
-              </w:rPr>
-            </w:r>
-            <w:r>
-              <w:rPr>
-                <w:noProof/>
-                <w:webHidden/>
-              </w:rPr>
-              <w:fldChar w:fldCharType="separate"/>
-            </w:r>
-            <w:r>
-              <w:rPr>
-                <w:noProof/>
-                <w:webHidden/>
-              </w:rPr>
-              <w:t>8</w:t>
             </w:r>
             <w:r>
               <w:rPr>
@@ -5358,16 +5238,16 @@
               <w:rFonts w:eastAsiaTheme="minorEastAsia"/>
               <w:noProof/>
               <w:sz w:val="24"/>
-              <w:lang w:eastAsia="fr-CA"/>
+              <w:lang w:val="fr-BE" w:eastAsia="fr-BE"/>
             </w:rPr>
           </w:pPr>
-          <w:hyperlink w:anchor="_Toc227542547" w:history="1">
+          <w:hyperlink w:anchor="_Toc240271568" w:history="1">
             <w:r>
               <w:rPr>
                 <w:rStyle w:val="Lienhypertexte"/>
                 <w:noProof/>
               </w:rPr>
-              <w:t>Création de partie</w:t>
+              <w:t>Partie</w:t>
             </w:r>
             <w:r>
               <w:rPr>
@@ -5388,7 +5268,7 @@
                 <w:noProof/>
                 <w:webHidden/>
               </w:rPr>
-              <w:instrText xml:space="preserve"> PAGEREF _Toc227542547 \h </w:instrText>
+              <w:instrText xml:space="preserve"> PAGEREF _Toc240271568 \h </w:instrText>
             </w:r>
             <w:r>
               <w:rPr>
@@ -5408,7 +5288,7 @@
                 <w:noProof/>
                 <w:webHidden/>
               </w:rPr>
-              <w:t>9</w:t>
+              <w:t>7</w:t>
             </w:r>
             <w:r>
               <w:rPr>
@@ -5429,16 +5309,16 @@
               <w:rFonts w:eastAsiaTheme="minorEastAsia"/>
               <w:noProof/>
               <w:sz w:val="24"/>
-              <w:lang w:eastAsia="fr-CA"/>
+              <w:lang w:val="fr-BE" w:eastAsia="fr-BE"/>
             </w:rPr>
           </w:pPr>
-          <w:hyperlink w:anchor="_Toc227542548" w:history="1">
+          <w:hyperlink w:anchor="_Toc240271569" w:history="1">
             <w:r>
               <w:rPr>
                 <w:rStyle w:val="Lienhypertexte"/>
                 <w:noProof/>
               </w:rPr>
-              <w:t>PauseView</w:t>
+              <w:t>Plateau</w:t>
             </w:r>
             <w:r>
               <w:rPr>
@@ -5459,7 +5339,7 @@
                 <w:noProof/>
                 <w:webHidden/>
               </w:rPr>
-              <w:instrText xml:space="preserve"> PAGEREF _Toc227542548 \h </w:instrText>
+              <w:instrText xml:space="preserve"> PAGEREF _Toc240271569 \h </w:instrText>
             </w:r>
             <w:r>
               <w:rPr>
@@ -5479,7 +5359,7 @@
                 <w:noProof/>
                 <w:webHidden/>
               </w:rPr>
-              <w:t>10</w:t>
+              <w:t>7</w:t>
             </w:r>
             <w:r>
               <w:rPr>
@@ -5500,16 +5380,16 @@
               <w:rFonts w:eastAsiaTheme="minorEastAsia"/>
               <w:noProof/>
               <w:sz w:val="24"/>
-              <w:lang w:eastAsia="fr-CA"/>
+              <w:lang w:val="fr-BE" w:eastAsia="fr-BE"/>
             </w:rPr>
           </w:pPr>
-          <w:hyperlink w:anchor="_Toc227542549" w:history="1">
+          <w:hyperlink w:anchor="_Toc240271570" w:history="1">
             <w:r>
               <w:rPr>
                 <w:rStyle w:val="Lienhypertexte"/>
                 <w:noProof/>
               </w:rPr>
-              <w:t>Partie</w:t>
+              <w:t>Intersection</w:t>
             </w:r>
             <w:r>
               <w:rPr>
@@ -5530,7 +5410,7 @@
                 <w:noProof/>
                 <w:webHidden/>
               </w:rPr>
-              <w:instrText xml:space="preserve"> PAGEREF _Toc227542549 \h </w:instrText>
+              <w:instrText xml:space="preserve"> PAGEREF _Toc240271570 \h </w:instrText>
             </w:r>
             <w:r>
               <w:rPr>
@@ -5550,7 +5430,7 @@
                 <w:noProof/>
                 <w:webHidden/>
               </w:rPr>
-              <w:t>11</w:t>
+              <w:t>8</w:t>
             </w:r>
             <w:r>
               <w:rPr>
@@ -5571,16 +5451,16 @@
               <w:rFonts w:eastAsiaTheme="minorEastAsia"/>
               <w:noProof/>
               <w:sz w:val="24"/>
-              <w:lang w:eastAsia="fr-CA"/>
+              <w:lang w:val="fr-BE" w:eastAsia="fr-BE"/>
             </w:rPr>
           </w:pPr>
-          <w:hyperlink w:anchor="_Toc227542550" w:history="1">
+          <w:hyperlink w:anchor="_Toc240271571" w:history="1">
             <w:r>
               <w:rPr>
                 <w:rStyle w:val="Lienhypertexte"/>
                 <w:noProof/>
               </w:rPr>
-              <w:t>Fin de partie</w:t>
+              <w:t>Pierre</w:t>
             </w:r>
             <w:r>
               <w:rPr>
@@ -5601,7 +5481,7 @@
                 <w:noProof/>
                 <w:webHidden/>
               </w:rPr>
-              <w:instrText xml:space="preserve"> PAGEREF _Toc227542550 \h </w:instrText>
+              <w:instrText xml:space="preserve"> PAGEREF _Toc240271571 \h </w:instrText>
             </w:r>
             <w:r>
               <w:rPr>
@@ -5621,7 +5501,291 @@
                 <w:noProof/>
                 <w:webHidden/>
               </w:rPr>
-              <w:t>12</w:t>
+              <w:t>8</w:t>
+            </w:r>
+            <w:r>
+              <w:rPr>
+                <w:noProof/>
+                <w:webHidden/>
+              </w:rPr>
+              <w:fldChar w:fldCharType="end"/>
+            </w:r>
+          </w:hyperlink>
+        </w:p>
+        <w:p>
+          <w:pPr>
+            <w:pStyle w:val="TM2"/>
+            <w:tabs>
+              <w:tab w:val="right" w:leader="dot" w:pos="8630"/>
+            </w:tabs>
+            <w:rPr>
+              <w:rFonts w:eastAsiaTheme="minorEastAsia"/>
+              <w:noProof/>
+              <w:sz w:val="24"/>
+              <w:lang w:val="fr-BE" w:eastAsia="fr-BE"/>
+            </w:rPr>
+          </w:pPr>
+          <w:hyperlink w:anchor="_Toc240271572" w:history="1">
+            <w:r>
+              <w:rPr>
+                <w:rStyle w:val="Lienhypertexte"/>
+                <w:noProof/>
+              </w:rPr>
+              <w:t>Coup</w:t>
+            </w:r>
+            <w:r>
+              <w:rPr>
+                <w:noProof/>
+                <w:webHidden/>
+              </w:rPr>
+              <w:tab/>
+            </w:r>
+            <w:r>
+              <w:rPr>
+                <w:noProof/>
+                <w:webHidden/>
+              </w:rPr>
+              <w:fldChar w:fldCharType="begin"/>
+            </w:r>
+            <w:r>
+              <w:rPr>
+                <w:noProof/>
+                <w:webHidden/>
+              </w:rPr>
+              <w:instrText xml:space="preserve"> PAGEREF _Toc240271572 \h </w:instrText>
+            </w:r>
+            <w:r>
+              <w:rPr>
+                <w:noProof/>
+                <w:webHidden/>
+              </w:rPr>
+            </w:r>
+            <w:r>
+              <w:rPr>
+                <w:noProof/>
+                <w:webHidden/>
+              </w:rPr>
+              <w:fldChar w:fldCharType="separate"/>
+            </w:r>
+            <w:r>
+              <w:rPr>
+                <w:noProof/>
+                <w:webHidden/>
+              </w:rPr>
+              <w:t>8</w:t>
+            </w:r>
+            <w:r>
+              <w:rPr>
+                <w:noProof/>
+                <w:webHidden/>
+              </w:rPr>
+              <w:fldChar w:fldCharType="end"/>
+            </w:r>
+          </w:hyperlink>
+        </w:p>
+        <w:p>
+          <w:pPr>
+            <w:pStyle w:val="TM2"/>
+            <w:tabs>
+              <w:tab w:val="right" w:leader="dot" w:pos="8630"/>
+            </w:tabs>
+            <w:rPr>
+              <w:rFonts w:eastAsiaTheme="minorEastAsia"/>
+              <w:noProof/>
+              <w:sz w:val="24"/>
+              <w:lang w:val="fr-BE" w:eastAsia="fr-BE"/>
+            </w:rPr>
+          </w:pPr>
+          <w:hyperlink w:anchor="_Toc240271573" w:history="1">
+            <w:r>
+              <w:rPr>
+                <w:rStyle w:val="Lienhypertexte"/>
+                <w:noProof/>
+              </w:rPr>
+              <w:t>Groupe</w:t>
+            </w:r>
+            <w:r>
+              <w:rPr>
+                <w:noProof/>
+                <w:webHidden/>
+              </w:rPr>
+              <w:tab/>
+            </w:r>
+            <w:r>
+              <w:rPr>
+                <w:noProof/>
+                <w:webHidden/>
+              </w:rPr>
+              <w:fldChar w:fldCharType="begin"/>
+            </w:r>
+            <w:r>
+              <w:rPr>
+                <w:noProof/>
+                <w:webHidden/>
+              </w:rPr>
+              <w:instrText xml:space="preserve"> PAGEREF _Toc240271573 \h </w:instrText>
+            </w:r>
+            <w:r>
+              <w:rPr>
+                <w:noProof/>
+                <w:webHidden/>
+              </w:rPr>
+            </w:r>
+            <w:r>
+              <w:rPr>
+                <w:noProof/>
+                <w:webHidden/>
+              </w:rPr>
+              <w:fldChar w:fldCharType="separate"/>
+            </w:r>
+            <w:r>
+              <w:rPr>
+                <w:noProof/>
+                <w:webHidden/>
+              </w:rPr>
+              <w:t>8</w:t>
+            </w:r>
+            <w:r>
+              <w:rPr>
+                <w:noProof/>
+                <w:webHidden/>
+              </w:rPr>
+              <w:fldChar w:fldCharType="end"/>
+            </w:r>
+          </w:hyperlink>
+        </w:p>
+        <w:p>
+          <w:pPr>
+            <w:pStyle w:val="TM2"/>
+            <w:tabs>
+              <w:tab w:val="right" w:leader="dot" w:pos="8630"/>
+            </w:tabs>
+            <w:rPr>
+              <w:rFonts w:eastAsiaTheme="minorEastAsia"/>
+              <w:noProof/>
+              <w:sz w:val="24"/>
+              <w:lang w:val="fr-BE" w:eastAsia="fr-BE"/>
+            </w:rPr>
+          </w:pPr>
+          <w:hyperlink w:anchor="_Toc240271574" w:history="1">
+            <w:r>
+              <w:rPr>
+                <w:rStyle w:val="Lienhypertexte"/>
+                <w:noProof/>
+              </w:rPr>
+              <w:t>JournalPartie</w:t>
+            </w:r>
+            <w:r>
+              <w:rPr>
+                <w:noProof/>
+                <w:webHidden/>
+              </w:rPr>
+              <w:tab/>
+            </w:r>
+            <w:r>
+              <w:rPr>
+                <w:noProof/>
+                <w:webHidden/>
+              </w:rPr>
+              <w:fldChar w:fldCharType="begin"/>
+            </w:r>
+            <w:r>
+              <w:rPr>
+                <w:noProof/>
+                <w:webHidden/>
+              </w:rPr>
+              <w:instrText xml:space="preserve"> PAGEREF _Toc240271574 \h </w:instrText>
+            </w:r>
+            <w:r>
+              <w:rPr>
+                <w:noProof/>
+                <w:webHidden/>
+              </w:rPr>
+            </w:r>
+            <w:r>
+              <w:rPr>
+                <w:noProof/>
+                <w:webHidden/>
+              </w:rPr>
+              <w:fldChar w:fldCharType="separate"/>
+            </w:r>
+            <w:r>
+              <w:rPr>
+                <w:noProof/>
+                <w:webHidden/>
+              </w:rPr>
+              <w:t>8</w:t>
+            </w:r>
+            <w:r>
+              <w:rPr>
+                <w:noProof/>
+                <w:webHidden/>
+              </w:rPr>
+              <w:fldChar w:fldCharType="end"/>
+            </w:r>
+          </w:hyperlink>
+        </w:p>
+        <w:p>
+          <w:pPr>
+            <w:pStyle w:val="TM2"/>
+            <w:tabs>
+              <w:tab w:val="right" w:leader="dot" w:pos="8630"/>
+            </w:tabs>
+            <w:rPr>
+              <w:rFonts w:eastAsiaTheme="minorEastAsia"/>
+              <w:noProof/>
+              <w:sz w:val="24"/>
+              <w:lang w:val="fr-BE" w:eastAsia="fr-BE"/>
+            </w:rPr>
+          </w:pPr>
+          <w:hyperlink w:anchor="_Toc240271575" w:history="1">
+            <w:r>
+              <w:rPr>
+                <w:rStyle w:val="Lienhypertexte"/>
+                <w:noProof/>
+              </w:rPr>
+              <w:t>Config</w:t>
+            </w:r>
+            <w:r>
+              <w:rPr>
+                <w:noProof/>
+                <w:webHidden/>
+              </w:rPr>
+              <w:tab/>
+            </w:r>
+            <w:r>
+              <w:rPr>
+                <w:noProof/>
+                <w:webHidden/>
+              </w:rPr>
+              <w:fldChar w:fldCharType="begin"/>
+            </w:r>
+            <w:r>
+              <w:rPr>
+                <w:noProof/>
+                <w:webHidden/>
+              </w:rPr>
+              <w:instrText xml:space="preserve"> PAGEREF _Toc240271575 \h </w:instrText>
+            </w:r>
+            <w:r>
+              <w:rPr>
+                <w:noProof/>
+                <w:webHidden/>
+              </w:rPr>
+            </w:r>
+            <w:r>
+              <w:rPr>
+                <w:noProof/>
+                <w:webHidden/>
+              </w:rPr>
+              <w:fldChar w:fldCharType="separate"/>
+            </w:r>
+            <w:r>
+              <w:rPr>
+                <w:noProof/>
+                <w:webHidden/>
+              </w:rPr>
+              <w:t>8</w:t>
             </w:r>
             <w:r>
               <w:rPr>
@@ -5642,16 +5806,16 @@
               <w:rFonts w:eastAsiaTheme="minorEastAsia"/>
               <w:noProof/>
               <w:sz w:val="24"/>
-              <w:lang w:eastAsia="fr-CA"/>
+              <w:lang w:val="fr-BE" w:eastAsia="fr-BE"/>
             </w:rPr>
           </w:pPr>
-          <w:hyperlink w:anchor="_Toc227542551" w:history="1">
+          <w:hyperlink w:anchor="_Toc240271576" w:history="1">
             <w:r>
               <w:rPr>
                 <w:rStyle w:val="Lienhypertexte"/>
                 <w:noProof/>
               </w:rPr>
-              <w:t>4.Conception détaillée – Diagramme de classe</w:t>
+              <w:t>4.Conception détaillée – Diagramme de cas d’utilisation</w:t>
             </w:r>
             <w:r>
               <w:rPr>
@@ -5672,7 +5836,7 @@
                 <w:noProof/>
                 <w:webHidden/>
               </w:rPr>
-              <w:instrText xml:space="preserve"> PAGEREF _Toc227542551 \h </w:instrText>
+              <w:instrText xml:space="preserve"> PAGEREF _Toc240271576 \h </w:instrText>
             </w:r>
             <w:r>
               <w:rPr>
@@ -5692,646 +5856,7 @@
                 <w:noProof/>
                 <w:webHidden/>
               </w:rPr>
-              <w:t>13</w:t>
-            </w:r>
-            <w:r>
-              <w:rPr>
-                <w:noProof/>
-                <w:webHidden/>
-              </w:rPr>
-              <w:fldChar w:fldCharType="end"/>
-            </w:r>
-          </w:hyperlink>
-        </w:p>
-        <w:p>
-          <w:pPr>
-            <w:pStyle w:val="TM2"/>
-            <w:tabs>
-              <w:tab w:val="right" w:leader="dot" w:pos="8630"/>
-            </w:tabs>
-            <w:rPr>
-              <w:rFonts w:eastAsiaTheme="minorEastAsia"/>
-              <w:noProof/>
-              <w:sz w:val="24"/>
-              <w:lang w:eastAsia="fr-CA"/>
-            </w:rPr>
-          </w:pPr>
-          <w:hyperlink w:anchor="_Toc227542552" w:history="1">
-            <w:r>
-              <w:rPr>
-                <w:rStyle w:val="Lienhypertexte"/>
-                <w:noProof/>
-              </w:rPr>
-              <w:t>Utilisateur</w:t>
-            </w:r>
-            <w:r>
-              <w:rPr>
-                <w:noProof/>
-                <w:webHidden/>
-              </w:rPr>
-              <w:tab/>
-            </w:r>
-            <w:r>
-              <w:rPr>
-                <w:noProof/>
-                <w:webHidden/>
-              </w:rPr>
-              <w:fldChar w:fldCharType="begin"/>
-            </w:r>
-            <w:r>
-              <w:rPr>
-                <w:noProof/>
-                <w:webHidden/>
-              </w:rPr>
-              <w:instrText xml:space="preserve"> PAGEREF _Toc227542552 \h </w:instrText>
-            </w:r>
-            <w:r>
-              <w:rPr>
-                <w:noProof/>
-                <w:webHidden/>
-              </w:rPr>
-            </w:r>
-            <w:r>
-              <w:rPr>
-                <w:noProof/>
-                <w:webHidden/>
-              </w:rPr>
-              <w:fldChar w:fldCharType="separate"/>
-            </w:r>
-            <w:r>
-              <w:rPr>
-                <w:noProof/>
-                <w:webHidden/>
-              </w:rPr>
-              <w:t>13</w:t>
-            </w:r>
-            <w:r>
-              <w:rPr>
-                <w:noProof/>
-                <w:webHidden/>
-              </w:rPr>
-              <w:fldChar w:fldCharType="end"/>
-            </w:r>
-          </w:hyperlink>
-        </w:p>
-        <w:p>
-          <w:pPr>
-            <w:pStyle w:val="TM2"/>
-            <w:tabs>
-              <w:tab w:val="right" w:leader="dot" w:pos="8630"/>
-            </w:tabs>
-            <w:rPr>
-              <w:rFonts w:eastAsiaTheme="minorEastAsia"/>
-              <w:noProof/>
-              <w:sz w:val="24"/>
-              <w:lang w:eastAsia="fr-CA"/>
-            </w:rPr>
-          </w:pPr>
-          <w:hyperlink w:anchor="_Toc227542553" w:history="1">
-            <w:r>
-              <w:rPr>
-                <w:rStyle w:val="Lienhypertexte"/>
-                <w:noProof/>
-              </w:rPr>
-              <w:t>Partie</w:t>
-            </w:r>
-            <w:r>
-              <w:rPr>
-                <w:noProof/>
-                <w:webHidden/>
-              </w:rPr>
-              <w:tab/>
-            </w:r>
-            <w:r>
-              <w:rPr>
-                <w:noProof/>
-                <w:webHidden/>
-              </w:rPr>
-              <w:fldChar w:fldCharType="begin"/>
-            </w:r>
-            <w:r>
-              <w:rPr>
-                <w:noProof/>
-                <w:webHidden/>
-              </w:rPr>
-              <w:instrText xml:space="preserve"> PAGEREF _Toc227542553 \h </w:instrText>
-            </w:r>
-            <w:r>
-              <w:rPr>
-                <w:noProof/>
-                <w:webHidden/>
-              </w:rPr>
-            </w:r>
-            <w:r>
-              <w:rPr>
-                <w:noProof/>
-                <w:webHidden/>
-              </w:rPr>
-              <w:fldChar w:fldCharType="separate"/>
-            </w:r>
-            <w:r>
-              <w:rPr>
-                <w:noProof/>
-                <w:webHidden/>
-              </w:rPr>
-              <w:t>13</w:t>
-            </w:r>
-            <w:r>
-              <w:rPr>
-                <w:noProof/>
-                <w:webHidden/>
-              </w:rPr>
-              <w:fldChar w:fldCharType="end"/>
-            </w:r>
-          </w:hyperlink>
-        </w:p>
-        <w:p>
-          <w:pPr>
-            <w:pStyle w:val="TM2"/>
-            <w:tabs>
-              <w:tab w:val="right" w:leader="dot" w:pos="8630"/>
-            </w:tabs>
-            <w:rPr>
-              <w:rFonts w:eastAsiaTheme="minorEastAsia"/>
-              <w:noProof/>
-              <w:sz w:val="24"/>
-              <w:lang w:eastAsia="fr-CA"/>
-            </w:rPr>
-          </w:pPr>
-          <w:hyperlink w:anchor="_Toc227542554" w:history="1">
-            <w:r>
-              <w:rPr>
-                <w:rStyle w:val="Lienhypertexte"/>
-                <w:noProof/>
-              </w:rPr>
-              <w:t>Plateau</w:t>
-            </w:r>
-            <w:r>
-              <w:rPr>
-                <w:noProof/>
-                <w:webHidden/>
-              </w:rPr>
-              <w:tab/>
-            </w:r>
-            <w:r>
-              <w:rPr>
-                <w:noProof/>
-                <w:webHidden/>
-              </w:rPr>
-              <w:fldChar w:fldCharType="begin"/>
-            </w:r>
-            <w:r>
-              <w:rPr>
-                <w:noProof/>
-                <w:webHidden/>
-              </w:rPr>
-              <w:instrText xml:space="preserve"> PAGEREF _Toc227542554 \h </w:instrText>
-            </w:r>
-            <w:r>
-              <w:rPr>
-                <w:noProof/>
-                <w:webHidden/>
-              </w:rPr>
-            </w:r>
-            <w:r>
-              <w:rPr>
-                <w:noProof/>
-                <w:webHidden/>
-              </w:rPr>
-              <w:fldChar w:fldCharType="separate"/>
-            </w:r>
-            <w:r>
-              <w:rPr>
-                <w:noProof/>
-                <w:webHidden/>
-              </w:rPr>
-              <w:t>13</w:t>
-            </w:r>
-            <w:r>
-              <w:rPr>
-                <w:noProof/>
-                <w:webHidden/>
-              </w:rPr>
-              <w:fldChar w:fldCharType="end"/>
-            </w:r>
-          </w:hyperlink>
-        </w:p>
-        <w:p>
-          <w:pPr>
-            <w:pStyle w:val="TM2"/>
-            <w:tabs>
-              <w:tab w:val="right" w:leader="dot" w:pos="8630"/>
-            </w:tabs>
-            <w:rPr>
-              <w:rFonts w:eastAsiaTheme="minorEastAsia"/>
-              <w:noProof/>
-              <w:sz w:val="24"/>
-              <w:lang w:eastAsia="fr-CA"/>
-            </w:rPr>
-          </w:pPr>
-          <w:hyperlink w:anchor="_Toc227542555" w:history="1">
-            <w:r>
-              <w:rPr>
-                <w:rStyle w:val="Lienhypertexte"/>
-                <w:noProof/>
-              </w:rPr>
-              <w:t>Intersection</w:t>
-            </w:r>
-            <w:r>
-              <w:rPr>
-                <w:noProof/>
-                <w:webHidden/>
-              </w:rPr>
-              <w:tab/>
-            </w:r>
-            <w:r>
-              <w:rPr>
-                <w:noProof/>
-                <w:webHidden/>
-              </w:rPr>
-              <w:fldChar w:fldCharType="begin"/>
-            </w:r>
-            <w:r>
-              <w:rPr>
-                <w:noProof/>
-                <w:webHidden/>
-              </w:rPr>
-              <w:instrText xml:space="preserve"> PAGEREF _Toc227542555 \h </w:instrText>
-            </w:r>
-            <w:r>
-              <w:rPr>
-                <w:noProof/>
-                <w:webHidden/>
-              </w:rPr>
-            </w:r>
-            <w:r>
-              <w:rPr>
-                <w:noProof/>
-                <w:webHidden/>
-              </w:rPr>
-              <w:fldChar w:fldCharType="separate"/>
-            </w:r>
-            <w:r>
-              <w:rPr>
-                <w:noProof/>
-                <w:webHidden/>
-              </w:rPr>
-              <w:t>14</w:t>
-            </w:r>
-            <w:r>
-              <w:rPr>
-                <w:noProof/>
-                <w:webHidden/>
-              </w:rPr>
-              <w:fldChar w:fldCharType="end"/>
-            </w:r>
-          </w:hyperlink>
-        </w:p>
-        <w:p>
-          <w:pPr>
-            <w:pStyle w:val="TM2"/>
-            <w:tabs>
-              <w:tab w:val="right" w:leader="dot" w:pos="8630"/>
-            </w:tabs>
-            <w:rPr>
-              <w:rFonts w:eastAsiaTheme="minorEastAsia"/>
-              <w:noProof/>
-              <w:sz w:val="24"/>
-              <w:lang w:eastAsia="fr-CA"/>
-            </w:rPr>
-          </w:pPr>
-          <w:hyperlink w:anchor="_Toc227542556" w:history="1">
-            <w:r>
-              <w:rPr>
-                <w:rStyle w:val="Lienhypertexte"/>
-                <w:noProof/>
-              </w:rPr>
-              <w:t>Pierre</w:t>
-            </w:r>
-            <w:r>
-              <w:rPr>
-                <w:noProof/>
-                <w:webHidden/>
-              </w:rPr>
-              <w:tab/>
-            </w:r>
-            <w:r>
-              <w:rPr>
-                <w:noProof/>
-                <w:webHidden/>
-              </w:rPr>
-              <w:fldChar w:fldCharType="begin"/>
-            </w:r>
-            <w:r>
-              <w:rPr>
-                <w:noProof/>
-                <w:webHidden/>
-              </w:rPr>
-              <w:instrText xml:space="preserve"> PAGEREF _Toc227542556 \h </w:instrText>
-            </w:r>
-            <w:r>
-              <w:rPr>
-                <w:noProof/>
-                <w:webHidden/>
-              </w:rPr>
-            </w:r>
-            <w:r>
-              <w:rPr>
-                <w:noProof/>
-                <w:webHidden/>
-              </w:rPr>
-              <w:fldChar w:fldCharType="separate"/>
-            </w:r>
-            <w:r>
-              <w:rPr>
-                <w:noProof/>
-                <w:webHidden/>
-              </w:rPr>
-              <w:t>14</w:t>
-            </w:r>
-            <w:r>
-              <w:rPr>
-                <w:noProof/>
-                <w:webHidden/>
-              </w:rPr>
-              <w:fldChar w:fldCharType="end"/>
-            </w:r>
-          </w:hyperlink>
-        </w:p>
-        <w:p>
-          <w:pPr>
-            <w:pStyle w:val="TM2"/>
-            <w:tabs>
-              <w:tab w:val="right" w:leader="dot" w:pos="8630"/>
-            </w:tabs>
-            <w:rPr>
-              <w:rFonts w:eastAsiaTheme="minorEastAsia"/>
-              <w:noProof/>
-              <w:sz w:val="24"/>
-              <w:lang w:eastAsia="fr-CA"/>
-            </w:rPr>
-          </w:pPr>
-          <w:hyperlink w:anchor="_Toc227542557" w:history="1">
-            <w:r>
-              <w:rPr>
-                <w:rStyle w:val="Lienhypertexte"/>
-                <w:noProof/>
-              </w:rPr>
-              <w:t>Coup</w:t>
-            </w:r>
-            <w:r>
-              <w:rPr>
-                <w:noProof/>
-                <w:webHidden/>
-              </w:rPr>
-              <w:tab/>
-            </w:r>
-            <w:r>
-              <w:rPr>
-                <w:noProof/>
-                <w:webHidden/>
-              </w:rPr>
-              <w:fldChar w:fldCharType="begin"/>
-            </w:r>
-            <w:r>
-              <w:rPr>
-                <w:noProof/>
-                <w:webHidden/>
-              </w:rPr>
-              <w:instrText xml:space="preserve"> PAGEREF _Toc227542557 \h </w:instrText>
-            </w:r>
-            <w:r>
-              <w:rPr>
-                <w:noProof/>
-                <w:webHidden/>
-              </w:rPr>
-            </w:r>
-            <w:r>
-              <w:rPr>
-                <w:noProof/>
-                <w:webHidden/>
-              </w:rPr>
-              <w:fldChar w:fldCharType="separate"/>
-            </w:r>
-            <w:r>
-              <w:rPr>
-                <w:noProof/>
-                <w:webHidden/>
-              </w:rPr>
-              <w:t>14</w:t>
-            </w:r>
-            <w:r>
-              <w:rPr>
-                <w:noProof/>
-                <w:webHidden/>
-              </w:rPr>
-              <w:fldChar w:fldCharType="end"/>
-            </w:r>
-          </w:hyperlink>
-        </w:p>
-        <w:p>
-          <w:pPr>
-            <w:pStyle w:val="TM2"/>
-            <w:tabs>
-              <w:tab w:val="right" w:leader="dot" w:pos="8630"/>
-            </w:tabs>
-            <w:rPr>
-              <w:rFonts w:eastAsiaTheme="minorEastAsia"/>
-              <w:noProof/>
-              <w:sz w:val="24"/>
-              <w:lang w:eastAsia="fr-CA"/>
-            </w:rPr>
-          </w:pPr>
-          <w:hyperlink w:anchor="_Toc227542558" w:history="1">
-            <w:r>
-              <w:rPr>
-                <w:rStyle w:val="Lienhypertexte"/>
-                <w:noProof/>
-              </w:rPr>
-              <w:t>Groupe</w:t>
-            </w:r>
-            <w:r>
-              <w:rPr>
-                <w:noProof/>
-                <w:webHidden/>
-              </w:rPr>
-              <w:tab/>
-            </w:r>
-            <w:r>
-              <w:rPr>
-                <w:noProof/>
-                <w:webHidden/>
-              </w:rPr>
-              <w:fldChar w:fldCharType="begin"/>
-            </w:r>
-            <w:r>
-              <w:rPr>
-                <w:noProof/>
-                <w:webHidden/>
-              </w:rPr>
-              <w:instrText xml:space="preserve"> PAGEREF _Toc227542558 \h </w:instrText>
-            </w:r>
-            <w:r>
-              <w:rPr>
-                <w:noProof/>
-                <w:webHidden/>
-              </w:rPr>
-            </w:r>
-            <w:r>
-              <w:rPr>
-                <w:noProof/>
-                <w:webHidden/>
-              </w:rPr>
-              <w:fldChar w:fldCharType="separate"/>
-            </w:r>
-            <w:r>
-              <w:rPr>
-                <w:noProof/>
-                <w:webHidden/>
-              </w:rPr>
-              <w:t>14</w:t>
-            </w:r>
-            <w:r>
-              <w:rPr>
-                <w:noProof/>
-                <w:webHidden/>
-              </w:rPr>
-              <w:fldChar w:fldCharType="end"/>
-            </w:r>
-          </w:hyperlink>
-        </w:p>
-        <w:p>
-          <w:pPr>
-            <w:pStyle w:val="TM2"/>
-            <w:tabs>
-              <w:tab w:val="right" w:leader="dot" w:pos="8630"/>
-            </w:tabs>
-            <w:rPr>
-              <w:rFonts w:eastAsiaTheme="minorEastAsia"/>
-              <w:noProof/>
-              <w:sz w:val="24"/>
-              <w:lang w:eastAsia="fr-CA"/>
-            </w:rPr>
-          </w:pPr>
-          <w:hyperlink w:anchor="_Toc227542559" w:history="1">
-            <w:r>
-              <w:rPr>
-                <w:rStyle w:val="Lienhypertexte"/>
-                <w:noProof/>
-              </w:rPr>
-              <w:t>JournalPartie</w:t>
-            </w:r>
-            <w:r>
-              <w:rPr>
-                <w:noProof/>
-                <w:webHidden/>
-              </w:rPr>
-              <w:tab/>
-            </w:r>
-            <w:r>
-              <w:rPr>
-                <w:noProof/>
-                <w:webHidden/>
-              </w:rPr>
-              <w:fldChar w:fldCharType="begin"/>
-            </w:r>
-            <w:r>
-              <w:rPr>
-                <w:noProof/>
-                <w:webHidden/>
-              </w:rPr>
-              <w:instrText xml:space="preserve"> PAGEREF _Toc227542559 \h </w:instrText>
-            </w:r>
-            <w:r>
-              <w:rPr>
-                <w:noProof/>
-                <w:webHidden/>
-              </w:rPr>
-            </w:r>
-            <w:r>
-              <w:rPr>
-                <w:noProof/>
-                <w:webHidden/>
-              </w:rPr>
-              <w:fldChar w:fldCharType="separate"/>
-            </w:r>
-            <w:r>
-              <w:rPr>
-                <w:noProof/>
-                <w:webHidden/>
-              </w:rPr>
-              <w:t>14</w:t>
-            </w:r>
-            <w:r>
-              <w:rPr>
-                <w:noProof/>
-                <w:webHidden/>
-              </w:rPr>
-              <w:fldChar w:fldCharType="end"/>
-            </w:r>
-          </w:hyperlink>
-        </w:p>
-        <w:p>
-          <w:pPr>
-            <w:pStyle w:val="TM2"/>
-            <w:tabs>
-              <w:tab w:val="right" w:leader="dot" w:pos="8630"/>
-            </w:tabs>
-            <w:rPr>
-              <w:rFonts w:eastAsiaTheme="minorEastAsia"/>
-              <w:noProof/>
-              <w:sz w:val="24"/>
-              <w:lang w:eastAsia="fr-CA"/>
-            </w:rPr>
-          </w:pPr>
-          <w:hyperlink w:anchor="_Toc227542560" w:history="1">
-            <w:r>
-              <w:rPr>
-                <w:rStyle w:val="Lienhypertexte"/>
-                <w:noProof/>
-              </w:rPr>
-              <w:t>Config</w:t>
-            </w:r>
-            <w:r>
-              <w:rPr>
-                <w:noProof/>
-                <w:webHidden/>
-              </w:rPr>
-              <w:tab/>
-            </w:r>
-            <w:r>
-              <w:rPr>
-                <w:noProof/>
-                <w:webHidden/>
-              </w:rPr>
-              <w:fldChar w:fldCharType="begin"/>
-            </w:r>
-            <w:r>
-              <w:rPr>
-                <w:noProof/>
-                <w:webHidden/>
-              </w:rPr>
-              <w:instrText xml:space="preserve"> PAGEREF _Toc227542560 \h </w:instrText>
-            </w:r>
-            <w:r>
-              <w:rPr>
-                <w:noProof/>
-                <w:webHidden/>
-              </w:rPr>
-            </w:r>
-            <w:r>
-              <w:rPr>
-                <w:noProof/>
-                <w:webHidden/>
-              </w:rPr>
-              <w:fldChar w:fldCharType="separate"/>
-            </w:r>
-            <w:r>
-              <w:rPr>
-                <w:noProof/>
-                <w:webHidden/>
-              </w:rPr>
-              <w:t>14</w:t>
+              <w:t>9</w:t>
             </w:r>
             <w:r>
               <w:rPr>
@@ -6352,16 +5877,16 @@
               <w:rFonts w:eastAsiaTheme="minorEastAsia"/>
               <w:noProof/>
               <w:sz w:val="24"/>
-              <w:lang w:eastAsia="fr-CA"/>
+              <w:lang w:val="fr-BE" w:eastAsia="fr-BE"/>
             </w:rPr>
           </w:pPr>
-          <w:hyperlink w:anchor="_Toc227542561" w:history="1">
+          <w:hyperlink w:anchor="_Toc240271577" w:history="1">
             <w:r>
               <w:rPr>
                 <w:rStyle w:val="Lienhypertexte"/>
                 <w:noProof/>
               </w:rPr>
-              <w:t>5.Conception détaillée – Diagramme de cas d’utilisation</w:t>
+              <w:t>5.Plan de test</w:t>
             </w:r>
             <w:r>
               <w:rPr>
@@ -6382,7 +5907,7 @@
                 <w:noProof/>
                 <w:webHidden/>
               </w:rPr>
-              <w:instrText xml:space="preserve"> PAGEREF _Toc227542561 \h </w:instrText>
+              <w:instrText xml:space="preserve"> PAGEREF _Toc240271577 \h </w:instrText>
             </w:r>
             <w:r>
               <w:rPr>
@@ -6402,7 +5927,7 @@
                 <w:noProof/>
                 <w:webHidden/>
               </w:rPr>
-              <w:t>15</w:t>
+              <w:t>9</w:t>
             </w:r>
             <w:r>
               <w:rPr>
@@ -6423,16 +5948,16 @@
               <w:rFonts w:eastAsiaTheme="minorEastAsia"/>
               <w:noProof/>
               <w:sz w:val="24"/>
-              <w:lang w:eastAsia="fr-CA"/>
+              <w:lang w:val="fr-BE" w:eastAsia="fr-BE"/>
             </w:rPr>
           </w:pPr>
-          <w:hyperlink w:anchor="_Toc227542562" w:history="1">
+          <w:hyperlink w:anchor="_Toc240271578" w:history="1">
             <w:r>
               <w:rPr>
                 <w:rStyle w:val="Lienhypertexte"/>
                 <w:noProof/>
               </w:rPr>
-              <w:t>6.Plan de test</w:t>
+              <w:t>6.Conclusion</w:t>
             </w:r>
             <w:r>
               <w:rPr>
@@ -6453,7 +5978,7 @@
                 <w:noProof/>
                 <w:webHidden/>
               </w:rPr>
-              <w:instrText xml:space="preserve"> PAGEREF _Toc227542562 \h </w:instrText>
+              <w:instrText xml:space="preserve"> PAGEREF _Toc240271578 \h </w:instrText>
             </w:r>
             <w:r>
               <w:rPr>
@@ -6473,78 +5998,7 @@
                 <w:noProof/>
                 <w:webHidden/>
               </w:rPr>
-              <w:t>15</w:t>
-            </w:r>
-            <w:r>
-              <w:rPr>
-                <w:noProof/>
-                <w:webHidden/>
-              </w:rPr>
-              <w:fldChar w:fldCharType="end"/>
-            </w:r>
-          </w:hyperlink>
-        </w:p>
-        <w:p>
-          <w:pPr>
-            <w:pStyle w:val="TM1"/>
-            <w:tabs>
-              <w:tab w:val="right" w:leader="dot" w:pos="8630"/>
-            </w:tabs>
-            <w:rPr>
-              <w:rFonts w:eastAsiaTheme="minorEastAsia"/>
-              <w:noProof/>
-              <w:sz w:val="24"/>
-              <w:lang w:eastAsia="fr-CA"/>
-            </w:rPr>
-          </w:pPr>
-          <w:hyperlink w:anchor="_Toc227542563" w:history="1">
-            <w:r>
-              <w:rPr>
-                <w:rStyle w:val="Lienhypertexte"/>
-                <w:noProof/>
-              </w:rPr>
-              <w:t>7.Conclusion</w:t>
-            </w:r>
-            <w:r>
-              <w:rPr>
-                <w:noProof/>
-                <w:webHidden/>
-              </w:rPr>
-              <w:tab/>
-            </w:r>
-            <w:r>
-              <w:rPr>
-                <w:noProof/>
-                <w:webHidden/>
-              </w:rPr>
-              <w:fldChar w:fldCharType="begin"/>
-            </w:r>
-            <w:r>
-              <w:rPr>
-                <w:noProof/>
-                <w:webHidden/>
-              </w:rPr>
-              <w:instrText xml:space="preserve"> PAGEREF _Toc227542563 \h </w:instrText>
-            </w:r>
-            <w:r>
-              <w:rPr>
-                <w:noProof/>
-                <w:webHidden/>
-              </w:rPr>
-            </w:r>
-            <w:r>
-              <w:rPr>
-                <w:noProof/>
-                <w:webHidden/>
-              </w:rPr>
-              <w:fldChar w:fldCharType="separate"/>
-            </w:r>
-            <w:r>
-              <w:rPr>
-                <w:noProof/>
-                <w:webHidden/>
-              </w:rPr>
-              <w:t>15</w:t>
+              <w:t>10</w:t>
             </w:r>
             <w:r>
               <w:rPr>
@@ -6583,9 +6037,8 @@
       <w:pPr>
         <w:pStyle w:val="Titre1"/>
       </w:pPr>
-      <w:bookmarkStart w:id="0" w:name="_Toc227542530"/>
-      <w:r>
-        <w:lastRenderedPageBreak/>
+      <w:bookmarkStart w:id="0" w:name="_Toc240271553"/>
+      <w:r>
         <w:t>1.Choix technologique</w:t>
       </w:r>
       <w:bookmarkEnd w:id="0"/>
@@ -6597,7 +6050,7 @@
           <w:szCs w:val="36"/>
         </w:rPr>
       </w:pPr>
-      <w:bookmarkStart w:id="1" w:name="_Toc227542531"/>
+      <w:bookmarkStart w:id="1" w:name="_Toc240271554"/>
       <w:r>
         <w:rPr>
           <w:szCs w:val="36"/>
@@ -6610,7 +6063,7 @@
       <w:pPr>
         <w:pStyle w:val="Titre3"/>
       </w:pPr>
-      <w:bookmarkStart w:id="2" w:name="_Toc227542532"/>
+      <w:bookmarkStart w:id="2" w:name="_Toc240271555"/>
       <w:r>
         <w:t>Langage</w:t>
       </w:r>
@@ -6628,8 +6081,9 @@
       <w:pPr>
         <w:pStyle w:val="Titre3"/>
       </w:pPr>
-      <w:bookmarkStart w:id="3" w:name="_Toc227542533"/>
-      <w:r>
+      <w:bookmarkStart w:id="3" w:name="_Toc240271556"/>
+      <w:r>
+        <w:lastRenderedPageBreak/>
         <w:t>Patron MVVM</w:t>
       </w:r>
       <w:bookmarkEnd w:id="3"/>
@@ -6671,6 +6125,7 @@
         </w:numPr>
         <w:spacing w:line="360" w:lineRule="auto"/>
       </w:pPr>
+      <w:proofErr w:type="spellStart"/>
       <w:r>
         <w:rPr>
           <w:b/>
@@ -6678,6 +6133,7 @@
         </w:rPr>
         <w:t>View</w:t>
       </w:r>
+      <w:proofErr w:type="spellEnd"/>
       <w:r>
         <w:t xml:space="preserve"> : correspond à l’interface graphique</w:t>
       </w:r>
@@ -6691,6 +6147,7 @@
         </w:numPr>
         <w:spacing w:line="360" w:lineRule="auto"/>
       </w:pPr>
+      <w:proofErr w:type="spellStart"/>
       <w:r>
         <w:rPr>
           <w:b/>
@@ -6698,17 +6155,18 @@
         </w:rPr>
         <w:t>ViewModel</w:t>
       </w:r>
+      <w:proofErr w:type="spellEnd"/>
       <w:r>
         <w:t xml:space="preserve"> : contient la logique de présentation et assure le lien entre la vue et le modèle.</w:t>
       </w:r>
     </w:p>
     <w:p>
       <w:pPr>
-        <w:pStyle w:val="Titre3"/>
-      </w:pPr>
-      <w:bookmarkStart w:id="4" w:name="_Toc227542534"/>
-      <w:r>
-        <w:t>Sauvegarde des données</w:t>
+        <w:pStyle w:val="Titre2"/>
+      </w:pPr>
+      <w:bookmarkStart w:id="4" w:name="_Toc240271559"/>
+      <w:r>
+        <w:t>Comment ont-elles été retenue?</w:t>
       </w:r>
       <w:bookmarkEnd w:id="4"/>
     </w:p>
@@ -6717,89 +6175,48 @@
         <w:spacing w:line="360" w:lineRule="auto"/>
       </w:pPr>
       <w:r>
-        <w:t>Une base de données fut envisagée mais pas retenue à la demande du client il veut tout simplement jouer avec ses amis</w:t>
-      </w:r>
-      <w:r>
-        <w:t xml:space="preserve"> </w:t>
-      </w:r>
-      <w:r>
-        <w:t>et donc ne nécessite pas un accès réseaux, un accès local sera suffisant. C’est pour cette raison que la technologie retenue sera des ficher XML dut à leur plus grande simplicité et facilité d’accès (fichiers stockés localement).</w:t>
+        <w:t xml:space="preserve">À la suite de la programmation de plusieurs projets se rapprochant de celui-ci </w:t>
+      </w:r>
+      <w:r>
+        <w:t xml:space="preserve">(notamment un projet de jeu d’échec) </w:t>
+      </w:r>
+      <w:r>
+        <w:t>dans le cadre d</w:t>
+      </w:r>
+      <w:r>
+        <w:t>’une formation professionnelle</w:t>
+      </w:r>
+      <w:r>
+        <w:t xml:space="preserve">, nos expérimentations ont </w:t>
+      </w:r>
+      <w:proofErr w:type="gramStart"/>
+      <w:r>
+        <w:t>confirmés</w:t>
+      </w:r>
+      <w:proofErr w:type="gramEnd"/>
+      <w:r>
+        <w:t xml:space="preserve"> que l’utilisation de ces technologies était le bon choix dans le cadre de ce projet aux vues des besoins et demandes du client.</w:t>
       </w:r>
     </w:p>
     <w:p>
       <w:pPr>
-        <w:pStyle w:val="Titre3"/>
-      </w:pPr>
-      <w:bookmarkStart w:id="5" w:name="_Toc227542535"/>
-      <w:r>
-        <w:lastRenderedPageBreak/>
-        <w:t>Outil de maquettage</w:t>
+        <w:pStyle w:val="Titre1"/>
+      </w:pPr>
+      <w:bookmarkStart w:id="5" w:name="_Toc240271560"/>
+      <w:r>
+        <w:t>2.Conception générale de la solution</w:t>
       </w:r>
       <w:bookmarkEnd w:id="5"/>
     </w:p>
     <w:p>
       <w:pPr>
-        <w:spacing w:line="360" w:lineRule="auto"/>
-      </w:pPr>
-      <w:r>
-        <w:t>Bien que ne faisant pas partie de l’application à proprement parlé le maquettage est une</w:t>
-      </w:r>
-      <w:r>
-        <w:t xml:space="preserve"> </w:t>
-      </w:r>
-      <w:r>
-        <w:t>étape importante du développent de ce projet. Le logiciel utilisé est Software Idea Modeler pour sa gratuité et sa facilité d’utilisation. Il permet de faire les diagrammes de classe, de cas d’utilisation et la maquette de l’interface ce qui facilitera grandement le développement (Guide).</w:t>
-      </w:r>
-    </w:p>
-    <w:p>
-      <w:pPr>
         <w:pStyle w:val="Titre2"/>
       </w:pPr>
-      <w:bookmarkStart w:id="6" w:name="_Toc227542536"/>
-      <w:r>
-        <w:t>Comment ont-elles été retenue?</w:t>
+      <w:bookmarkStart w:id="6" w:name="_Toc240271561"/>
+      <w:r>
+        <w:t>Architecture</w:t>
       </w:r>
       <w:bookmarkEnd w:id="6"/>
-    </w:p>
-    <w:p>
-      <w:pPr>
-        <w:spacing w:line="360" w:lineRule="auto"/>
-      </w:pPr>
-      <w:r>
-        <w:t xml:space="preserve">À la suite de la programmation de plusieurs projets se rapprochant de celui-ci </w:t>
-      </w:r>
-      <w:r>
-        <w:t xml:space="preserve">(notamment un projet de jeu d’échec) </w:t>
-      </w:r>
-      <w:r>
-        <w:t>dans le cadre d</w:t>
-      </w:r>
-      <w:r>
-        <w:t>’une formation professionnelle</w:t>
-      </w:r>
-      <w:r>
-        <w:t>, nos expérimentations ont confirmés que l’utilisation de ces technologies était le bon choix dans le cadre de ce projet aux vues des besoins et demandes du client.</w:t>
-      </w:r>
-    </w:p>
-    <w:p>
-      <w:pPr>
-        <w:pStyle w:val="Titre1"/>
-      </w:pPr>
-      <w:bookmarkStart w:id="7" w:name="_Toc227542537"/>
-      <w:r>
-        <w:t>2.Conception générale de la solution</w:t>
-      </w:r>
-      <w:bookmarkEnd w:id="7"/>
-    </w:p>
-    <w:p>
-      <w:pPr>
-        <w:pStyle w:val="Titre2"/>
-      </w:pPr>
-      <w:bookmarkStart w:id="8" w:name="_Toc227542538"/>
-      <w:r>
-        <w:t>Architecture</w:t>
-      </w:r>
-      <w:bookmarkEnd w:id="8"/>
     </w:p>
     <w:p>
       <w:pPr>
@@ -6819,7 +6236,15 @@
         <w:spacing w:line="360" w:lineRule="auto"/>
       </w:pPr>
       <w:r>
-        <w:t>Interface utilisateur (View)</w:t>
+        <w:t>Interface utilisateur (</w:t>
+      </w:r>
+      <w:proofErr w:type="spellStart"/>
+      <w:r>
+        <w:t>View</w:t>
+      </w:r>
+      <w:proofErr w:type="spellEnd"/>
+      <w:r>
+        <w:t>)</w:t>
       </w:r>
     </w:p>
     <w:p>
@@ -6832,7 +6257,15 @@
         <w:spacing w:line="360" w:lineRule="auto"/>
       </w:pPr>
       <w:r>
-        <w:t>Logique de l’application (ViewModel)</w:t>
+        <w:t>Logique de l’application (</w:t>
+      </w:r>
+      <w:proofErr w:type="spellStart"/>
+      <w:r>
+        <w:t>ViewModel</w:t>
+      </w:r>
+      <w:proofErr w:type="spellEnd"/>
+      <w:r>
+        <w:t>)</w:t>
       </w:r>
     </w:p>
     <w:p>
@@ -6858,12 +6291,12 @@
       <w:pPr>
         <w:pStyle w:val="Titre2"/>
       </w:pPr>
-      <w:bookmarkStart w:id="9" w:name="_Toc227542539"/>
+      <w:bookmarkStart w:id="7" w:name="_Toc240271562"/>
       <w:r>
         <w:lastRenderedPageBreak/>
         <w:t>Interface utilisateur</w:t>
       </w:r>
-      <w:bookmarkEnd w:id="9"/>
+      <w:bookmarkEnd w:id="7"/>
     </w:p>
     <w:p>
       <w:pPr>
@@ -6993,15 +6426,23 @@
       <w:pPr>
         <w:pStyle w:val="Titre2"/>
       </w:pPr>
-      <w:bookmarkStart w:id="10" w:name="_Toc227542540"/>
+      <w:bookmarkStart w:id="8" w:name="_Toc240271563"/>
       <w:r>
         <w:t>Logique de l’application</w:t>
       </w:r>
-      <w:bookmarkEnd w:id="10"/>
+      <w:bookmarkEnd w:id="8"/>
     </w:p>
     <w:p>
       <w:r>
-        <w:t>La logique de l’application sera gérée dans les ViewModels et dans des classes métier spécialisées. Elle inclura notamment :</w:t>
+        <w:t xml:space="preserve">La logique de l’application sera gérée dans les </w:t>
+      </w:r>
+      <w:proofErr w:type="spellStart"/>
+      <w:r>
+        <w:t>ViewModels</w:t>
+      </w:r>
+      <w:proofErr w:type="spellEnd"/>
+      <w:r>
+        <w:t xml:space="preserve"> et dans des classes métier spécialisées. Elle inclura notamment :</w:t>
       </w:r>
     </w:p>
     <w:p>
@@ -7031,13 +6472,7 @@
         </w:numPr>
       </w:pPr>
       <w:r>
-        <w:t>L</w:t>
-      </w:r>
-      <w:r>
-        <w:t>a création d’une partie</w:t>
-      </w:r>
-      <w:r>
-        <w:t>.</w:t>
+        <w:t>La création d’une partie.</w:t>
       </w:r>
     </w:p>
     <w:p>
@@ -7049,13 +6484,7 @@
         </w:numPr>
       </w:pPr>
       <w:r>
-        <w:t>L</w:t>
-      </w:r>
-      <w:r>
-        <w:t>a gestion des tours</w:t>
-      </w:r>
-      <w:r>
-        <w:t>.</w:t>
+        <w:t>La gestion des tours.</w:t>
       </w:r>
     </w:p>
     <w:p>
@@ -7067,13 +6496,7 @@
         </w:numPr>
       </w:pPr>
       <w:r>
-        <w:t>L</w:t>
-      </w:r>
-      <w:r>
-        <w:t>a pose des pierres</w:t>
-      </w:r>
-      <w:r>
-        <w:t>.</w:t>
+        <w:t>La pose des pierres.</w:t>
       </w:r>
     </w:p>
     <w:p>
@@ -7085,16 +6508,7 @@
         </w:numPr>
       </w:pPr>
       <w:r>
-        <w:t>L</w:t>
-      </w:r>
-      <w:r>
-        <w:t>a validation des coups</w:t>
-      </w:r>
-      <w:r>
-        <w:t>.</w:t>
-      </w:r>
-      <w:r>
-        <w:t xml:space="preserve"> </w:t>
+        <w:t xml:space="preserve">La validation des coups. </w:t>
       </w:r>
     </w:p>
     <w:p>
@@ -7106,13 +6520,7 @@
         </w:numPr>
       </w:pPr>
       <w:r>
-        <w:t>L</w:t>
-      </w:r>
-      <w:r>
-        <w:t>a détection des captures</w:t>
-      </w:r>
-      <w:r>
-        <w:t>.</w:t>
+        <w:t>La détection des captures.</w:t>
       </w:r>
     </w:p>
     <w:p>
@@ -7124,13 +6532,7 @@
         </w:numPr>
       </w:pPr>
       <w:r>
-        <w:t>L</w:t>
-      </w:r>
-      <w:r>
-        <w:t>’application de la règle du ko</w:t>
-      </w:r>
-      <w:r>
-        <w:t>.</w:t>
+        <w:t>L’application de la règle du ko.</w:t>
       </w:r>
     </w:p>
     <w:p>
@@ -7142,13 +6544,7 @@
         </w:numPr>
       </w:pPr>
       <w:r>
-        <w:t>L</w:t>
-      </w:r>
-      <w:r>
-        <w:t>a gestion du suicide</w:t>
-      </w:r>
-      <w:r>
-        <w:t>.</w:t>
+        <w:t>La gestion du suicide.</w:t>
       </w:r>
     </w:p>
     <w:p>
@@ -7160,13 +6556,7 @@
         </w:numPr>
       </w:pPr>
       <w:r>
-        <w:t>L</w:t>
-      </w:r>
-      <w:r>
-        <w:t>e calcul du score</w:t>
-      </w:r>
-      <w:r>
-        <w:t>.</w:t>
+        <w:t>Le calcul du score.</w:t>
       </w:r>
     </w:p>
     <w:p>
@@ -7178,13 +6568,7 @@
         </w:numPr>
       </w:pPr>
       <w:r>
-        <w:t>L</w:t>
-      </w:r>
-      <w:r>
-        <w:t>a détection de la fin de partie</w:t>
-      </w:r>
-      <w:r>
-        <w:t>.</w:t>
+        <w:t>La détection de la fin de partie.</w:t>
       </w:r>
     </w:p>
     <w:p>
@@ -7196,22 +6580,19 @@
         </w:numPr>
       </w:pPr>
       <w:r>
-        <w:t>L</w:t>
-      </w:r>
-      <w:r>
-        <w:t>a sauvegarde des résultats.</w:t>
+        <w:t>La sauvegarde des résultats.</w:t>
       </w:r>
     </w:p>
     <w:p>
       <w:pPr>
         <w:pStyle w:val="Titre2"/>
       </w:pPr>
-      <w:bookmarkStart w:id="11" w:name="_Toc227542541"/>
+      <w:bookmarkStart w:id="9" w:name="_Toc240271564"/>
       <w:r>
         <w:lastRenderedPageBreak/>
         <w:t>Accès aux données</w:t>
       </w:r>
-      <w:bookmarkEnd w:id="11"/>
+      <w:bookmarkEnd w:id="9"/>
     </w:p>
     <w:p>
       <w:pPr>
@@ -7293,11 +6674,11 @@
       <w:pPr>
         <w:pStyle w:val="Titre2"/>
       </w:pPr>
-      <w:bookmarkStart w:id="12" w:name="_Toc227542542"/>
+      <w:bookmarkStart w:id="10" w:name="_Toc240271565"/>
       <w:r>
         <w:t>Exemple d’une utilisation simple de l’application</w:t>
       </w:r>
-      <w:bookmarkEnd w:id="12"/>
+      <w:bookmarkEnd w:id="10"/>
     </w:p>
     <w:p>
       <w:pPr>
@@ -7335,7 +6716,15 @@
         <w:spacing w:line="360" w:lineRule="auto"/>
       </w:pPr>
       <w:r>
-        <w:t>L’utilisateur se connecte ou se crée un compte</w:t>
+        <w:t xml:space="preserve">L’utilisateur se connecte </w:t>
+      </w:r>
+      <w:proofErr w:type="gramStart"/>
+      <w:r>
+        <w:t>ou</w:t>
+      </w:r>
+      <w:proofErr w:type="gramEnd"/>
+      <w:r>
+        <w:t xml:space="preserve"> se crée un compte</w:t>
       </w:r>
     </w:p>
     <w:p>
@@ -7394,56 +6783,21 @@
       <w:pPr>
         <w:pStyle w:val="Titre1"/>
       </w:pPr>
-      <w:bookmarkStart w:id="13" w:name="_Toc227542543"/>
+      <w:bookmarkStart w:id="11" w:name="_Toc240271566"/>
       <w:r>
         <w:lastRenderedPageBreak/>
-        <w:t>3.Conception détaillé</w:t>
+        <w:t>3</w:t>
+      </w:r>
+      <w:r>
+        <w:t>.Conception détaillé</w:t>
       </w:r>
       <w:r>
         <w:t>e</w:t>
       </w:r>
       <w:r>
-        <w:t xml:space="preserve"> – maquette interface</w:t>
-      </w:r>
-      <w:bookmarkEnd w:id="13"/>
-    </w:p>
-    <w:p>
-      <w:pPr>
-        <w:pStyle w:val="Titre2"/>
-        <w:rPr>
-          <w:szCs w:val="36"/>
-        </w:rPr>
-      </w:pPr>
-      <w:bookmarkStart w:id="14" w:name="_Toc227542544"/>
-      <w:r>
-        <w:rPr>
-          <w:szCs w:val="36"/>
-        </w:rPr>
-        <w:t>Écran de c</w:t>
-      </w:r>
-      <w:r>
-        <w:rPr>
-          <w:szCs w:val="36"/>
-        </w:rPr>
-        <w:t xml:space="preserve"> </w:t>
-      </w:r>
-      <w:r>
-        <w:rPr>
-          <w:szCs w:val="36"/>
-        </w:rPr>
-        <w:t>onnexion et de création d’utilisateur</w:t>
-      </w:r>
-      <w:bookmarkEnd w:id="14"/>
-    </w:p>
-    <w:p>
-      <w:pPr>
-        <w:pStyle w:val="Titre3"/>
-      </w:pPr>
-      <w:bookmarkStart w:id="15" w:name="_Toc227542545"/>
-      <w:r>
-        <w:t>Connexion</w:t>
-      </w:r>
-      <w:bookmarkEnd w:id="15"/>
+        <w:t xml:space="preserve"> – Diagramme de classe</w:t>
+      </w:r>
+      <w:bookmarkEnd w:id="11"/>
     </w:p>
     <w:p>
       <w:r>
@@ -7451,10 +6805,10 @@
           <w:noProof/>
         </w:rPr>
         <w:drawing>
-          <wp:inline distT="0" distB="0" distL="0" distR="0" wp14:anchorId="2C5A2E43" wp14:editId="0EFBE51A">
-            <wp:extent cx="5486400" cy="3713480"/>
-            <wp:effectExtent l="0" t="0" r="0" b="1270"/>
-            <wp:docPr id="965511048" name="Image 1"/>
+          <wp:inline distT="0" distB="0" distL="0" distR="0" wp14:anchorId="0EF1BAA0" wp14:editId="6FFDD308">
+            <wp:extent cx="5486400" cy="3950973"/>
+            <wp:effectExtent l="0" t="0" r="0" b="0"/>
+            <wp:docPr id="1102615493" name="Image 1"/>
             <wp:cNvGraphicFramePr>
               <a:graphicFrameLocks xmlns:a="http://schemas.openxmlformats.org/drawingml/2006/main" noChangeAspect="1"/>
             </wp:cNvGraphicFramePr>
@@ -7462,11 +6816,17 @@
               <a:graphicData uri="http://schemas.openxmlformats.org/drawingml/2006/picture">
                 <pic:pic xmlns:pic="http://schemas.openxmlformats.org/drawingml/2006/picture">
                   <pic:nvPicPr>
-                    <pic:cNvPr id="965511048" name=""/>
+                    <pic:cNvPr id="1102615493" name="Image 1"/>
                     <pic:cNvPicPr/>
                   </pic:nvPicPr>
                   <pic:blipFill>
-                    <a:blip r:embed="rId9"/>
+                    <a:blip r:embed="rId9">
+                      <a:extLst>
+                        <a:ext uri="{28A0092B-C50C-407E-A947-70E740481C1C}">
+                          <a14:useLocalDpi xmlns:a14="http://schemas.microsoft.com/office/drawing/2010/main" val="0"/>
+                        </a:ext>
+                      </a:extLst>
+                    </a:blip>
                     <a:stretch>
                       <a:fillRect/>
                     </a:stretch>
@@ -7474,7 +6834,7 @@
                   <pic:spPr>
                     <a:xfrm>
                       <a:off x="0" y="0"/>
-                      <a:ext cx="5486400" cy="3713480"/>
+                      <a:ext cx="5486400" cy="3950973"/>
                     </a:xfrm>
                     <a:prstGeom prst="rect">
                       <a:avLst/>
@@ -7489,564 +6849,360 @@
     </w:p>
     <w:p>
       <w:pPr>
+        <w:pStyle w:val="Titre2"/>
+      </w:pPr>
+      <w:r>
+        <w:t>Joueur</w:t>
+      </w:r>
+    </w:p>
+    <w:p>
+      <w:pPr>
+        <w:spacing w:line="360" w:lineRule="auto"/>
+      </w:pPr>
+      <w:r>
+        <w:t>Cette classe</w:t>
+      </w:r>
+      <w:r>
+        <w:t xml:space="preserve"> abstraite</w:t>
+      </w:r>
+      <w:r>
+        <w:t xml:space="preserve"> représente </w:t>
+      </w:r>
+      <w:r>
+        <w:t>les méthodes et attributs utiles à chaque type de joueur.</w:t>
+      </w:r>
+    </w:p>
+    <w:p>
+      <w:pPr>
+        <w:pStyle w:val="Paragraphedeliste"/>
+        <w:numPr>
+          <w:ilvl w:val="0"/>
+          <w:numId w:val="20"/>
+        </w:numPr>
+        <w:spacing w:line="360" w:lineRule="auto"/>
+      </w:pPr>
+      <w:proofErr w:type="spellStart"/>
+      <w:proofErr w:type="gramStart"/>
+      <w:r>
+        <w:t>JouerAction</w:t>
+      </w:r>
+      <w:proofErr w:type="spellEnd"/>
+      <w:r>
+        <w:t>(</w:t>
+      </w:r>
+      <w:proofErr w:type="gramEnd"/>
+      <w:r>
+        <w:t>) → permet de choisir quelle action faire :</w:t>
+      </w:r>
+    </w:p>
+    <w:p>
+      <w:pPr>
+        <w:pStyle w:val="Paragraphedeliste"/>
+        <w:numPr>
+          <w:ilvl w:val="1"/>
+          <w:numId w:val="20"/>
+        </w:numPr>
+        <w:spacing w:line="360" w:lineRule="auto"/>
+      </w:pPr>
+      <w:r>
+        <w:t>1 : Attaquer</w:t>
+      </w:r>
+    </w:p>
+    <w:p>
+      <w:pPr>
+        <w:pStyle w:val="Paragraphedeliste"/>
+        <w:numPr>
+          <w:ilvl w:val="1"/>
+          <w:numId w:val="20"/>
+        </w:numPr>
+        <w:spacing w:line="360" w:lineRule="auto"/>
+      </w:pPr>
+      <w:r>
+        <w:t>2 : Attaque Puissante</w:t>
+      </w:r>
+    </w:p>
+    <w:p>
+      <w:pPr>
+        <w:pStyle w:val="Paragraphedeliste"/>
+        <w:numPr>
+          <w:ilvl w:val="1"/>
+          <w:numId w:val="20"/>
+        </w:numPr>
+        <w:spacing w:line="360" w:lineRule="auto"/>
+      </w:pPr>
+      <w:r>
+        <w:t xml:space="preserve">3 : </w:t>
+      </w:r>
+      <w:r>
+        <w:t>Défendre</w:t>
+      </w:r>
+    </w:p>
+    <w:p>
+      <w:pPr>
+        <w:pStyle w:val="Paragraphedeliste"/>
+        <w:numPr>
+          <w:ilvl w:val="1"/>
+          <w:numId w:val="20"/>
+        </w:numPr>
+        <w:spacing w:line="360" w:lineRule="auto"/>
+      </w:pPr>
+      <w:r>
+        <w:t xml:space="preserve">4 : </w:t>
+      </w:r>
+      <w:r>
+        <w:t>Recharger</w:t>
+      </w:r>
+    </w:p>
+    <w:p>
+      <w:pPr>
+        <w:pStyle w:val="Paragraphedeliste"/>
+        <w:numPr>
+          <w:ilvl w:val="0"/>
+          <w:numId w:val="20"/>
+        </w:numPr>
+        <w:spacing w:line="360" w:lineRule="auto"/>
+      </w:pPr>
+      <w:proofErr w:type="spellStart"/>
+      <w:proofErr w:type="gramStart"/>
+      <w:r>
+        <w:t>ConfigRobot</w:t>
+      </w:r>
+      <w:proofErr w:type="spellEnd"/>
+      <w:r>
+        <w:t>(</w:t>
+      </w:r>
+      <w:proofErr w:type="gramEnd"/>
+      <w:r>
+        <w:t xml:space="preserve">) → permet de dire combien de points mettre dans chaque caractéristique de robot. Retourne un tuple de trois </w:t>
+      </w:r>
+      <w:proofErr w:type="spellStart"/>
+      <w:r>
+        <w:t>int</w:t>
+      </w:r>
+      <w:proofErr w:type="spellEnd"/>
+      <w:r>
+        <w:t xml:space="preserve"> (</w:t>
+      </w:r>
+      <w:proofErr w:type="spellStart"/>
+      <w:r>
+        <w:t>pv</w:t>
+      </w:r>
+      <w:proofErr w:type="spellEnd"/>
+      <w:r>
+        <w:t>, armure, force)</w:t>
+      </w:r>
+    </w:p>
+    <w:p>
+      <w:pPr>
+        <w:pStyle w:val="Paragraphedeliste"/>
+        <w:numPr>
+          <w:ilvl w:val="0"/>
+          <w:numId w:val="20"/>
+        </w:numPr>
+        <w:spacing w:line="360" w:lineRule="auto"/>
+      </w:pPr>
+      <w:proofErr w:type="spellStart"/>
+      <w:proofErr w:type="gramStart"/>
+      <w:r>
+        <w:lastRenderedPageBreak/>
+        <w:t>AfficherPartie</w:t>
+      </w:r>
+      <w:proofErr w:type="spellEnd"/>
+      <w:r>
+        <w:t>(</w:t>
+      </w:r>
+      <w:proofErr w:type="gramEnd"/>
+      <w:r>
+        <w:t>partie : Partie) →</w:t>
+      </w:r>
+      <w:r>
+        <w:t xml:space="preserve"> </w:t>
+      </w:r>
+      <w:r>
+        <w:rPr>
+          <w:lang w:val="fr-BE"/>
+        </w:rPr>
+        <w:t>(adapter selon la techno)</w:t>
+      </w:r>
+      <w:r>
+        <w:rPr>
+          <w:lang w:val="fr-BE"/>
+        </w:rPr>
+        <w:t xml:space="preserve"> </w:t>
+      </w:r>
+      <w:r>
+        <w:br/>
+      </w:r>
+      <w:r>
+        <w:t xml:space="preserve">permet d’afficher les détails de la partie. </w:t>
+      </w:r>
+      <w:r>
+        <w:t>Elle sera utile pour exporter le jeu vers un autre projet dans une autre interface graphique.</w:t>
+      </w:r>
+    </w:p>
+    <w:p>
+      <w:pPr>
+        <w:pStyle w:val="Paragraphedeliste"/>
+        <w:numPr>
+          <w:ilvl w:val="0"/>
+          <w:numId w:val="20"/>
+        </w:numPr>
         <w:spacing w:line="360" w:lineRule="auto"/>
         <w:rPr>
-          <w:szCs w:val="28"/>
+          <w:lang w:val="fr-BE"/>
         </w:rPr>
       </w:pPr>
+      <w:proofErr w:type="spellStart"/>
+      <w:proofErr w:type="gramStart"/>
       <w:r>
         <w:rPr>
-          <w:szCs w:val="28"/>
+          <w:lang w:val="fr-BE"/>
         </w:rPr>
-        <w:t>Cet écran montre les informations nécessaires à la connexion d’un utilisateur (un mot de passe et un nom d’utilisateur). Le bouton connexion emmène à la vue CreationPartie.</w:t>
+        <w:t>SaisirInt</w:t>
+      </w:r>
+      <w:proofErr w:type="spellEnd"/>
+      <w:r>
+        <w:rPr>
+          <w:lang w:val="fr-BE"/>
+        </w:rPr>
+        <w:t>(</w:t>
+      </w:r>
+      <w:proofErr w:type="spellStart"/>
+      <w:proofErr w:type="gramEnd"/>
+      <w:r>
+        <w:rPr>
+          <w:lang w:val="fr-BE"/>
+        </w:rPr>
+        <w:t>num</w:t>
+      </w:r>
+      <w:proofErr w:type="spellEnd"/>
+      <w:r>
+        <w:rPr>
+          <w:lang w:val="fr-BE"/>
+        </w:rPr>
+        <w:t> : Integer) : Integer →</w:t>
+      </w:r>
+      <w:r>
+        <w:rPr>
+          <w:lang w:val="fr-BE"/>
+        </w:rPr>
+        <w:t xml:space="preserve"> (adapter selon la techno)</w:t>
+      </w:r>
+      <w:r>
+        <w:rPr>
+          <w:lang w:val="fr-BE"/>
+        </w:rPr>
+        <w:t xml:space="preserve"> Méthode </w:t>
+      </w:r>
+      <w:r>
+        <w:rPr>
+          <w:lang w:val="fr-BE"/>
+        </w:rPr>
+        <w:t>qu</w:t>
+      </w:r>
+      <w:r>
+        <w:rPr>
+          <w:lang w:val="fr-BE"/>
+        </w:rPr>
+        <w:t>i s’assure que l’utilisateur saisi correctement un nombre entier.</w:t>
       </w:r>
     </w:p>
     <w:p>
       <w:pPr>
-        <w:pStyle w:val="Titre3"/>
-      </w:pPr>
-      <w:bookmarkStart w:id="16" w:name="_Toc227542546"/>
+        <w:pStyle w:val="Titre2"/>
+      </w:pPr>
+      <w:r>
+        <w:t>Serveur</w:t>
+      </w:r>
+    </w:p>
+    <w:p>
+      <w:r>
+        <w:t>Cette classe représente</w:t>
+      </w:r>
+      <w:r>
+        <w:t xml:space="preserve"> le joueur qui héberge et arbitre la partie.</w:t>
+      </w:r>
+    </w:p>
+    <w:p>
+      <w:pPr>
+        <w:pStyle w:val="Titre2"/>
+      </w:pPr>
+      <w:r>
+        <w:t>Client</w:t>
+      </w:r>
+    </w:p>
+    <w:p>
+      <w:r>
+        <w:t>Cette classe représente</w:t>
+      </w:r>
+      <w:r>
+        <w:t xml:space="preserve"> le joueur qui n’héberge pas la partie.</w:t>
+      </w:r>
+    </w:p>
+    <w:p>
+      <w:pPr>
+        <w:pStyle w:val="Titre2"/>
+      </w:pPr>
+      <w:r>
+        <w:t>Robot</w:t>
+      </w:r>
+    </w:p>
+    <w:p>
+      <w:r>
+        <w:t xml:space="preserve">Cette classe </w:t>
+      </w:r>
+      <w:r>
+        <w:t>représente</w:t>
+      </w:r>
+      <w:r>
+        <w:t xml:space="preserve"> les robots utilisés pour jouer</w:t>
+      </w:r>
+      <w:r>
+        <w:t>.</w:t>
+      </w:r>
+      <w:r>
+        <w:t xml:space="preserve"> Avec ses caractéristiques et </w:t>
+      </w:r>
+    </w:p>
+    <w:p/>
+    <w:p>
+      <w:pPr>
+        <w:pStyle w:val="Titre2"/>
+      </w:pPr>
+      <w:r>
+        <w:t>Partie</w:t>
+      </w:r>
+    </w:p>
+    <w:p>
+      <w:r>
+        <w:t xml:space="preserve">Cette classe est utilisée pour transmettre des informations du serveur vers le client. </w:t>
+      </w:r>
+    </w:p>
+    <w:p>
+      <w:pPr>
+        <w:pStyle w:val="Titre1"/>
+      </w:pPr>
+      <w:bookmarkStart w:id="12" w:name="_Toc240271576"/>
       <w:r>
         <w:lastRenderedPageBreak/>
-        <w:t>Création d’utilisateur</w:t>
-      </w:r>
-      <w:bookmarkEnd w:id="16"/>
+        <w:t>4</w:t>
+      </w:r>
+      <w:r>
+        <w:t>.Conception détaillé</w:t>
+      </w:r>
+      <w:r>
+        <w:t>e</w:t>
+      </w:r>
+      <w:r>
+        <w:t xml:space="preserve"> – Diagramme de cas d’utilisation</w:t>
+      </w:r>
+      <w:bookmarkEnd w:id="12"/>
     </w:p>
     <w:p>
       <w:r>
         <w:rPr>
           <w:noProof/>
         </w:rPr>
-        <w:drawing>
-          <wp:inline distT="0" distB="0" distL="0" distR="0" wp14:anchorId="2ABB431C" wp14:editId="1EB770FE">
-            <wp:extent cx="5486400" cy="5036185"/>
-            <wp:effectExtent l="0" t="0" r="0" b="0"/>
-            <wp:docPr id="319079894" name="Image 1"/>
-            <wp:cNvGraphicFramePr>
-              <a:graphicFrameLocks xmlns:a="http://schemas.openxmlformats.org/drawingml/2006/main" noChangeAspect="1"/>
-            </wp:cNvGraphicFramePr>
-            <a:graphic xmlns:a="http://schemas.openxmlformats.org/drawingml/2006/main">
-              <a:graphicData uri="http://schemas.openxmlformats.org/drawingml/2006/picture">
-                <pic:pic xmlns:pic="http://schemas.openxmlformats.org/drawingml/2006/picture">
-                  <pic:nvPicPr>
-                    <pic:cNvPr id="319079894" name=""/>
-                    <pic:cNvPicPr/>
-                  </pic:nvPicPr>
-                  <pic:blipFill>
-                    <a:blip r:embed="rId10"/>
-                    <a:stretch>
-                      <a:fillRect/>
-                    </a:stretch>
-                  </pic:blipFill>
-                  <pic:spPr>
-                    <a:xfrm>
-                      <a:off x="0" y="0"/>
-                      <a:ext cx="5486400" cy="5036185"/>
-                    </a:xfrm>
-                    <a:prstGeom prst="rect">
-                      <a:avLst/>
-                    </a:prstGeom>
-                  </pic:spPr>
-                </pic:pic>
-              </a:graphicData>
-            </a:graphic>
-          </wp:inline>
-        </w:drawing>
-      </w:r>
-    </w:p>
-    <w:p>
-      <w:pPr>
-        <w:spacing w:line="360" w:lineRule="auto"/>
-        <w:rPr>
-          <w:szCs w:val="28"/>
-        </w:rPr>
-      </w:pPr>
-      <w:r>
-        <w:rPr>
-          <w:szCs w:val="28"/>
-        </w:rPr>
-        <w:t>Celui-ci montre les informations nécessaires, sois son nom, prénom, nom d’utilisateur et son mot de passe, pour l’inscription d’un nouvel utilisateur (nous verrons ceci plus en détail au diagramme de classes). Un bouton Annuler renvoi à l’écran de login tandis que l’autre crée le nouvel utilisateur et le sauvegarde dans le fichier dédié et renvoi l’utilisateur à l’écran de login.</w:t>
-      </w:r>
-    </w:p>
-    <w:p>
-      <w:pPr>
-        <w:pStyle w:val="Titre2"/>
-      </w:pPr>
-      <w:bookmarkStart w:id="17" w:name="_Toc227542547"/>
-      <w:r>
-        <w:lastRenderedPageBreak/>
-        <w:t>Création de partie</w:t>
-      </w:r>
-      <w:bookmarkEnd w:id="17"/>
-    </w:p>
-    <w:p>
-      <w:r>
-        <w:drawing>
-          <wp:inline distT="0" distB="0" distL="0" distR="0" wp14:anchorId="2249289B" wp14:editId="0AF609C6">
-            <wp:extent cx="5486400" cy="4044315"/>
-            <wp:effectExtent l="0" t="0" r="0" b="0"/>
-            <wp:docPr id="1402349355" name="Image 1"/>
-            <wp:cNvGraphicFramePr>
-              <a:graphicFrameLocks xmlns:a="http://schemas.openxmlformats.org/drawingml/2006/main" noChangeAspect="1"/>
-            </wp:cNvGraphicFramePr>
-            <a:graphic xmlns:a="http://schemas.openxmlformats.org/drawingml/2006/main">
-              <a:graphicData uri="http://schemas.openxmlformats.org/drawingml/2006/picture">
-                <pic:pic xmlns:pic="http://schemas.openxmlformats.org/drawingml/2006/picture">
-                  <pic:nvPicPr>
-                    <pic:cNvPr id="1402349355" name=""/>
-                    <pic:cNvPicPr/>
-                  </pic:nvPicPr>
-                  <pic:blipFill>
-                    <a:blip r:embed="rId11"/>
-                    <a:stretch>
-                      <a:fillRect/>
-                    </a:stretch>
-                  </pic:blipFill>
-                  <pic:spPr>
-                    <a:xfrm>
-                      <a:off x="0" y="0"/>
-                      <a:ext cx="5486400" cy="4044315"/>
-                    </a:xfrm>
-                    <a:prstGeom prst="rect">
-                      <a:avLst/>
-                    </a:prstGeom>
-                  </pic:spPr>
-                </pic:pic>
-              </a:graphicData>
-            </a:graphic>
-          </wp:inline>
-        </w:drawing>
-      </w:r>
-    </w:p>
-    <w:p>
-      <w:pPr>
-        <w:spacing w:line="360" w:lineRule="auto"/>
-      </w:pPr>
-      <w:r>
-        <w:t>Cet écran permet de configurer une nouvelle partie avant son lancement. L’utilisateur doit y entrer le nom du joueur noir ainsi que celui du joueur blanc. Il peut ensuite choisir la taille du plateau parmi les options proposées. Le plateau 9x9 est sélectionné par défaut, tandis que les formats 13x13 et 19x19 sont visibles mais désactivés tant qu’ils ne sont pas implantés. Un bouton permet ensuite de démarrer la partie</w:t>
-      </w:r>
-      <w:r>
-        <w:t xml:space="preserve"> ou d’annuler et de retourner à l’écran de connexion</w:t>
-      </w:r>
-      <w:r>
-        <w:t>.</w:t>
-      </w:r>
-    </w:p>
-    <w:p>
-      <w:pPr>
-        <w:pStyle w:val="Titre2"/>
-      </w:pPr>
-      <w:bookmarkStart w:id="18" w:name="_Toc227542548"/>
-      <w:r>
-        <w:lastRenderedPageBreak/>
-        <w:t>PauseView</w:t>
-      </w:r>
-      <w:bookmarkEnd w:id="18"/>
-    </w:p>
-    <w:p>
-      <w:r>
-        <w:drawing>
-          <wp:inline distT="0" distB="0" distL="0" distR="0" wp14:anchorId="7AFBF981" wp14:editId="2F9FCDF7">
-            <wp:extent cx="4696480" cy="2734057"/>
-            <wp:effectExtent l="0" t="0" r="0" b="9525"/>
-            <wp:docPr id="772974874" name="Image 1"/>
-            <wp:cNvGraphicFramePr>
-              <a:graphicFrameLocks xmlns:a="http://schemas.openxmlformats.org/drawingml/2006/main" noChangeAspect="1"/>
-            </wp:cNvGraphicFramePr>
-            <a:graphic xmlns:a="http://schemas.openxmlformats.org/drawingml/2006/main">
-              <a:graphicData uri="http://schemas.openxmlformats.org/drawingml/2006/picture">
-                <pic:pic xmlns:pic="http://schemas.openxmlformats.org/drawingml/2006/picture">
-                  <pic:nvPicPr>
-                    <pic:cNvPr id="772974874" name=""/>
-                    <pic:cNvPicPr/>
-                  </pic:nvPicPr>
-                  <pic:blipFill>
-                    <a:blip r:embed="rId12"/>
-                    <a:stretch>
-                      <a:fillRect/>
-                    </a:stretch>
-                  </pic:blipFill>
-                  <pic:spPr>
-                    <a:xfrm>
-                      <a:off x="0" y="0"/>
-                      <a:ext cx="4696480" cy="2734057"/>
-                    </a:xfrm>
-                    <a:prstGeom prst="rect">
-                      <a:avLst/>
-                    </a:prstGeom>
-                  </pic:spPr>
-                </pic:pic>
-              </a:graphicData>
-            </a:graphic>
-          </wp:inline>
-        </w:drawing>
-      </w:r>
-    </w:p>
-    <w:p>
-      <w:pPr>
-        <w:spacing w:line="360" w:lineRule="auto"/>
-      </w:pPr>
-      <w:r>
-        <w:t>Cet écran s’affiche lorsqu</w:t>
-      </w:r>
-      <w:r>
-        <w:t>’un joueur appuie sur le bouton correspondan</w:t>
-      </w:r>
-      <w:r>
-        <w:t xml:space="preserve">. Il masque l’état du plateau afin d’éviter qu’un joueur puisse observer la stratégie en cours pendant la pause. </w:t>
-      </w:r>
-      <w:r>
-        <w:t>Le bouton permet de reprendre la partie.</w:t>
-      </w:r>
-    </w:p>
-    <w:p>
-      <w:pPr>
-        <w:pStyle w:val="Titre2"/>
-      </w:pPr>
-      <w:bookmarkStart w:id="19" w:name="_Toc227542549"/>
-      <w:r>
-        <w:lastRenderedPageBreak/>
-        <w:t>Partie</w:t>
-      </w:r>
-      <w:bookmarkEnd w:id="19"/>
-    </w:p>
-    <w:p>
-      <w:r>
-        <w:drawing>
-          <wp:inline distT="0" distB="0" distL="0" distR="0" wp14:anchorId="66A14907" wp14:editId="7FAA8060">
-            <wp:extent cx="5486400" cy="3819525"/>
-            <wp:effectExtent l="0" t="0" r="0" b="9525"/>
-            <wp:docPr id="20663249" name="Image 1"/>
-            <wp:cNvGraphicFramePr>
-              <a:graphicFrameLocks xmlns:a="http://schemas.openxmlformats.org/drawingml/2006/main" noChangeAspect="1"/>
-            </wp:cNvGraphicFramePr>
-            <a:graphic xmlns:a="http://schemas.openxmlformats.org/drawingml/2006/main">
-              <a:graphicData uri="http://schemas.openxmlformats.org/drawingml/2006/picture">
-                <pic:pic xmlns:pic="http://schemas.openxmlformats.org/drawingml/2006/picture">
-                  <pic:nvPicPr>
-                    <pic:cNvPr id="20663249" name=""/>
-                    <pic:cNvPicPr/>
-                  </pic:nvPicPr>
-                  <pic:blipFill>
-                    <a:blip r:embed="rId13"/>
-                    <a:stretch>
-                      <a:fillRect/>
-                    </a:stretch>
-                  </pic:blipFill>
-                  <pic:spPr>
-                    <a:xfrm>
-                      <a:off x="0" y="0"/>
-                      <a:ext cx="5486400" cy="3819525"/>
-                    </a:xfrm>
-                    <a:prstGeom prst="rect">
-                      <a:avLst/>
-                    </a:prstGeom>
-                  </pic:spPr>
-                </pic:pic>
-              </a:graphicData>
-            </a:graphic>
-          </wp:inline>
-        </w:drawing>
-      </w:r>
-    </w:p>
-    <w:p>
-      <w:pPr>
-        <w:spacing w:line="360" w:lineRule="auto"/>
-      </w:pPr>
-      <w:r>
-        <w:t>Cet écran constitue l’interface principale de l’application. Il affiche le plateau de jeu ainsi que les pierres placées par les joueurs au fil de la partie</w:t>
-      </w:r>
-      <w:r>
-        <w:t xml:space="preserve"> (La zone à gauche)</w:t>
-      </w:r>
-      <w:r>
-        <w:t>. On y retrouve également les informations importantes comme le joueur actuel</w:t>
-      </w:r>
-      <w:r>
-        <w:t xml:space="preserve"> et le temps de partie</w:t>
-      </w:r>
-      <w:r>
-        <w:t>. Des boutons permettent de passer son tour, de mettre la partie en pause ou d’abandonner la partie.</w:t>
-      </w:r>
-    </w:p>
-    <w:p>
-      <w:pPr>
-        <w:pStyle w:val="Titre2"/>
-      </w:pPr>
-      <w:bookmarkStart w:id="20" w:name="_Toc227542550"/>
-      <w:r>
-        <w:lastRenderedPageBreak/>
-        <w:t>Fin de partie</w:t>
-      </w:r>
-      <w:bookmarkEnd w:id="20"/>
-    </w:p>
-    <w:p>
-      <w:r>
-        <w:drawing>
-          <wp:inline distT="0" distB="0" distL="0" distR="0" wp14:anchorId="62B648C8" wp14:editId="5AB29063">
-            <wp:extent cx="5486400" cy="3166110"/>
-            <wp:effectExtent l="0" t="0" r="0" b="0"/>
-            <wp:docPr id="805554358" name="Image 1"/>
-            <wp:cNvGraphicFramePr>
-              <a:graphicFrameLocks xmlns:a="http://schemas.openxmlformats.org/drawingml/2006/main" noChangeAspect="1"/>
-            </wp:cNvGraphicFramePr>
-            <a:graphic xmlns:a="http://schemas.openxmlformats.org/drawingml/2006/main">
-              <a:graphicData uri="http://schemas.openxmlformats.org/drawingml/2006/picture">
-                <pic:pic xmlns:pic="http://schemas.openxmlformats.org/drawingml/2006/picture">
-                  <pic:nvPicPr>
-                    <pic:cNvPr id="805554358" name=""/>
-                    <pic:cNvPicPr/>
-                  </pic:nvPicPr>
-                  <pic:blipFill>
-                    <a:blip r:embed="rId14"/>
-                    <a:stretch>
-                      <a:fillRect/>
-                    </a:stretch>
-                  </pic:blipFill>
-                  <pic:spPr>
-                    <a:xfrm>
-                      <a:off x="0" y="0"/>
-                      <a:ext cx="5486400" cy="3166110"/>
-                    </a:xfrm>
-                    <a:prstGeom prst="rect">
-                      <a:avLst/>
-                    </a:prstGeom>
-                  </pic:spPr>
-                </pic:pic>
-              </a:graphicData>
-            </a:graphic>
-          </wp:inline>
-        </w:drawing>
-      </w:r>
-    </w:p>
-    <w:p>
-      <w:pPr>
-        <w:spacing w:line="360" w:lineRule="auto"/>
-      </w:pPr>
-      <w:r>
-        <w:t xml:space="preserve">Cet écran apparaît lorsque la partie est terminée. Il affiche le gagnant, le score final des deux joueurs ainsi que la durée de la partie. Un bouton permet ensuite de retourner au menu principal. </w:t>
-      </w:r>
-      <w:r>
-        <w:t>L’autre bouton permet de recommencer une partie identique à la partie précédente (même joueurs et taille de plateau).</w:t>
-      </w:r>
-    </w:p>
-    <w:p>
-      <w:pPr>
-        <w:pStyle w:val="Titre1"/>
-      </w:pPr>
-      <w:bookmarkStart w:id="21" w:name="_Toc227542551"/>
-      <w:r>
-        <w:lastRenderedPageBreak/>
-        <w:t>4.Conception détaillé</w:t>
-      </w:r>
-      <w:r>
-        <w:t>e</w:t>
-      </w:r>
-      <w:r>
-        <w:t xml:space="preserve"> – Diagramme de classe</w:t>
-      </w:r>
-      <w:bookmarkEnd w:id="21"/>
-    </w:p>
-    <w:p>
-      <w:r>
-        <w:drawing>
-          <wp:inline distT="0" distB="0" distL="0" distR="0" wp14:anchorId="0EF1BAA0" wp14:editId="347E82B0">
-            <wp:extent cx="5486400" cy="4483735"/>
-            <wp:effectExtent l="0" t="0" r="0" b="0"/>
-            <wp:docPr id="1102615493" name="Image 1"/>
-            <wp:cNvGraphicFramePr>
-              <a:graphicFrameLocks xmlns:a="http://schemas.openxmlformats.org/drawingml/2006/main" noChangeAspect="1"/>
-            </wp:cNvGraphicFramePr>
-            <a:graphic xmlns:a="http://schemas.openxmlformats.org/drawingml/2006/main">
-              <a:graphicData uri="http://schemas.openxmlformats.org/drawingml/2006/picture">
-                <pic:pic xmlns:pic="http://schemas.openxmlformats.org/drawingml/2006/picture">
-                  <pic:nvPicPr>
-                    <pic:cNvPr id="1102615493" name=""/>
-                    <pic:cNvPicPr/>
-                  </pic:nvPicPr>
-                  <pic:blipFill>
-                    <a:blip r:embed="rId15"/>
-                    <a:stretch>
-                      <a:fillRect/>
-                    </a:stretch>
-                  </pic:blipFill>
-                  <pic:spPr>
-                    <a:xfrm>
-                      <a:off x="0" y="0"/>
-                      <a:ext cx="5486400" cy="4483735"/>
-                    </a:xfrm>
-                    <a:prstGeom prst="rect">
-                      <a:avLst/>
-                    </a:prstGeom>
-                  </pic:spPr>
-                </pic:pic>
-              </a:graphicData>
-            </a:graphic>
-          </wp:inline>
-        </w:drawing>
-      </w:r>
-    </w:p>
-    <w:p>
-      <w:pPr>
-        <w:pStyle w:val="Titre2"/>
-      </w:pPr>
-      <w:bookmarkStart w:id="22" w:name="_Toc227542552"/>
-      <w:r>
-        <w:t>Utilisateur</w:t>
-      </w:r>
-      <w:bookmarkEnd w:id="22"/>
-    </w:p>
-    <w:p>
-      <w:pPr>
-        <w:spacing w:line="360" w:lineRule="auto"/>
-      </w:pPr>
-      <w:r>
-        <w:t>Cette classe représente un utilisateur de l’application et est seulement utile à la connexion.</w:t>
-      </w:r>
-    </w:p>
-    <w:p>
-      <w:pPr>
-        <w:pStyle w:val="Titre2"/>
-      </w:pPr>
-      <w:bookmarkStart w:id="23" w:name="_Toc227542553"/>
-      <w:r>
-        <w:t>Partie</w:t>
-      </w:r>
-      <w:bookmarkEnd w:id="23"/>
-    </w:p>
-    <w:p>
-      <w:r>
-        <w:t>Cette classe représente une partie de Go.</w:t>
-      </w:r>
-    </w:p>
-    <w:p>
-      <w:pPr>
-        <w:pStyle w:val="Titre2"/>
-      </w:pPr>
-      <w:bookmarkStart w:id="24" w:name="_Toc227542554"/>
-      <w:r>
-        <w:t>Plateau</w:t>
-      </w:r>
-      <w:bookmarkEnd w:id="24"/>
-    </w:p>
-    <w:p>
-      <w:r>
-        <w:t>Cette classe représente le plateau de jeu.</w:t>
-      </w:r>
-    </w:p>
-    <w:p>
-      <w:pPr>
-        <w:pStyle w:val="Titre2"/>
-      </w:pPr>
-      <w:bookmarkStart w:id="25" w:name="_Toc227542555"/>
-      <w:r>
-        <w:lastRenderedPageBreak/>
-        <w:t>Intersection</w:t>
-      </w:r>
-      <w:bookmarkEnd w:id="25"/>
-    </w:p>
-    <w:p>
-      <w:r>
-        <w:t>Cette classe représente une position sur le plateau.</w:t>
-      </w:r>
-      <w:r>
-        <w:t xml:space="preserve"> Utile dû au fait que les pierres sont placées sur des intersections lors d’un coup. </w:t>
-      </w:r>
-    </w:p>
-    <w:p>
-      <w:pPr>
-        <w:pStyle w:val="Titre2"/>
-      </w:pPr>
-      <w:bookmarkStart w:id="26" w:name="_Toc227542556"/>
-      <w:r>
-        <w:t>Pierre</w:t>
-      </w:r>
-      <w:bookmarkEnd w:id="26"/>
-    </w:p>
-    <w:p>
-      <w:r>
-        <w:t>Cette classe représente une pierre placée sur le plateau.</w:t>
-      </w:r>
-    </w:p>
-    <w:p>
-      <w:pPr>
-        <w:pStyle w:val="Titre2"/>
-      </w:pPr>
-      <w:bookmarkStart w:id="27" w:name="_Toc227542557"/>
-      <w:r>
-        <w:t>Coup</w:t>
-      </w:r>
-      <w:bookmarkEnd w:id="27"/>
-    </w:p>
-    <w:p>
-      <w:r>
-        <w:t>Cette classe représente une action effectuée par un joueur.</w:t>
-      </w:r>
-    </w:p>
-    <w:p>
-      <w:pPr>
-        <w:pStyle w:val="Titre2"/>
-      </w:pPr>
-      <w:bookmarkStart w:id="28" w:name="_Toc227542558"/>
-      <w:r>
-        <w:t>Groupe</w:t>
-      </w:r>
-      <w:bookmarkEnd w:id="28"/>
-    </w:p>
-    <w:p>
-      <w:r>
-        <w:t>Cette classe représente un groupe de pierres connectées.</w:t>
-      </w:r>
-    </w:p>
-    <w:p>
-      <w:pPr>
-        <w:pStyle w:val="Titre2"/>
-      </w:pPr>
-      <w:bookmarkStart w:id="29" w:name="_Toc227542559"/>
-      <w:r>
-        <w:t>JournalPartie</w:t>
-      </w:r>
-      <w:bookmarkEnd w:id="29"/>
-    </w:p>
-    <w:p>
-      <w:r>
-        <w:t>Cette classe représente les informations enregistrées à la fin d’une partie.</w:t>
-      </w:r>
-    </w:p>
-    <w:p>
-      <w:pPr>
-        <w:pStyle w:val="Titre2"/>
-      </w:pPr>
-      <w:bookmarkStart w:id="30" w:name="_Toc227542560"/>
-      <w:r>
-        <w:t>Config</w:t>
-      </w:r>
-      <w:bookmarkEnd w:id="30"/>
-    </w:p>
-    <w:p>
-      <w:r>
-        <w:t>Cette classe contient les paramètres du jeu.</w:t>
-      </w:r>
-    </w:p>
-    <w:p>
-      <w:pPr>
-        <w:pStyle w:val="Titre1"/>
-      </w:pPr>
-      <w:bookmarkStart w:id="31" w:name="_Toc227542561"/>
-      <w:r>
-        <w:lastRenderedPageBreak/>
-        <w:t>5.Conception détaillé</w:t>
-      </w:r>
-      <w:r>
-        <w:t>e</w:t>
-      </w:r>
-      <w:r>
-        <w:t xml:space="preserve"> – Diagramme de cas d’utilisation</w:t>
-      </w:r>
-      <w:bookmarkEnd w:id="31"/>
-    </w:p>
-    <w:p>
-      <w:r>
         <w:drawing>
           <wp:inline distT="0" distB="0" distL="0" distR="0" wp14:anchorId="7F5593A1" wp14:editId="171E38C4">
             <wp:extent cx="5486400" cy="3348990"/>
@@ -8063,7 +7219,7 @@
                     <pic:cNvPicPr/>
                   </pic:nvPicPr>
                   <pic:blipFill>
-                    <a:blip r:embed="rId16"/>
+                    <a:blip r:embed="rId10"/>
                     <a:stretch>
                       <a:fillRect/>
                     </a:stretch>
@@ -8088,40 +7244,46 @@
       <w:pPr>
         <w:pStyle w:val="Titre1"/>
       </w:pPr>
-      <w:bookmarkStart w:id="32" w:name="_Toc227542562"/>
-      <w:r>
-        <w:t>6.Plan de test</w:t>
-      </w:r>
-      <w:bookmarkEnd w:id="32"/>
+      <w:bookmarkStart w:id="13" w:name="_Toc240271577"/>
+      <w:r>
+        <w:t>5</w:t>
+      </w:r>
+      <w:r>
+        <w:t>.Plan de test</w:t>
+      </w:r>
+      <w:bookmarkEnd w:id="13"/>
     </w:p>
     <w:tbl>
       <w:tblPr>
         <w:tblStyle w:val="Grilledutableau"/>
-        <w:tblW w:w="0" w:type="auto"/>
+        <w:tblW w:w="9923" w:type="dxa"/>
+        <w:tblInd w:w="-714" w:type="dxa"/>
         <w:tblLook w:val="04A0" w:firstRow="1" w:lastRow="0" w:firstColumn="1" w:lastColumn="0" w:noHBand="0" w:noVBand="1"/>
       </w:tblPr>
       <w:tblGrid>
-        <w:gridCol w:w="2157"/>
-        <w:gridCol w:w="2157"/>
-        <w:gridCol w:w="2158"/>
-        <w:gridCol w:w="2158"/>
+        <w:gridCol w:w="2480"/>
+        <w:gridCol w:w="2481"/>
+        <w:gridCol w:w="2481"/>
+        <w:gridCol w:w="2481"/>
       </w:tblGrid>
       <w:tr>
         <w:tc>
           <w:tcPr>
-            <w:tcW w:w="2157" w:type="dxa"/>
+            <w:tcW w:w="2480" w:type="dxa"/>
           </w:tcPr>
           <w:p>
             <w:pPr>
               <w:rPr>
                 <w:b/>
                 <w:bCs/>
+                <w:sz w:val="24"/>
               </w:rPr>
             </w:pPr>
             <w:r>
               <w:rPr>
                 <w:b/>
                 <w:bCs/>
+                <w:sz w:val="24"/>
               </w:rPr>
               <w:t>Description</w:t>
             </w:r>
@@ -8129,19 +7291,21 @@
         </w:tc>
         <w:tc>
           <w:tcPr>
-            <w:tcW w:w="2157" w:type="dxa"/>
+            <w:tcW w:w="2481" w:type="dxa"/>
           </w:tcPr>
           <w:p>
             <w:pPr>
               <w:rPr>
                 <w:b/>
                 <w:bCs/>
+                <w:sz w:val="24"/>
               </w:rPr>
             </w:pPr>
             <w:r>
               <w:rPr>
                 <w:b/>
                 <w:bCs/>
+                <w:sz w:val="24"/>
               </w:rPr>
               <w:t>Préconditions</w:t>
             </w:r>
@@ -8149,19 +7313,21 @@
         </w:tc>
         <w:tc>
           <w:tcPr>
-            <w:tcW w:w="2158" w:type="dxa"/>
+            <w:tcW w:w="2481" w:type="dxa"/>
           </w:tcPr>
           <w:p>
             <w:pPr>
               <w:rPr>
                 <w:b/>
                 <w:bCs/>
+                <w:sz w:val="24"/>
               </w:rPr>
             </w:pPr>
             <w:r>
               <w:rPr>
                 <w:b/>
                 <w:bCs/>
+                <w:sz w:val="24"/>
               </w:rPr>
               <w:t>Étapes</w:t>
             </w:r>
@@ -8169,19 +7335,21 @@
         </w:tc>
         <w:tc>
           <w:tcPr>
-            <w:tcW w:w="2158" w:type="dxa"/>
+            <w:tcW w:w="2481" w:type="dxa"/>
           </w:tcPr>
           <w:p>
             <w:pPr>
               <w:rPr>
                 <w:b/>
                 <w:bCs/>
+                <w:sz w:val="24"/>
               </w:rPr>
             </w:pPr>
             <w:r>
               <w:rPr>
                 <w:b/>
                 <w:bCs/>
+                <w:sz w:val="24"/>
               </w:rPr>
               <w:t>Résultat attendu</w:t>
             </w:r>
@@ -8191,41 +7359,143 @@
       <w:tr>
         <w:tc>
           <w:tcPr>
-            <w:tcW w:w="2157" w:type="dxa"/>
+            <w:tcW w:w="2480" w:type="dxa"/>
           </w:tcPr>
           <w:p>
-            <w:r>
-              <w:t>Se connecter</w:t>
+            <w:pPr>
+              <w:rPr>
+                <w:sz w:val="22"/>
+                <w:szCs w:val="22"/>
+              </w:rPr>
+            </w:pPr>
+            <w:r>
+              <w:rPr>
+                <w:sz w:val="22"/>
+                <w:szCs w:val="22"/>
+              </w:rPr>
+              <w:t>Connexion client</w:t>
             </w:r>
           </w:p>
         </w:tc>
         <w:tc>
           <w:tcPr>
-            <w:tcW w:w="2157" w:type="dxa"/>
+            <w:tcW w:w="2481" w:type="dxa"/>
           </w:tcPr>
           <w:p>
-            <w:r>
-              <w:t>Utilisateur déjà créé</w:t>
+            <w:pPr>
+              <w:rPr>
+                <w:sz w:val="22"/>
+                <w:szCs w:val="22"/>
+              </w:rPr>
+            </w:pPr>
+            <w:r>
+              <w:rPr>
+                <w:sz w:val="22"/>
+                <w:szCs w:val="22"/>
+              </w:rPr>
+              <w:t xml:space="preserve">Connaître </w:t>
+            </w:r>
+            <w:proofErr w:type="spellStart"/>
+            <w:r>
+              <w:rPr>
+                <w:sz w:val="22"/>
+                <w:szCs w:val="22"/>
+              </w:rPr>
+              <w:t>l’ip</w:t>
+            </w:r>
+            <w:proofErr w:type="spellEnd"/>
+            <w:r>
+              <w:rPr>
+                <w:sz w:val="22"/>
+                <w:szCs w:val="22"/>
+              </w:rPr>
+              <w:t xml:space="preserve"> et le port d’accès à l’hébergeur.</w:t>
             </w:r>
           </w:p>
         </w:tc>
         <w:tc>
           <w:tcPr>
-            <w:tcW w:w="2158" w:type="dxa"/>
+            <w:tcW w:w="2481" w:type="dxa"/>
           </w:tcPr>
           <w:p>
-            <w:r>
-              <w:t>1. Entrer le nom d’utilisateur 2. Entrer le mot de passe 3. Cliquer sur Connexion</w:t>
+            <w:pPr>
+              <w:rPr>
+                <w:sz w:val="22"/>
+                <w:szCs w:val="22"/>
+              </w:rPr>
+            </w:pPr>
+            <w:r>
+              <w:rPr>
+                <w:sz w:val="22"/>
+                <w:szCs w:val="22"/>
+              </w:rPr>
+              <w:t xml:space="preserve">- 1 : Entrer </w:t>
+            </w:r>
+            <w:proofErr w:type="spellStart"/>
+            <w:r>
+              <w:rPr>
+                <w:sz w:val="22"/>
+                <w:szCs w:val="22"/>
+              </w:rPr>
+              <w:t>l’ip</w:t>
+            </w:r>
+            <w:proofErr w:type="spellEnd"/>
+          </w:p>
+          <w:p>
+            <w:pPr>
+              <w:rPr>
+                <w:sz w:val="22"/>
+                <w:szCs w:val="22"/>
+              </w:rPr>
+            </w:pPr>
+            <w:r>
+              <w:rPr>
+                <w:sz w:val="22"/>
+                <w:szCs w:val="22"/>
+              </w:rPr>
+              <w:t>- 2 : Entrer le port</w:t>
+            </w:r>
+          </w:p>
+          <w:p>
+            <w:pPr>
+              <w:rPr>
+                <w:sz w:val="22"/>
+                <w:szCs w:val="22"/>
+              </w:rPr>
+            </w:pPr>
+            <w:r>
+              <w:rPr>
+                <w:sz w:val="22"/>
+                <w:szCs w:val="22"/>
+              </w:rPr>
+              <w:t>- 3 : Se connecter</w:t>
             </w:r>
           </w:p>
         </w:tc>
         <w:tc>
           <w:tcPr>
-            <w:tcW w:w="2158" w:type="dxa"/>
+            <w:tcW w:w="2481" w:type="dxa"/>
           </w:tcPr>
           <w:p>
-            <w:r>
-              <w:t>L’utilisateur accède à l’application</w:t>
+            <w:pPr>
+              <w:rPr>
+                <w:sz w:val="22"/>
+                <w:szCs w:val="22"/>
+              </w:rPr>
+            </w:pPr>
+            <w:r>
+              <w:rPr>
+                <w:sz w:val="22"/>
+                <w:szCs w:val="22"/>
+              </w:rPr>
+              <w:t xml:space="preserve">L’utilisateur </w:t>
+            </w:r>
+            <w:r>
+              <w:rPr>
+                <w:sz w:val="22"/>
+                <w:szCs w:val="22"/>
+              </w:rPr>
+              <w:t>se connecte au joueur hébergeur.</w:t>
             </w:r>
           </w:p>
         </w:tc>
@@ -8233,41 +7503,81 @@
       <w:tr>
         <w:tc>
           <w:tcPr>
-            <w:tcW w:w="2157" w:type="dxa"/>
+            <w:tcW w:w="2480" w:type="dxa"/>
           </w:tcPr>
           <w:p>
-            <w:r>
-              <w:t>Créer un utilisateur</w:t>
+            <w:pPr>
+              <w:rPr>
+                <w:sz w:val="22"/>
+                <w:szCs w:val="22"/>
+              </w:rPr>
+            </w:pPr>
+            <w:r>
+              <w:rPr>
+                <w:sz w:val="22"/>
+                <w:szCs w:val="22"/>
+              </w:rPr>
+              <w:t>Configurer le robot</w:t>
             </w:r>
           </w:p>
         </w:tc>
         <w:tc>
           <w:tcPr>
-            <w:tcW w:w="2157" w:type="dxa"/>
+            <w:tcW w:w="2481" w:type="dxa"/>
           </w:tcPr>
           <w:p>
-            <w:r>
-              <w:t>Aucun utilisateur avec le même nom d’utilisateur</w:t>
+            <w:pPr>
+              <w:rPr>
+                <w:sz w:val="22"/>
+                <w:szCs w:val="22"/>
+              </w:rPr>
+            </w:pPr>
+            <w:r>
+              <w:rPr>
+                <w:sz w:val="22"/>
+                <w:szCs w:val="22"/>
+              </w:rPr>
+              <w:t>L’hébergeur et le client doivent être connecté entre eux.</w:t>
             </w:r>
           </w:p>
         </w:tc>
         <w:tc>
           <w:tcPr>
-            <w:tcW w:w="2158" w:type="dxa"/>
+            <w:tcW w:w="2481" w:type="dxa"/>
           </w:tcPr>
           <w:p>
-            <w:r>
-              <w:t>1. Entrer les informations demandées 2. Cliquer sur Créer</w:t>
+            <w:pPr>
+              <w:rPr>
+                <w:sz w:val="22"/>
+                <w:szCs w:val="22"/>
+              </w:rPr>
+            </w:pPr>
+            <w:r>
+              <w:rPr>
+                <w:sz w:val="22"/>
+                <w:szCs w:val="22"/>
+              </w:rPr>
+              <w:t>- 1 : Répartir les points dans les différentes caractéristiques</w:t>
             </w:r>
           </w:p>
         </w:tc>
         <w:tc>
           <w:tcPr>
-            <w:tcW w:w="2158" w:type="dxa"/>
+            <w:tcW w:w="2481" w:type="dxa"/>
           </w:tcPr>
           <w:p>
-            <w:r>
-              <w:t>L’utilisateur est créé et sauvegardé</w:t>
+            <w:pPr>
+              <w:rPr>
+                <w:sz w:val="22"/>
+                <w:szCs w:val="22"/>
+              </w:rPr>
+            </w:pPr>
+            <w:r>
+              <w:rPr>
+                <w:sz w:val="22"/>
+                <w:szCs w:val="22"/>
+              </w:rPr>
+              <w:t>Le robot doit avoir des valeurs cohérentes.</w:t>
             </w:r>
           </w:p>
         </w:tc>
@@ -8275,93 +7585,127 @@
       <w:tr>
         <w:tc>
           <w:tcPr>
-            <w:tcW w:w="2157" w:type="dxa"/>
+            <w:tcW w:w="2480" w:type="dxa"/>
           </w:tcPr>
           <w:p>
-            <w:r>
-              <w:t>Créer une partie</w:t>
-            </w:r>
+            <w:pPr>
+              <w:rPr>
+                <w:sz w:val="22"/>
+                <w:szCs w:val="22"/>
+              </w:rPr>
+            </w:pPr>
           </w:p>
         </w:tc>
         <w:tc>
           <w:tcPr>
-            <w:tcW w:w="2157" w:type="dxa"/>
+            <w:tcW w:w="2481" w:type="dxa"/>
           </w:tcPr>
           <w:p>
-            <w:r>
-              <w:t>L’utilisateur est connecté</w:t>
-            </w:r>
+            <w:pPr>
+              <w:rPr>
+                <w:sz w:val="22"/>
+                <w:szCs w:val="22"/>
+              </w:rPr>
+            </w:pPr>
           </w:p>
         </w:tc>
         <w:tc>
           <w:tcPr>
-            <w:tcW w:w="2158" w:type="dxa"/>
+            <w:tcW w:w="2481" w:type="dxa"/>
           </w:tcPr>
           <w:p>
-            <w:r>
-              <w:t xml:space="preserve">1. Entrer le nom des joueurs 2. </w:t>
-            </w:r>
-            <w:r>
-              <w:lastRenderedPageBreak/>
-              <w:t>Cliquer sur Démarrer la partie</w:t>
-            </w:r>
+            <w:pPr>
+              <w:rPr>
+                <w:sz w:val="22"/>
+                <w:szCs w:val="22"/>
+              </w:rPr>
+            </w:pPr>
           </w:p>
         </w:tc>
         <w:tc>
           <w:tcPr>
-            <w:tcW w:w="2158" w:type="dxa"/>
+            <w:tcW w:w="2481" w:type="dxa"/>
           </w:tcPr>
           <w:p>
-            <w:r>
-              <w:lastRenderedPageBreak/>
-              <w:t xml:space="preserve">La partie est créée et le </w:t>
-            </w:r>
-            <w:r>
-              <w:lastRenderedPageBreak/>
-              <w:t>plateau s’affiche</w:t>
-            </w:r>
+            <w:pPr>
+              <w:rPr>
+                <w:sz w:val="22"/>
+                <w:szCs w:val="22"/>
+              </w:rPr>
+            </w:pPr>
           </w:p>
         </w:tc>
       </w:tr>
       <w:tr>
         <w:tc>
           <w:tcPr>
-            <w:tcW w:w="2157" w:type="dxa"/>
+            <w:tcW w:w="2480" w:type="dxa"/>
           </w:tcPr>
           <w:p>
-            <w:r>
-              <w:lastRenderedPageBreak/>
-              <w:t>Jouer un coup valide</w:t>
+            <w:pPr>
+              <w:rPr>
+                <w:sz w:val="24"/>
+              </w:rPr>
+            </w:pPr>
+            <w:r>
+              <w:rPr>
+                <w:sz w:val="24"/>
+              </w:rPr>
+              <w:t>Mettre la partie en pause</w:t>
             </w:r>
           </w:p>
         </w:tc>
         <w:tc>
           <w:tcPr>
-            <w:tcW w:w="2157" w:type="dxa"/>
+            <w:tcW w:w="2481" w:type="dxa"/>
           </w:tcPr>
           <w:p>
-            <w:r>
+            <w:pPr>
+              <w:rPr>
+                <w:sz w:val="24"/>
+              </w:rPr>
+            </w:pPr>
+            <w:r>
+              <w:rPr>
+                <w:sz w:val="24"/>
+              </w:rPr>
               <w:t>Partie commencée</w:t>
             </w:r>
           </w:p>
         </w:tc>
         <w:tc>
           <w:tcPr>
-            <w:tcW w:w="2158" w:type="dxa"/>
+            <w:tcW w:w="2481" w:type="dxa"/>
           </w:tcPr>
           <w:p>
-            <w:r>
-              <w:t>1. Cliquer sur une intersection libre</w:t>
+            <w:pPr>
+              <w:rPr>
+                <w:sz w:val="24"/>
+              </w:rPr>
+            </w:pPr>
+            <w:r>
+              <w:rPr>
+                <w:sz w:val="24"/>
+              </w:rPr>
+              <w:t>1. Cliquer sur Pause</w:t>
             </w:r>
           </w:p>
         </w:tc>
         <w:tc>
           <w:tcPr>
-            <w:tcW w:w="2158" w:type="dxa"/>
+            <w:tcW w:w="2481" w:type="dxa"/>
           </w:tcPr>
           <w:p>
-            <w:r>
-              <w:t>La pierre est placée et le tour change</w:t>
+            <w:pPr>
+              <w:rPr>
+                <w:sz w:val="24"/>
+              </w:rPr>
+            </w:pPr>
+            <w:r>
+              <w:rPr>
+                <w:sz w:val="24"/>
+              </w:rPr>
+              <w:t>L’écran de pause s’affiche</w:t>
             </w:r>
           </w:p>
         </w:tc>
@@ -8369,41 +7713,73 @@
       <w:tr>
         <w:tc>
           <w:tcPr>
-            <w:tcW w:w="2157" w:type="dxa"/>
+            <w:tcW w:w="2480" w:type="dxa"/>
           </w:tcPr>
           <w:p>
-            <w:r>
-              <w:t>Refuser un coup invalide</w:t>
+            <w:pPr>
+              <w:rPr>
+                <w:sz w:val="24"/>
+              </w:rPr>
+            </w:pPr>
+            <w:r>
+              <w:rPr>
+                <w:sz w:val="24"/>
+              </w:rPr>
+              <w:t>Abandonner la partie</w:t>
             </w:r>
           </w:p>
         </w:tc>
         <w:tc>
           <w:tcPr>
-            <w:tcW w:w="2157" w:type="dxa"/>
+            <w:tcW w:w="2481" w:type="dxa"/>
           </w:tcPr>
           <w:p>
-            <w:r>
-              <w:t>Intersection déjà occupée</w:t>
+            <w:pPr>
+              <w:rPr>
+                <w:sz w:val="24"/>
+              </w:rPr>
+            </w:pPr>
+            <w:r>
+              <w:rPr>
+                <w:sz w:val="24"/>
+              </w:rPr>
+              <w:t>Partie commencée</w:t>
             </w:r>
           </w:p>
         </w:tc>
         <w:tc>
           <w:tcPr>
-            <w:tcW w:w="2158" w:type="dxa"/>
+            <w:tcW w:w="2481" w:type="dxa"/>
           </w:tcPr>
           <w:p>
-            <w:r>
-              <w:t>1. Cliquer sur une intersection occupée</w:t>
+            <w:pPr>
+              <w:rPr>
+                <w:sz w:val="24"/>
+              </w:rPr>
+            </w:pPr>
+            <w:r>
+              <w:rPr>
+                <w:sz w:val="24"/>
+              </w:rPr>
+              <w:t>1. Cliquer sur Abandonner</w:t>
             </w:r>
           </w:p>
         </w:tc>
         <w:tc>
           <w:tcPr>
-            <w:tcW w:w="2158" w:type="dxa"/>
+            <w:tcW w:w="2481" w:type="dxa"/>
           </w:tcPr>
           <w:p>
-            <w:r>
-              <w:t>Le coup est refusé</w:t>
+            <w:pPr>
+              <w:rPr>
+                <w:sz w:val="24"/>
+              </w:rPr>
+            </w:pPr>
+            <w:r>
+              <w:rPr>
+                <w:sz w:val="24"/>
+              </w:rPr>
+              <w:t>La partie se termine</w:t>
             </w:r>
           </w:p>
         </w:tc>
@@ -8411,41 +7787,73 @@
       <w:tr>
         <w:tc>
           <w:tcPr>
-            <w:tcW w:w="2157" w:type="dxa"/>
+            <w:tcW w:w="2480" w:type="dxa"/>
           </w:tcPr>
           <w:p>
-            <w:r>
-              <w:t>Capturer des pierres</w:t>
+            <w:pPr>
+              <w:rPr>
+                <w:sz w:val="24"/>
+              </w:rPr>
+            </w:pPr>
+            <w:r>
+              <w:rPr>
+                <w:sz w:val="24"/>
+              </w:rPr>
+              <w:t>Calculer le score final</w:t>
             </w:r>
           </w:p>
         </w:tc>
         <w:tc>
           <w:tcPr>
-            <w:tcW w:w="2157" w:type="dxa"/>
+            <w:tcW w:w="2481" w:type="dxa"/>
           </w:tcPr>
           <w:p>
-            <w:r>
-              <w:t>Situation de capture présente</w:t>
+            <w:pPr>
+              <w:rPr>
+                <w:sz w:val="24"/>
+              </w:rPr>
+            </w:pPr>
+            <w:r>
+              <w:rPr>
+                <w:sz w:val="24"/>
+              </w:rPr>
+              <w:t>Partie terminée</w:t>
             </w:r>
           </w:p>
         </w:tc>
         <w:tc>
           <w:tcPr>
-            <w:tcW w:w="2158" w:type="dxa"/>
+            <w:tcW w:w="2481" w:type="dxa"/>
           </w:tcPr>
           <w:p>
-            <w:r>
-              <w:t>1. Jouer le coup retirant la dernière liberté adverse</w:t>
+            <w:pPr>
+              <w:rPr>
+                <w:sz w:val="24"/>
+              </w:rPr>
+            </w:pPr>
+            <w:r>
+              <w:rPr>
+                <w:sz w:val="24"/>
+              </w:rPr>
+              <w:t>1. Terminer la partie</w:t>
             </w:r>
           </w:p>
         </w:tc>
         <w:tc>
           <w:tcPr>
-            <w:tcW w:w="2158" w:type="dxa"/>
+            <w:tcW w:w="2481" w:type="dxa"/>
           </w:tcPr>
           <w:p>
-            <w:r>
-              <w:t>Les pierres capturées sont retirées</w:t>
+            <w:pPr>
+              <w:rPr>
+                <w:sz w:val="24"/>
+              </w:rPr>
+            </w:pPr>
+            <w:r>
+              <w:rPr>
+                <w:sz w:val="24"/>
+              </w:rPr>
+              <w:t>Le score final est calculé</w:t>
             </w:r>
           </w:p>
         </w:tc>
@@ -8453,44 +7861,187 @@
       <w:tr>
         <w:tc>
           <w:tcPr>
-            <w:tcW w:w="2157" w:type="dxa"/>
+            <w:tcW w:w="2480" w:type="dxa"/>
           </w:tcPr>
           <w:p>
-            <w:r>
-              <w:t>Appliquer la règle du ko</w:t>
+            <w:pPr>
+              <w:rPr>
+                <w:sz w:val="24"/>
+              </w:rPr>
+            </w:pPr>
+            <w:r>
+              <w:rPr>
+                <w:sz w:val="24"/>
+              </w:rPr>
+              <w:t>Enregistrer le journal de partie</w:t>
             </w:r>
           </w:p>
         </w:tc>
         <w:tc>
           <w:tcPr>
-            <w:tcW w:w="2157" w:type="dxa"/>
+            <w:tcW w:w="2481" w:type="dxa"/>
           </w:tcPr>
           <w:p>
-            <w:r>
-              <w:t>Situation de ko présente</w:t>
+            <w:pPr>
+              <w:rPr>
+                <w:sz w:val="24"/>
+              </w:rPr>
+            </w:pPr>
+            <w:r>
+              <w:rPr>
+                <w:sz w:val="24"/>
+              </w:rPr>
+              <w:t>Partie terminée</w:t>
             </w:r>
           </w:p>
         </w:tc>
         <w:tc>
           <w:tcPr>
-            <w:tcW w:w="2158" w:type="dxa"/>
+            <w:tcW w:w="2481" w:type="dxa"/>
           </w:tcPr>
           <w:p>
-            <w:r>
-              <w:t>1. Jouer un coup recréant la même position</w:t>
+            <w:pPr>
+              <w:rPr>
+                <w:sz w:val="24"/>
+              </w:rPr>
+            </w:pPr>
+            <w:r>
+              <w:rPr>
+                <w:sz w:val="24"/>
+              </w:rPr>
+              <w:t>1. Terminer une partie</w:t>
             </w:r>
           </w:p>
         </w:tc>
         <w:tc>
           <w:tcPr>
-            <w:tcW w:w="2158" w:type="dxa"/>
+            <w:tcW w:w="2481" w:type="dxa"/>
           </w:tcPr>
           <w:p>
-            <w:r>
-              <w:t>Le coup est refusé</w:t>
-            </w:r>
-            <w:r>
-              <w:t xml:space="preserve">  si il est le deuxième du qui recréer la même position</w:t>
+            <w:pPr>
+              <w:rPr>
+                <w:sz w:val="24"/>
+              </w:rPr>
+            </w:pPr>
+            <w:r>
+              <w:rPr>
+                <w:sz w:val="24"/>
+              </w:rPr>
+              <w:t>Les données sont sauvegardées</w:t>
+            </w:r>
+          </w:p>
+        </w:tc>
+      </w:tr>
+    </w:tbl>
+    <w:p/>
+    <w:p>
+      <w:pPr>
+        <w:pStyle w:val="Titre1"/>
+      </w:pPr>
+      <w:r>
+        <w:lastRenderedPageBreak/>
+        <w:t>6. Échéancier</w:t>
+      </w:r>
+    </w:p>
+    <w:tbl>
+      <w:tblPr>
+        <w:tblStyle w:val="Grilledutableau"/>
+        <w:tblW w:w="9923" w:type="dxa"/>
+        <w:tblInd w:w="-714" w:type="dxa"/>
+        <w:tblLook w:val="04A0" w:firstRow="1" w:lastRow="0" w:firstColumn="1" w:lastColumn="0" w:noHBand="0" w:noVBand="1"/>
+      </w:tblPr>
+      <w:tblGrid>
+        <w:gridCol w:w="2480"/>
+        <w:gridCol w:w="2481"/>
+        <w:gridCol w:w="2481"/>
+        <w:gridCol w:w="2481"/>
+      </w:tblGrid>
+      <w:tr>
+        <w:tc>
+          <w:tcPr>
+            <w:tcW w:w="2480" w:type="dxa"/>
+          </w:tcPr>
+          <w:p>
+            <w:pPr>
+              <w:rPr>
+                <w:b/>
+                <w:bCs/>
+                <w:sz w:val="24"/>
+              </w:rPr>
+            </w:pPr>
+            <w:r>
+              <w:rPr>
+                <w:b/>
+                <w:bCs/>
+                <w:sz w:val="24"/>
+              </w:rPr>
+              <w:t>Description</w:t>
+            </w:r>
+          </w:p>
+        </w:tc>
+        <w:tc>
+          <w:tcPr>
+            <w:tcW w:w="2481" w:type="dxa"/>
+          </w:tcPr>
+          <w:p>
+            <w:pPr>
+              <w:rPr>
+                <w:b/>
+                <w:bCs/>
+                <w:sz w:val="24"/>
+              </w:rPr>
+            </w:pPr>
+            <w:r>
+              <w:rPr>
+                <w:b/>
+                <w:bCs/>
+                <w:sz w:val="24"/>
+              </w:rPr>
+              <w:t>Préconditions</w:t>
+            </w:r>
+          </w:p>
+        </w:tc>
+        <w:tc>
+          <w:tcPr>
+            <w:tcW w:w="2481" w:type="dxa"/>
+          </w:tcPr>
+          <w:p>
+            <w:pPr>
+              <w:rPr>
+                <w:b/>
+                <w:bCs/>
+                <w:sz w:val="24"/>
+              </w:rPr>
+            </w:pPr>
+            <w:r>
+              <w:rPr>
+                <w:b/>
+                <w:bCs/>
+                <w:sz w:val="24"/>
+              </w:rPr>
+              <w:t>Étapes</w:t>
+            </w:r>
+          </w:p>
+        </w:tc>
+        <w:tc>
+          <w:tcPr>
+            <w:tcW w:w="2481" w:type="dxa"/>
+          </w:tcPr>
+          <w:p>
+            <w:pPr>
+              <w:rPr>
+                <w:b/>
+                <w:bCs/>
+                <w:sz w:val="24"/>
+              </w:rPr>
+            </w:pPr>
+            <w:r>
+              <w:rPr>
+                <w:b/>
+                <w:bCs/>
+                <w:sz w:val="24"/>
+              </w:rPr>
+              <w:t>Résultat attendu</w:t>
             </w:r>
           </w:p>
         </w:tc>
@@ -8498,41 +8049,136 @@
       <w:tr>
         <w:tc>
           <w:tcPr>
-            <w:tcW w:w="2157" w:type="dxa"/>
+            <w:tcW w:w="2480" w:type="dxa"/>
           </w:tcPr>
           <w:p>
-            <w:r>
-              <w:t>Détecter un suicide</w:t>
+            <w:pPr>
+              <w:rPr>
+                <w:sz w:val="22"/>
+                <w:szCs w:val="22"/>
+              </w:rPr>
+            </w:pPr>
+            <w:r>
+              <w:rPr>
+                <w:sz w:val="22"/>
+                <w:szCs w:val="22"/>
+              </w:rPr>
+              <w:t>Connexion client</w:t>
             </w:r>
           </w:p>
         </w:tc>
         <w:tc>
           <w:tcPr>
-            <w:tcW w:w="2157" w:type="dxa"/>
+            <w:tcW w:w="2481" w:type="dxa"/>
           </w:tcPr>
           <w:p>
-            <w:r>
-              <w:t>Situation de suicide possible</w:t>
+            <w:pPr>
+              <w:rPr>
+                <w:sz w:val="22"/>
+                <w:szCs w:val="22"/>
+              </w:rPr>
+            </w:pPr>
+            <w:r>
+              <w:rPr>
+                <w:sz w:val="22"/>
+                <w:szCs w:val="22"/>
+              </w:rPr>
+              <w:t xml:space="preserve">Connaître </w:t>
+            </w:r>
+            <w:proofErr w:type="spellStart"/>
+            <w:r>
+              <w:rPr>
+                <w:sz w:val="22"/>
+                <w:szCs w:val="22"/>
+              </w:rPr>
+              <w:t>l’ip</w:t>
+            </w:r>
+            <w:proofErr w:type="spellEnd"/>
+            <w:r>
+              <w:rPr>
+                <w:sz w:val="22"/>
+                <w:szCs w:val="22"/>
+              </w:rPr>
+              <w:t xml:space="preserve"> et le port d’accès à l’hébergeur.</w:t>
             </w:r>
           </w:p>
         </w:tc>
         <w:tc>
           <w:tcPr>
-            <w:tcW w:w="2158" w:type="dxa"/>
+            <w:tcW w:w="2481" w:type="dxa"/>
           </w:tcPr>
           <w:p>
-            <w:r>
-              <w:t>1. Jouer un coup suicidaire</w:t>
+            <w:pPr>
+              <w:rPr>
+                <w:sz w:val="22"/>
+                <w:szCs w:val="22"/>
+              </w:rPr>
+            </w:pPr>
+            <w:r>
+              <w:rPr>
+                <w:sz w:val="22"/>
+                <w:szCs w:val="22"/>
+              </w:rPr>
+              <w:t xml:space="preserve">- 1 : Entrer </w:t>
+            </w:r>
+            <w:proofErr w:type="spellStart"/>
+            <w:r>
+              <w:rPr>
+                <w:sz w:val="22"/>
+                <w:szCs w:val="22"/>
+              </w:rPr>
+              <w:t>l’ip</w:t>
+            </w:r>
+            <w:proofErr w:type="spellEnd"/>
+          </w:p>
+          <w:p>
+            <w:pPr>
+              <w:rPr>
+                <w:sz w:val="22"/>
+                <w:szCs w:val="22"/>
+              </w:rPr>
+            </w:pPr>
+            <w:r>
+              <w:rPr>
+                <w:sz w:val="22"/>
+                <w:szCs w:val="22"/>
+              </w:rPr>
+              <w:t>- 2 : Entrer le port</w:t>
+            </w:r>
+          </w:p>
+          <w:p>
+            <w:pPr>
+              <w:rPr>
+                <w:sz w:val="22"/>
+                <w:szCs w:val="22"/>
+              </w:rPr>
+            </w:pPr>
+            <w:r>
+              <w:rPr>
+                <w:sz w:val="22"/>
+                <w:szCs w:val="22"/>
+              </w:rPr>
+              <w:t>- 3 : Se connecter</w:t>
             </w:r>
           </w:p>
         </w:tc>
         <w:tc>
           <w:tcPr>
-            <w:tcW w:w="2158" w:type="dxa"/>
+            <w:tcW w:w="2481" w:type="dxa"/>
           </w:tcPr>
           <w:p>
-            <w:r>
-              <w:t>Un message s’affiche</w:t>
+            <w:pPr>
+              <w:rPr>
+                <w:sz w:val="22"/>
+                <w:szCs w:val="22"/>
+              </w:rPr>
+            </w:pPr>
+            <w:r>
+              <w:rPr>
+                <w:sz w:val="22"/>
+                <w:szCs w:val="22"/>
+              </w:rPr>
+              <w:t>L’utilisateur se connecte au joueur hébergeur.</w:t>
             </w:r>
           </w:p>
         </w:tc>
@@ -8540,41 +8186,81 @@
       <w:tr>
         <w:tc>
           <w:tcPr>
-            <w:tcW w:w="2157" w:type="dxa"/>
+            <w:tcW w:w="2480" w:type="dxa"/>
           </w:tcPr>
           <w:p>
-            <w:r>
-              <w:t>Passer son tour</w:t>
+            <w:pPr>
+              <w:rPr>
+                <w:sz w:val="22"/>
+                <w:szCs w:val="22"/>
+              </w:rPr>
+            </w:pPr>
+            <w:r>
+              <w:rPr>
+                <w:sz w:val="22"/>
+                <w:szCs w:val="22"/>
+              </w:rPr>
+              <w:t>Configurer le robot</w:t>
             </w:r>
           </w:p>
         </w:tc>
         <w:tc>
           <w:tcPr>
-            <w:tcW w:w="2157" w:type="dxa"/>
+            <w:tcW w:w="2481" w:type="dxa"/>
           </w:tcPr>
           <w:p>
-            <w:r>
-              <w:t>Partie commencée</w:t>
+            <w:pPr>
+              <w:rPr>
+                <w:sz w:val="22"/>
+                <w:szCs w:val="22"/>
+              </w:rPr>
+            </w:pPr>
+            <w:r>
+              <w:rPr>
+                <w:sz w:val="22"/>
+                <w:szCs w:val="22"/>
+              </w:rPr>
+              <w:t>L’hébergeur et le client doivent être connecté entre eux.</w:t>
             </w:r>
           </w:p>
         </w:tc>
         <w:tc>
           <w:tcPr>
-            <w:tcW w:w="2158" w:type="dxa"/>
+            <w:tcW w:w="2481" w:type="dxa"/>
           </w:tcPr>
           <w:p>
-            <w:r>
-              <w:t>1. Cliquer sur Passer son tour</w:t>
+            <w:pPr>
+              <w:rPr>
+                <w:sz w:val="22"/>
+                <w:szCs w:val="22"/>
+              </w:rPr>
+            </w:pPr>
+            <w:r>
+              <w:rPr>
+                <w:sz w:val="22"/>
+                <w:szCs w:val="22"/>
+              </w:rPr>
+              <w:t>- 1 : Répartir les points dans les différentes caractéristiques</w:t>
             </w:r>
           </w:p>
         </w:tc>
         <w:tc>
           <w:tcPr>
-            <w:tcW w:w="2158" w:type="dxa"/>
+            <w:tcW w:w="2481" w:type="dxa"/>
           </w:tcPr>
           <w:p>
-            <w:r>
-              <w:t>Le tour change</w:t>
+            <w:pPr>
+              <w:rPr>
+                <w:sz w:val="22"/>
+                <w:szCs w:val="22"/>
+              </w:rPr>
+            </w:pPr>
+            <w:r>
+              <w:rPr>
+                <w:sz w:val="22"/>
+                <w:szCs w:val="22"/>
+              </w:rPr>
+              <w:t>Le robot doit avoir des valeurs cohérentes.</w:t>
             </w:r>
           </w:p>
         </w:tc>
@@ -8582,167 +8268,127 @@
       <w:tr>
         <w:tc>
           <w:tcPr>
-            <w:tcW w:w="2157" w:type="dxa"/>
+            <w:tcW w:w="2480" w:type="dxa"/>
           </w:tcPr>
           <w:p>
-            <w:r>
-              <w:t>Mettre la partie en pause</w:t>
-            </w:r>
+            <w:pPr>
+              <w:rPr>
+                <w:sz w:val="22"/>
+                <w:szCs w:val="22"/>
+              </w:rPr>
+            </w:pPr>
           </w:p>
         </w:tc>
         <w:tc>
           <w:tcPr>
-            <w:tcW w:w="2157" w:type="dxa"/>
+            <w:tcW w:w="2481" w:type="dxa"/>
           </w:tcPr>
           <w:p>
-            <w:r>
-              <w:t>Partie commencée</w:t>
-            </w:r>
+            <w:pPr>
+              <w:rPr>
+                <w:sz w:val="22"/>
+                <w:szCs w:val="22"/>
+              </w:rPr>
+            </w:pPr>
           </w:p>
         </w:tc>
         <w:tc>
           <w:tcPr>
-            <w:tcW w:w="2158" w:type="dxa"/>
+            <w:tcW w:w="2481" w:type="dxa"/>
           </w:tcPr>
           <w:p>
-            <w:r>
-              <w:t>1. Cliquer sur Pause</w:t>
-            </w:r>
+            <w:pPr>
+              <w:rPr>
+                <w:sz w:val="22"/>
+                <w:szCs w:val="22"/>
+              </w:rPr>
+            </w:pPr>
           </w:p>
         </w:tc>
         <w:tc>
           <w:tcPr>
-            <w:tcW w:w="2158" w:type="dxa"/>
+            <w:tcW w:w="2481" w:type="dxa"/>
           </w:tcPr>
           <w:p>
-            <w:r>
-              <w:t>L’écran de pause s’affiche</w:t>
-            </w:r>
+            <w:pPr>
+              <w:rPr>
+                <w:sz w:val="22"/>
+                <w:szCs w:val="22"/>
+              </w:rPr>
+            </w:pPr>
           </w:p>
         </w:tc>
       </w:tr>
       <w:tr>
         <w:tc>
           <w:tcPr>
-            <w:tcW w:w="2157" w:type="dxa"/>
+            <w:tcW w:w="2480" w:type="dxa"/>
           </w:tcPr>
           <w:p>
-            <w:r>
-              <w:t>Abandonner la partie</w:t>
+            <w:pPr>
+              <w:rPr>
+                <w:sz w:val="24"/>
+              </w:rPr>
+            </w:pPr>
+            <w:r>
+              <w:rPr>
+                <w:sz w:val="24"/>
+              </w:rPr>
+              <w:t>Mettre la partie en pause</w:t>
             </w:r>
           </w:p>
         </w:tc>
         <w:tc>
           <w:tcPr>
-            <w:tcW w:w="2157" w:type="dxa"/>
+            <w:tcW w:w="2481" w:type="dxa"/>
           </w:tcPr>
           <w:p>
-            <w:r>
+            <w:pPr>
+              <w:rPr>
+                <w:sz w:val="24"/>
+              </w:rPr>
+            </w:pPr>
+            <w:r>
+              <w:rPr>
+                <w:sz w:val="24"/>
+              </w:rPr>
               <w:t>Partie commencée</w:t>
             </w:r>
           </w:p>
         </w:tc>
         <w:tc>
           <w:tcPr>
-            <w:tcW w:w="2158" w:type="dxa"/>
+            <w:tcW w:w="2481" w:type="dxa"/>
           </w:tcPr>
           <w:p>
-            <w:r>
-              <w:t>1. Cliquer sur Abandonner</w:t>
+            <w:pPr>
+              <w:rPr>
+                <w:sz w:val="24"/>
+              </w:rPr>
+            </w:pPr>
+            <w:r>
+              <w:rPr>
+                <w:sz w:val="24"/>
+              </w:rPr>
+              <w:t>1. Cliquer sur Pause</w:t>
             </w:r>
           </w:p>
         </w:tc>
         <w:tc>
           <w:tcPr>
-            <w:tcW w:w="2158" w:type="dxa"/>
+            <w:tcW w:w="2481" w:type="dxa"/>
           </w:tcPr>
           <w:p>
-            <w:r>
-              <w:t>La partie se termine</w:t>
-            </w:r>
-          </w:p>
-        </w:tc>
-      </w:tr>
-      <w:tr>
-        <w:tc>
-          <w:tcPr>
-            <w:tcW w:w="2157" w:type="dxa"/>
-          </w:tcPr>
-          <w:p>
-            <w:r>
-              <w:t>Calculer le score final</w:t>
-            </w:r>
-          </w:p>
-        </w:tc>
-        <w:tc>
-          <w:tcPr>
-            <w:tcW w:w="2157" w:type="dxa"/>
-          </w:tcPr>
-          <w:p>
-            <w:r>
-              <w:t>Partie terminée</w:t>
-            </w:r>
-          </w:p>
-        </w:tc>
-        <w:tc>
-          <w:tcPr>
-            <w:tcW w:w="2158" w:type="dxa"/>
-          </w:tcPr>
-          <w:p>
-            <w:r>
-              <w:t>1. Terminer la partie</w:t>
-            </w:r>
-          </w:p>
-        </w:tc>
-        <w:tc>
-          <w:tcPr>
-            <w:tcW w:w="2158" w:type="dxa"/>
-          </w:tcPr>
-          <w:p>
-            <w:r>
-              <w:t>Le score final est calculé</w:t>
-            </w:r>
-          </w:p>
-        </w:tc>
-      </w:tr>
-      <w:tr>
-        <w:tc>
-          <w:tcPr>
-            <w:tcW w:w="2157" w:type="dxa"/>
-          </w:tcPr>
-          <w:p>
-            <w:r>
-              <w:t>Enregistrer le journal de partie</w:t>
-            </w:r>
-          </w:p>
-        </w:tc>
-        <w:tc>
-          <w:tcPr>
-            <w:tcW w:w="2157" w:type="dxa"/>
-          </w:tcPr>
-          <w:p>
-            <w:r>
-              <w:t>Partie terminée</w:t>
-            </w:r>
-          </w:p>
-        </w:tc>
-        <w:tc>
-          <w:tcPr>
-            <w:tcW w:w="2158" w:type="dxa"/>
-          </w:tcPr>
-          <w:p>
-            <w:r>
-              <w:t>1. Terminer une partie</w:t>
-            </w:r>
-          </w:p>
-        </w:tc>
-        <w:tc>
-          <w:tcPr>
-            <w:tcW w:w="2158" w:type="dxa"/>
-          </w:tcPr>
-          <w:p>
-            <w:r>
-              <w:t>Les données sont sauvegardées</w:t>
+            <w:pPr>
+              <w:rPr>
+                <w:sz w:val="24"/>
+              </w:rPr>
+            </w:pPr>
+            <w:r>
+              <w:rPr>
+                <w:sz w:val="24"/>
+              </w:rPr>
+              <w:t>L’écran de pause s’affiche</w:t>
             </w:r>
           </w:p>
         </w:tc>
@@ -8753,55 +8399,21 @@
       <w:pPr>
         <w:pStyle w:val="Titre1"/>
       </w:pPr>
-      <w:bookmarkStart w:id="33" w:name="_Toc227542563"/>
-      <w:r>
-        <w:lastRenderedPageBreak/>
-        <w:t>7.Conclusion</w:t>
-      </w:r>
-      <w:bookmarkEnd w:id="33"/>
+      <w:bookmarkStart w:id="14" w:name="_Toc240271578"/>
+      <w:r>
+        <w:t>7</w:t>
+      </w:r>
+      <w:r>
+        <w:t>.Conclusion</w:t>
+      </w:r>
+      <w:bookmarkEnd w:id="14"/>
     </w:p>
     <w:p>
       <w:pPr>
         <w:spacing w:line="360" w:lineRule="auto"/>
       </w:pPr>
       <w:r>
-        <w:t>Ce document de conception à permit de définir des étapes et une ligne de conduite</w:t>
-      </w:r>
-      <w:r>
-        <w:t xml:space="preserve"> </w:t>
-      </w:r>
-      <w:r>
-        <w:t>claire pour la suite du projet. Les technologies utilisées sont définies et nommées, les</w:t>
-      </w:r>
-      <w:r>
-        <w:t xml:space="preserve"> </w:t>
-      </w:r>
-      <w:r>
-        <w:t>maquettes donnent un aperçu du visuel du projet au client et aux développeurs, les</w:t>
-      </w:r>
-      <w:r>
-        <w:t xml:space="preserve"> </w:t>
-      </w:r>
-      <w:r>
-        <w:t>différents diagrammes éclaircissent les zones d’ombres liées à ces maquettes et donne</w:t>
-      </w:r>
-      <w:r>
-        <w:t xml:space="preserve"> </w:t>
-      </w:r>
-      <w:r>
-        <w:t>les attributs des différentes classes qui seront présentes dans le model et finalement, le</w:t>
-      </w:r>
-      <w:r>
-        <w:t xml:space="preserve"> </w:t>
-      </w:r>
-      <w:r>
-        <w:t>plan de test donne une ligne de conduite lorsque le moment sera venu de testés les</w:t>
-      </w:r>
-      <w:r>
-        <w:t xml:space="preserve"> </w:t>
-      </w:r>
-      <w:r>
-        <w:t>fonctionnalités du programme.</w:t>
+        <w:t>Ce document de conception à permit de définir des étapes et une ligne de conduite claire pour la suite du projet. Les technologies utilisées sont définies et nommées, les maquettes donnent un aperçu du visuel du projet au client et aux développeurs, les différents diagrammes éclaircissent les zones d’ombres liées à ces maquettes et donne les attributs des différentes classes qui seront présentes dans le model et finalement, le plan de test donne une ligne de conduite lorsque le moment sera venu de testés les fonctionnalités du programme.</w:t>
       </w:r>
     </w:p>
     <w:p>
@@ -8809,17 +8421,11 @@
         <w:spacing w:line="360" w:lineRule="auto"/>
       </w:pPr>
       <w:r>
-        <w:t>P.S Ce document est sujet à de possibles modifications dans l’éventualité où le client</w:t>
-      </w:r>
-      <w:r>
-        <w:t xml:space="preserve"> </w:t>
-      </w:r>
-      <w:r>
-        <w:t>pourrait ajouter des exigences ou préciser certaines de ses attentes.</w:t>
+        <w:t>P.S Ce document est sujet à de possibles modifications dans l’éventualité où le client pourrait ajouter des exigences ou préciser certaines de ses attentes.</w:t>
       </w:r>
     </w:p>
     <w:sectPr>
-      <w:footerReference w:type="default" r:id="rId17"/>
+      <w:footerReference w:type="default" r:id="rId11"/>
       <w:pgSz w:w="12240" w:h="15840"/>
       <w:pgMar w:top="1440" w:right="1800" w:bottom="1440" w:left="1800" w:header="708" w:footer="708" w:gutter="0"/>
       <w:pgNumType w:start="0"/>
@@ -9039,6 +8645,343 @@
     </w:lvl>
   </w:abstractNum>
   <w:abstractNum w:abstractNumId="1" w15:restartNumberingAfterBreak="0">
+    <w:nsid w:val="09E665C4"/>
+    <w:multiLevelType w:val="hybridMultilevel"/>
+    <w:tmpl w:val="3886F390"/>
+    <w:lvl w:ilvl="0" w:tplc="47FCF896">
+      <w:numFmt w:val="bullet"/>
+      <w:lvlText w:val="-"/>
+      <w:lvlJc w:val="left"/>
+      <w:pPr>
+        <w:ind w:left="720" w:hanging="360"/>
+      </w:pPr>
+      <w:rPr>
+        <w:rFonts w:ascii="Aptos" w:eastAsiaTheme="minorHAnsi" w:hAnsi="Aptos" w:cstheme="minorBidi" w:hint="default"/>
+      </w:rPr>
+    </w:lvl>
+    <w:lvl w:ilvl="1" w:tplc="080C0003" w:tentative="1">
+      <w:start w:val="1"/>
+      <w:numFmt w:val="bullet"/>
+      <w:lvlText w:val="o"/>
+      <w:lvlJc w:val="left"/>
+      <w:pPr>
+        <w:ind w:left="1440" w:hanging="360"/>
+      </w:pPr>
+      <w:rPr>
+        <w:rFonts w:ascii="Courier New" w:hAnsi="Courier New" w:cs="Courier New" w:hint="default"/>
+      </w:rPr>
+    </w:lvl>
+    <w:lvl w:ilvl="2" w:tplc="080C0005" w:tentative="1">
+      <w:start w:val="1"/>
+      <w:numFmt w:val="bullet"/>
+      <w:lvlText w:val=""/>
+      <w:lvlJc w:val="left"/>
+      <w:pPr>
+        <w:ind w:left="2160" w:hanging="360"/>
+      </w:pPr>
+      <w:rPr>
+        <w:rFonts w:ascii="Wingdings" w:hAnsi="Wingdings" w:hint="default"/>
+      </w:rPr>
+    </w:lvl>
+    <w:lvl w:ilvl="3" w:tplc="080C0001" w:tentative="1">
+      <w:start w:val="1"/>
+      <w:numFmt w:val="bullet"/>
+      <w:lvlText w:val=""/>
+      <w:lvlJc w:val="left"/>
+      <w:pPr>
+        <w:ind w:left="2880" w:hanging="360"/>
+      </w:pPr>
+      <w:rPr>
+        <w:rFonts w:ascii="Symbol" w:hAnsi="Symbol" w:hint="default"/>
+      </w:rPr>
+    </w:lvl>
+    <w:lvl w:ilvl="4" w:tplc="080C0003" w:tentative="1">
+      <w:start w:val="1"/>
+      <w:numFmt w:val="bullet"/>
+      <w:lvlText w:val="o"/>
+      <w:lvlJc w:val="left"/>
+      <w:pPr>
+        <w:ind w:left="3600" w:hanging="360"/>
+      </w:pPr>
+      <w:rPr>
+        <w:rFonts w:ascii="Courier New" w:hAnsi="Courier New" w:cs="Courier New" w:hint="default"/>
+      </w:rPr>
+    </w:lvl>
+    <w:lvl w:ilvl="5" w:tplc="080C0005" w:tentative="1">
+      <w:start w:val="1"/>
+      <w:numFmt w:val="bullet"/>
+      <w:lvlText w:val=""/>
+      <w:lvlJc w:val="left"/>
+      <w:pPr>
+        <w:ind w:left="4320" w:hanging="360"/>
+      </w:pPr>
+      <w:rPr>
+        <w:rFonts w:ascii="Wingdings" w:hAnsi="Wingdings" w:hint="default"/>
+      </w:rPr>
+    </w:lvl>
+    <w:lvl w:ilvl="6" w:tplc="080C0001" w:tentative="1">
+      <w:start w:val="1"/>
+      <w:numFmt w:val="bullet"/>
+      <w:lvlText w:val=""/>
+      <w:lvlJc w:val="left"/>
+      <w:pPr>
+        <w:ind w:left="5040" w:hanging="360"/>
+      </w:pPr>
+      <w:rPr>
+        <w:rFonts w:ascii="Symbol" w:hAnsi="Symbol" w:hint="default"/>
+      </w:rPr>
+    </w:lvl>
+    <w:lvl w:ilvl="7" w:tplc="080C0003" w:tentative="1">
+      <w:start w:val="1"/>
+      <w:numFmt w:val="bullet"/>
+      <w:lvlText w:val="o"/>
+      <w:lvlJc w:val="left"/>
+      <w:pPr>
+        <w:ind w:left="5760" w:hanging="360"/>
+      </w:pPr>
+      <w:rPr>
+        <w:rFonts w:ascii="Courier New" w:hAnsi="Courier New" w:cs="Courier New" w:hint="default"/>
+      </w:rPr>
+    </w:lvl>
+    <w:lvl w:ilvl="8" w:tplc="080C0005" w:tentative="1">
+      <w:start w:val="1"/>
+      <w:numFmt w:val="bullet"/>
+      <w:lvlText w:val=""/>
+      <w:lvlJc w:val="left"/>
+      <w:pPr>
+        <w:ind w:left="6480" w:hanging="360"/>
+      </w:pPr>
+      <w:rPr>
+        <w:rFonts w:ascii="Wingdings" w:hAnsi="Wingdings" w:hint="default"/>
+      </w:rPr>
+    </w:lvl>
+  </w:abstractNum>
+  <w:abstractNum w:abstractNumId="2" w15:restartNumberingAfterBreak="0">
+    <w:nsid w:val="0AE17C16"/>
+    <w:multiLevelType w:val="hybridMultilevel"/>
+    <w:tmpl w:val="A808BDC8"/>
+    <w:lvl w:ilvl="0" w:tplc="8688AEF6">
+      <w:numFmt w:val="bullet"/>
+      <w:lvlText w:val="-"/>
+      <w:lvlJc w:val="left"/>
+      <w:pPr>
+        <w:ind w:left="720" w:hanging="360"/>
+      </w:pPr>
+      <w:rPr>
+        <w:rFonts w:ascii="Aptos" w:eastAsiaTheme="minorHAnsi" w:hAnsi="Aptos" w:cstheme="minorBidi" w:hint="default"/>
+      </w:rPr>
+    </w:lvl>
+    <w:lvl w:ilvl="1" w:tplc="080C0003" w:tentative="1">
+      <w:start w:val="1"/>
+      <w:numFmt w:val="bullet"/>
+      <w:lvlText w:val="o"/>
+      <w:lvlJc w:val="left"/>
+      <w:pPr>
+        <w:ind w:left="1440" w:hanging="360"/>
+      </w:pPr>
+      <w:rPr>
+        <w:rFonts w:ascii="Courier New" w:hAnsi="Courier New" w:cs="Courier New" w:hint="default"/>
+      </w:rPr>
+    </w:lvl>
+    <w:lvl w:ilvl="2" w:tplc="080C0005" w:tentative="1">
+      <w:start w:val="1"/>
+      <w:numFmt w:val="bullet"/>
+      <w:lvlText w:val=""/>
+      <w:lvlJc w:val="left"/>
+      <w:pPr>
+        <w:ind w:left="2160" w:hanging="360"/>
+      </w:pPr>
+      <w:rPr>
+        <w:rFonts w:ascii="Wingdings" w:hAnsi="Wingdings" w:hint="default"/>
+      </w:rPr>
+    </w:lvl>
+    <w:lvl w:ilvl="3" w:tplc="080C0001" w:tentative="1">
+      <w:start w:val="1"/>
+      <w:numFmt w:val="bullet"/>
+      <w:lvlText w:val=""/>
+      <w:lvlJc w:val="left"/>
+      <w:pPr>
+        <w:ind w:left="2880" w:hanging="360"/>
+      </w:pPr>
+      <w:rPr>
+        <w:rFonts w:ascii="Symbol" w:hAnsi="Symbol" w:hint="default"/>
+      </w:rPr>
+    </w:lvl>
+    <w:lvl w:ilvl="4" w:tplc="080C0003" w:tentative="1">
+      <w:start w:val="1"/>
+      <w:numFmt w:val="bullet"/>
+      <w:lvlText w:val="o"/>
+      <w:lvlJc w:val="left"/>
+      <w:pPr>
+        <w:ind w:left="3600" w:hanging="360"/>
+      </w:pPr>
+      <w:rPr>
+        <w:rFonts w:ascii="Courier New" w:hAnsi="Courier New" w:cs="Courier New" w:hint="default"/>
+      </w:rPr>
+    </w:lvl>
+    <w:lvl w:ilvl="5" w:tplc="080C0005" w:tentative="1">
+      <w:start w:val="1"/>
+      <w:numFmt w:val="bullet"/>
+      <w:lvlText w:val=""/>
+      <w:lvlJc w:val="left"/>
+      <w:pPr>
+        <w:ind w:left="4320" w:hanging="360"/>
+      </w:pPr>
+      <w:rPr>
+        <w:rFonts w:ascii="Wingdings" w:hAnsi="Wingdings" w:hint="default"/>
+      </w:rPr>
+    </w:lvl>
+    <w:lvl w:ilvl="6" w:tplc="080C0001" w:tentative="1">
+      <w:start w:val="1"/>
+      <w:numFmt w:val="bullet"/>
+      <w:lvlText w:val=""/>
+      <w:lvlJc w:val="left"/>
+      <w:pPr>
+        <w:ind w:left="5040" w:hanging="360"/>
+      </w:pPr>
+      <w:rPr>
+        <w:rFonts w:ascii="Symbol" w:hAnsi="Symbol" w:hint="default"/>
+      </w:rPr>
+    </w:lvl>
+    <w:lvl w:ilvl="7" w:tplc="080C0003" w:tentative="1">
+      <w:start w:val="1"/>
+      <w:numFmt w:val="bullet"/>
+      <w:lvlText w:val="o"/>
+      <w:lvlJc w:val="left"/>
+      <w:pPr>
+        <w:ind w:left="5760" w:hanging="360"/>
+      </w:pPr>
+      <w:rPr>
+        <w:rFonts w:ascii="Courier New" w:hAnsi="Courier New" w:cs="Courier New" w:hint="default"/>
+      </w:rPr>
+    </w:lvl>
+    <w:lvl w:ilvl="8" w:tplc="080C0005" w:tentative="1">
+      <w:start w:val="1"/>
+      <w:numFmt w:val="bullet"/>
+      <w:lvlText w:val=""/>
+      <w:lvlJc w:val="left"/>
+      <w:pPr>
+        <w:ind w:left="6480" w:hanging="360"/>
+      </w:pPr>
+      <w:rPr>
+        <w:rFonts w:ascii="Wingdings" w:hAnsi="Wingdings" w:hint="default"/>
+      </w:rPr>
+    </w:lvl>
+  </w:abstractNum>
+  <w:abstractNum w:abstractNumId="3" w15:restartNumberingAfterBreak="0">
+    <w:nsid w:val="0B3B1353"/>
+    <w:multiLevelType w:val="hybridMultilevel"/>
+    <w:tmpl w:val="D03C0400"/>
+    <w:lvl w:ilvl="0" w:tplc="9FE49782">
+      <w:start w:val="6"/>
+      <w:numFmt w:val="bullet"/>
+      <w:lvlText w:val="-"/>
+      <w:lvlJc w:val="left"/>
+      <w:pPr>
+        <w:ind w:left="720" w:hanging="360"/>
+      </w:pPr>
+      <w:rPr>
+        <w:rFonts w:ascii="Aptos" w:eastAsiaTheme="minorHAnsi" w:hAnsi="Aptos" w:cstheme="minorBidi" w:hint="default"/>
+      </w:rPr>
+    </w:lvl>
+    <w:lvl w:ilvl="1" w:tplc="080C0003">
+      <w:start w:val="1"/>
+      <w:numFmt w:val="bullet"/>
+      <w:lvlText w:val="o"/>
+      <w:lvlJc w:val="left"/>
+      <w:pPr>
+        <w:ind w:left="1440" w:hanging="360"/>
+      </w:pPr>
+      <w:rPr>
+        <w:rFonts w:ascii="Courier New" w:hAnsi="Courier New" w:cs="Courier New" w:hint="default"/>
+      </w:rPr>
+    </w:lvl>
+    <w:lvl w:ilvl="2" w:tplc="080C0005" w:tentative="1">
+      <w:start w:val="1"/>
+      <w:numFmt w:val="bullet"/>
+      <w:lvlText w:val=""/>
+      <w:lvlJc w:val="left"/>
+      <w:pPr>
+        <w:ind w:left="2160" w:hanging="360"/>
+      </w:pPr>
+      <w:rPr>
+        <w:rFonts w:ascii="Wingdings" w:hAnsi="Wingdings" w:hint="default"/>
+      </w:rPr>
+    </w:lvl>
+    <w:lvl w:ilvl="3" w:tplc="080C0001" w:tentative="1">
+      <w:start w:val="1"/>
+      <w:numFmt w:val="bullet"/>
+      <w:lvlText w:val=""/>
+      <w:lvlJc w:val="left"/>
+      <w:pPr>
+        <w:ind w:left="2880" w:hanging="360"/>
+      </w:pPr>
+      <w:rPr>
+        <w:rFonts w:ascii="Symbol" w:hAnsi="Symbol" w:hint="default"/>
+      </w:rPr>
+    </w:lvl>
+    <w:lvl w:ilvl="4" w:tplc="080C0003" w:tentative="1">
+      <w:start w:val="1"/>
+      <w:numFmt w:val="bullet"/>
+      <w:lvlText w:val="o"/>
+      <w:lvlJc w:val="left"/>
+      <w:pPr>
+        <w:ind w:left="3600" w:hanging="360"/>
+      </w:pPr>
+      <w:rPr>
+        <w:rFonts w:ascii="Courier New" w:hAnsi="Courier New" w:cs="Courier New" w:hint="default"/>
+      </w:rPr>
+    </w:lvl>
+    <w:lvl w:ilvl="5" w:tplc="080C0005" w:tentative="1">
+      <w:start w:val="1"/>
+      <w:numFmt w:val="bullet"/>
+      <w:lvlText w:val=""/>
+      <w:lvlJc w:val="left"/>
+      <w:pPr>
+        <w:ind w:left="4320" w:hanging="360"/>
+      </w:pPr>
+      <w:rPr>
+        <w:rFonts w:ascii="Wingdings" w:hAnsi="Wingdings" w:hint="default"/>
+      </w:rPr>
+    </w:lvl>
+    <w:lvl w:ilvl="6" w:tplc="080C0001" w:tentative="1">
+      <w:start w:val="1"/>
+      <w:numFmt w:val="bullet"/>
+      <w:lvlText w:val=""/>
+      <w:lvlJc w:val="left"/>
+      <w:pPr>
+        <w:ind w:left="5040" w:hanging="360"/>
+      </w:pPr>
+      <w:rPr>
+        <w:rFonts w:ascii="Symbol" w:hAnsi="Symbol" w:hint="default"/>
+      </w:rPr>
+    </w:lvl>
+    <w:lvl w:ilvl="7" w:tplc="080C0003" w:tentative="1">
+      <w:start w:val="1"/>
+      <w:numFmt w:val="bullet"/>
+      <w:lvlText w:val="o"/>
+      <w:lvlJc w:val="left"/>
+      <w:pPr>
+        <w:ind w:left="5760" w:hanging="360"/>
+      </w:pPr>
+      <w:rPr>
+        <w:rFonts w:ascii="Courier New" w:hAnsi="Courier New" w:cs="Courier New" w:hint="default"/>
+      </w:rPr>
+    </w:lvl>
+    <w:lvl w:ilvl="8" w:tplc="080C0005" w:tentative="1">
+      <w:start w:val="1"/>
+      <w:numFmt w:val="bullet"/>
+      <w:lvlText w:val=""/>
+      <w:lvlJc w:val="left"/>
+      <w:pPr>
+        <w:ind w:left="6480" w:hanging="360"/>
+      </w:pPr>
+      <w:rPr>
+        <w:rFonts w:ascii="Wingdings" w:hAnsi="Wingdings" w:hint="default"/>
+      </w:rPr>
+    </w:lvl>
+  </w:abstractNum>
+  <w:abstractNum w:abstractNumId="4" w15:restartNumberingAfterBreak="0">
     <w:nsid w:val="0FA30880"/>
     <w:multiLevelType w:val="hybridMultilevel"/>
     <w:tmpl w:val="2626D5BC"/>
@@ -9150,7 +9093,7 @@
       </w:rPr>
     </w:lvl>
   </w:abstractNum>
-  <w:abstractNum w:abstractNumId="2" w15:restartNumberingAfterBreak="0">
+  <w:abstractNum w:abstractNumId="5" w15:restartNumberingAfterBreak="0">
     <w:nsid w:val="133C21C7"/>
     <w:multiLevelType w:val="hybridMultilevel"/>
     <w:tmpl w:val="0DE8CCB8"/>
@@ -9262,7 +9205,119 @@
       </w:rPr>
     </w:lvl>
   </w:abstractNum>
-  <w:abstractNum w:abstractNumId="3" w15:restartNumberingAfterBreak="0">
+  <w:abstractNum w:abstractNumId="6" w15:restartNumberingAfterBreak="0">
+    <w:nsid w:val="19F46343"/>
+    <w:multiLevelType w:val="hybridMultilevel"/>
+    <w:tmpl w:val="1B8E631E"/>
+    <w:lvl w:ilvl="0" w:tplc="970ACAF2">
+      <w:numFmt w:val="bullet"/>
+      <w:lvlText w:val="-"/>
+      <w:lvlJc w:val="left"/>
+      <w:pPr>
+        <w:ind w:left="720" w:hanging="360"/>
+      </w:pPr>
+      <w:rPr>
+        <w:rFonts w:ascii="Aptos" w:eastAsiaTheme="minorHAnsi" w:hAnsi="Aptos" w:cstheme="minorBidi" w:hint="default"/>
+      </w:rPr>
+    </w:lvl>
+    <w:lvl w:ilvl="1" w:tplc="080C0003" w:tentative="1">
+      <w:start w:val="1"/>
+      <w:numFmt w:val="bullet"/>
+      <w:lvlText w:val="o"/>
+      <w:lvlJc w:val="left"/>
+      <w:pPr>
+        <w:ind w:left="1440" w:hanging="360"/>
+      </w:pPr>
+      <w:rPr>
+        <w:rFonts w:ascii="Courier New" w:hAnsi="Courier New" w:cs="Courier New" w:hint="default"/>
+      </w:rPr>
+    </w:lvl>
+    <w:lvl w:ilvl="2" w:tplc="080C0005" w:tentative="1">
+      <w:start w:val="1"/>
+      <w:numFmt w:val="bullet"/>
+      <w:lvlText w:val=""/>
+      <w:lvlJc w:val="left"/>
+      <w:pPr>
+        <w:ind w:left="2160" w:hanging="360"/>
+      </w:pPr>
+      <w:rPr>
+        <w:rFonts w:ascii="Wingdings" w:hAnsi="Wingdings" w:hint="default"/>
+      </w:rPr>
+    </w:lvl>
+    <w:lvl w:ilvl="3" w:tplc="080C0001" w:tentative="1">
+      <w:start w:val="1"/>
+      <w:numFmt w:val="bullet"/>
+      <w:lvlText w:val=""/>
+      <w:lvlJc w:val="left"/>
+      <w:pPr>
+        <w:ind w:left="2880" w:hanging="360"/>
+      </w:pPr>
+      <w:rPr>
+        <w:rFonts w:ascii="Symbol" w:hAnsi="Symbol" w:hint="default"/>
+      </w:rPr>
+    </w:lvl>
+    <w:lvl w:ilvl="4" w:tplc="080C0003" w:tentative="1">
+      <w:start w:val="1"/>
+      <w:numFmt w:val="bullet"/>
+      <w:lvlText w:val="o"/>
+      <w:lvlJc w:val="left"/>
+      <w:pPr>
+        <w:ind w:left="3600" w:hanging="360"/>
+      </w:pPr>
+      <w:rPr>
+        <w:rFonts w:ascii="Courier New" w:hAnsi="Courier New" w:cs="Courier New" w:hint="default"/>
+      </w:rPr>
+    </w:lvl>
+    <w:lvl w:ilvl="5" w:tplc="080C0005" w:tentative="1">
+      <w:start w:val="1"/>
+      <w:numFmt w:val="bullet"/>
+      <w:lvlText w:val=""/>
+      <w:lvlJc w:val="left"/>
+      <w:pPr>
+        <w:ind w:left="4320" w:hanging="360"/>
+      </w:pPr>
+      <w:rPr>
+        <w:rFonts w:ascii="Wingdings" w:hAnsi="Wingdings" w:hint="default"/>
+      </w:rPr>
+    </w:lvl>
+    <w:lvl w:ilvl="6" w:tplc="080C0001" w:tentative="1">
+      <w:start w:val="1"/>
+      <w:numFmt w:val="bullet"/>
+      <w:lvlText w:val=""/>
+      <w:lvlJc w:val="left"/>
+      <w:pPr>
+        <w:ind w:left="5040" w:hanging="360"/>
+      </w:pPr>
+      <w:rPr>
+        <w:rFonts w:ascii="Symbol" w:hAnsi="Symbol" w:hint="default"/>
+      </w:rPr>
+    </w:lvl>
+    <w:lvl w:ilvl="7" w:tplc="080C0003" w:tentative="1">
+      <w:start w:val="1"/>
+      <w:numFmt w:val="bullet"/>
+      <w:lvlText w:val="o"/>
+      <w:lvlJc w:val="left"/>
+      <w:pPr>
+        <w:ind w:left="5760" w:hanging="360"/>
+      </w:pPr>
+      <w:rPr>
+        <w:rFonts w:ascii="Courier New" w:hAnsi="Courier New" w:cs="Courier New" w:hint="default"/>
+      </w:rPr>
+    </w:lvl>
+    <w:lvl w:ilvl="8" w:tplc="080C0005" w:tentative="1">
+      <w:start w:val="1"/>
+      <w:numFmt w:val="bullet"/>
+      <w:lvlText w:val=""/>
+      <w:lvlJc w:val="left"/>
+      <w:pPr>
+        <w:ind w:left="6480" w:hanging="360"/>
+      </w:pPr>
+      <w:rPr>
+        <w:rFonts w:ascii="Wingdings" w:hAnsi="Wingdings" w:hint="default"/>
+      </w:rPr>
+    </w:lvl>
+  </w:abstractNum>
+  <w:abstractNum w:abstractNumId="7" w15:restartNumberingAfterBreak="0">
     <w:nsid w:val="1A835C88"/>
     <w:multiLevelType w:val="hybridMultilevel"/>
     <w:tmpl w:val="4E9899B6"/>
@@ -9375,7 +9430,7 @@
       </w:rPr>
     </w:lvl>
   </w:abstractNum>
-  <w:abstractNum w:abstractNumId="4" w15:restartNumberingAfterBreak="0">
+  <w:abstractNum w:abstractNumId="8" w15:restartNumberingAfterBreak="0">
     <w:nsid w:val="2C881F79"/>
     <w:multiLevelType w:val="hybridMultilevel"/>
     <w:tmpl w:val="296ECBFC"/>
@@ -9488,7 +9543,7 @@
       </w:rPr>
     </w:lvl>
   </w:abstractNum>
-  <w:abstractNum w:abstractNumId="5" w15:restartNumberingAfterBreak="0">
+  <w:abstractNum w:abstractNumId="9" w15:restartNumberingAfterBreak="0">
     <w:nsid w:val="37F742DC"/>
     <w:multiLevelType w:val="hybridMultilevel"/>
     <w:tmpl w:val="60FAE8D6"/>
@@ -9601,7 +9656,7 @@
       </w:rPr>
     </w:lvl>
   </w:abstractNum>
-  <w:abstractNum w:abstractNumId="6" w15:restartNumberingAfterBreak="0">
+  <w:abstractNum w:abstractNumId="10" w15:restartNumberingAfterBreak="0">
     <w:nsid w:val="39E9611C"/>
     <w:multiLevelType w:val="hybridMultilevel"/>
     <w:tmpl w:val="742060FE"/>
@@ -9687,7 +9742,119 @@
       </w:pPr>
     </w:lvl>
   </w:abstractNum>
-  <w:abstractNum w:abstractNumId="7" w15:restartNumberingAfterBreak="0">
+  <w:abstractNum w:abstractNumId="11" w15:restartNumberingAfterBreak="0">
+    <w:nsid w:val="3E78301A"/>
+    <w:multiLevelType w:val="hybridMultilevel"/>
+    <w:tmpl w:val="7E807772"/>
+    <w:lvl w:ilvl="0" w:tplc="C1E87A40">
+      <w:numFmt w:val="bullet"/>
+      <w:lvlText w:val="-"/>
+      <w:lvlJc w:val="left"/>
+      <w:pPr>
+        <w:ind w:left="720" w:hanging="360"/>
+      </w:pPr>
+      <w:rPr>
+        <w:rFonts w:ascii="Aptos" w:eastAsiaTheme="minorHAnsi" w:hAnsi="Aptos" w:cstheme="minorBidi" w:hint="default"/>
+      </w:rPr>
+    </w:lvl>
+    <w:lvl w:ilvl="1" w:tplc="080C0003" w:tentative="1">
+      <w:start w:val="1"/>
+      <w:numFmt w:val="bullet"/>
+      <w:lvlText w:val="o"/>
+      <w:lvlJc w:val="left"/>
+      <w:pPr>
+        <w:ind w:left="1440" w:hanging="360"/>
+      </w:pPr>
+      <w:rPr>
+        <w:rFonts w:ascii="Courier New" w:hAnsi="Courier New" w:cs="Courier New" w:hint="default"/>
+      </w:rPr>
+    </w:lvl>
+    <w:lvl w:ilvl="2" w:tplc="080C0005" w:tentative="1">
+      <w:start w:val="1"/>
+      <w:numFmt w:val="bullet"/>
+      <w:lvlText w:val=""/>
+      <w:lvlJc w:val="left"/>
+      <w:pPr>
+        <w:ind w:left="2160" w:hanging="360"/>
+      </w:pPr>
+      <w:rPr>
+        <w:rFonts w:ascii="Wingdings" w:hAnsi="Wingdings" w:hint="default"/>
+      </w:rPr>
+    </w:lvl>
+    <w:lvl w:ilvl="3" w:tplc="080C0001" w:tentative="1">
+      <w:start w:val="1"/>
+      <w:numFmt w:val="bullet"/>
+      <w:lvlText w:val=""/>
+      <w:lvlJc w:val="left"/>
+      <w:pPr>
+        <w:ind w:left="2880" w:hanging="360"/>
+      </w:pPr>
+      <w:rPr>
+        <w:rFonts w:ascii="Symbol" w:hAnsi="Symbol" w:hint="default"/>
+      </w:rPr>
+    </w:lvl>
+    <w:lvl w:ilvl="4" w:tplc="080C0003" w:tentative="1">
+      <w:start w:val="1"/>
+      <w:numFmt w:val="bullet"/>
+      <w:lvlText w:val="o"/>
+      <w:lvlJc w:val="left"/>
+      <w:pPr>
+        <w:ind w:left="3600" w:hanging="360"/>
+      </w:pPr>
+      <w:rPr>
+        <w:rFonts w:ascii="Courier New" w:hAnsi="Courier New" w:cs="Courier New" w:hint="default"/>
+      </w:rPr>
+    </w:lvl>
+    <w:lvl w:ilvl="5" w:tplc="080C0005" w:tentative="1">
+      <w:start w:val="1"/>
+      <w:numFmt w:val="bullet"/>
+      <w:lvlText w:val=""/>
+      <w:lvlJc w:val="left"/>
+      <w:pPr>
+        <w:ind w:left="4320" w:hanging="360"/>
+      </w:pPr>
+      <w:rPr>
+        <w:rFonts w:ascii="Wingdings" w:hAnsi="Wingdings" w:hint="default"/>
+      </w:rPr>
+    </w:lvl>
+    <w:lvl w:ilvl="6" w:tplc="080C0001" w:tentative="1">
+      <w:start w:val="1"/>
+      <w:numFmt w:val="bullet"/>
+      <w:lvlText w:val=""/>
+      <w:lvlJc w:val="left"/>
+      <w:pPr>
+        <w:ind w:left="5040" w:hanging="360"/>
+      </w:pPr>
+      <w:rPr>
+        <w:rFonts w:ascii="Symbol" w:hAnsi="Symbol" w:hint="default"/>
+      </w:rPr>
+    </w:lvl>
+    <w:lvl w:ilvl="7" w:tplc="080C0003" w:tentative="1">
+      <w:start w:val="1"/>
+      <w:numFmt w:val="bullet"/>
+      <w:lvlText w:val="o"/>
+      <w:lvlJc w:val="left"/>
+      <w:pPr>
+        <w:ind w:left="5760" w:hanging="360"/>
+      </w:pPr>
+      <w:rPr>
+        <w:rFonts w:ascii="Courier New" w:hAnsi="Courier New" w:cs="Courier New" w:hint="default"/>
+      </w:rPr>
+    </w:lvl>
+    <w:lvl w:ilvl="8" w:tplc="080C0005" w:tentative="1">
+      <w:start w:val="1"/>
+      <w:numFmt w:val="bullet"/>
+      <w:lvlText w:val=""/>
+      <w:lvlJc w:val="left"/>
+      <w:pPr>
+        <w:ind w:left="6480" w:hanging="360"/>
+      </w:pPr>
+      <w:rPr>
+        <w:rFonts w:ascii="Wingdings" w:hAnsi="Wingdings" w:hint="default"/>
+      </w:rPr>
+    </w:lvl>
+  </w:abstractNum>
+  <w:abstractNum w:abstractNumId="12" w15:restartNumberingAfterBreak="0">
     <w:nsid w:val="4397345E"/>
     <w:multiLevelType w:val="hybridMultilevel"/>
     <w:tmpl w:val="7578E656"/>
@@ -9800,7 +9967,7 @@
       </w:rPr>
     </w:lvl>
   </w:abstractNum>
-  <w:abstractNum w:abstractNumId="8" w15:restartNumberingAfterBreak="0">
+  <w:abstractNum w:abstractNumId="13" w15:restartNumberingAfterBreak="0">
     <w:nsid w:val="4DF27901"/>
     <w:multiLevelType w:val="hybridMultilevel"/>
     <w:tmpl w:val="C450A4A4"/>
@@ -9913,7 +10080,7 @@
       </w:rPr>
     </w:lvl>
   </w:abstractNum>
-  <w:abstractNum w:abstractNumId="9" w15:restartNumberingAfterBreak="0">
+  <w:abstractNum w:abstractNumId="14" w15:restartNumberingAfterBreak="0">
     <w:nsid w:val="4E804F0F"/>
     <w:multiLevelType w:val="hybridMultilevel"/>
     <w:tmpl w:val="81FC2C44"/>
@@ -10026,7 +10193,119 @@
       </w:rPr>
     </w:lvl>
   </w:abstractNum>
-  <w:abstractNum w:abstractNumId="10" w15:restartNumberingAfterBreak="0">
+  <w:abstractNum w:abstractNumId="15" w15:restartNumberingAfterBreak="0">
+    <w:nsid w:val="511135DA"/>
+    <w:multiLevelType w:val="hybridMultilevel"/>
+    <w:tmpl w:val="6122AA86"/>
+    <w:lvl w:ilvl="0" w:tplc="4A4236C4">
+      <w:numFmt w:val="bullet"/>
+      <w:lvlText w:val="-"/>
+      <w:lvlJc w:val="left"/>
+      <w:pPr>
+        <w:ind w:left="720" w:hanging="360"/>
+      </w:pPr>
+      <w:rPr>
+        <w:rFonts w:ascii="Aptos" w:eastAsiaTheme="minorHAnsi" w:hAnsi="Aptos" w:cstheme="minorBidi" w:hint="default"/>
+      </w:rPr>
+    </w:lvl>
+    <w:lvl w:ilvl="1" w:tplc="080C0003" w:tentative="1">
+      <w:start w:val="1"/>
+      <w:numFmt w:val="bullet"/>
+      <w:lvlText w:val="o"/>
+      <w:lvlJc w:val="left"/>
+      <w:pPr>
+        <w:ind w:left="1440" w:hanging="360"/>
+      </w:pPr>
+      <w:rPr>
+        <w:rFonts w:ascii="Courier New" w:hAnsi="Courier New" w:cs="Courier New" w:hint="default"/>
+      </w:rPr>
+    </w:lvl>
+    <w:lvl w:ilvl="2" w:tplc="080C0005" w:tentative="1">
+      <w:start w:val="1"/>
+      <w:numFmt w:val="bullet"/>
+      <w:lvlText w:val=""/>
+      <w:lvlJc w:val="left"/>
+      <w:pPr>
+        <w:ind w:left="2160" w:hanging="360"/>
+      </w:pPr>
+      <w:rPr>
+        <w:rFonts w:ascii="Wingdings" w:hAnsi="Wingdings" w:hint="default"/>
+      </w:rPr>
+    </w:lvl>
+    <w:lvl w:ilvl="3" w:tplc="080C0001" w:tentative="1">
+      <w:start w:val="1"/>
+      <w:numFmt w:val="bullet"/>
+      <w:lvlText w:val=""/>
+      <w:lvlJc w:val="left"/>
+      <w:pPr>
+        <w:ind w:left="2880" w:hanging="360"/>
+      </w:pPr>
+      <w:rPr>
+        <w:rFonts w:ascii="Symbol" w:hAnsi="Symbol" w:hint="default"/>
+      </w:rPr>
+    </w:lvl>
+    <w:lvl w:ilvl="4" w:tplc="080C0003" w:tentative="1">
+      <w:start w:val="1"/>
+      <w:numFmt w:val="bullet"/>
+      <w:lvlText w:val="o"/>
+      <w:lvlJc w:val="left"/>
+      <w:pPr>
+        <w:ind w:left="3600" w:hanging="360"/>
+      </w:pPr>
+      <w:rPr>
+        <w:rFonts w:ascii="Courier New" w:hAnsi="Courier New" w:cs="Courier New" w:hint="default"/>
+      </w:rPr>
+    </w:lvl>
+    <w:lvl w:ilvl="5" w:tplc="080C0005" w:tentative="1">
+      <w:start w:val="1"/>
+      <w:numFmt w:val="bullet"/>
+      <w:lvlText w:val=""/>
+      <w:lvlJc w:val="left"/>
+      <w:pPr>
+        <w:ind w:left="4320" w:hanging="360"/>
+      </w:pPr>
+      <w:rPr>
+        <w:rFonts w:ascii="Wingdings" w:hAnsi="Wingdings" w:hint="default"/>
+      </w:rPr>
+    </w:lvl>
+    <w:lvl w:ilvl="6" w:tplc="080C0001" w:tentative="1">
+      <w:start w:val="1"/>
+      <w:numFmt w:val="bullet"/>
+      <w:lvlText w:val=""/>
+      <w:lvlJc w:val="left"/>
+      <w:pPr>
+        <w:ind w:left="5040" w:hanging="360"/>
+      </w:pPr>
+      <w:rPr>
+        <w:rFonts w:ascii="Symbol" w:hAnsi="Symbol" w:hint="default"/>
+      </w:rPr>
+    </w:lvl>
+    <w:lvl w:ilvl="7" w:tplc="080C0003" w:tentative="1">
+      <w:start w:val="1"/>
+      <w:numFmt w:val="bullet"/>
+      <w:lvlText w:val="o"/>
+      <w:lvlJc w:val="left"/>
+      <w:pPr>
+        <w:ind w:left="5760" w:hanging="360"/>
+      </w:pPr>
+      <w:rPr>
+        <w:rFonts w:ascii="Courier New" w:hAnsi="Courier New" w:cs="Courier New" w:hint="default"/>
+      </w:rPr>
+    </w:lvl>
+    <w:lvl w:ilvl="8" w:tplc="080C0005" w:tentative="1">
+      <w:start w:val="1"/>
+      <w:numFmt w:val="bullet"/>
+      <w:lvlText w:val=""/>
+      <w:lvlJc w:val="left"/>
+      <w:pPr>
+        <w:ind w:left="6480" w:hanging="360"/>
+      </w:pPr>
+      <w:rPr>
+        <w:rFonts w:ascii="Wingdings" w:hAnsi="Wingdings" w:hint="default"/>
+      </w:rPr>
+    </w:lvl>
+  </w:abstractNum>
+  <w:abstractNum w:abstractNumId="16" w15:restartNumberingAfterBreak="0">
     <w:nsid w:val="543960A7"/>
     <w:multiLevelType w:val="hybridMultilevel"/>
     <w:tmpl w:val="67CA386E"/>
@@ -10139,7 +10418,119 @@
       </w:rPr>
     </w:lvl>
   </w:abstractNum>
-  <w:abstractNum w:abstractNumId="11" w15:restartNumberingAfterBreak="0">
+  <w:abstractNum w:abstractNumId="17" w15:restartNumberingAfterBreak="0">
+    <w:nsid w:val="59EF6295"/>
+    <w:multiLevelType w:val="hybridMultilevel"/>
+    <w:tmpl w:val="701EA672"/>
+    <w:lvl w:ilvl="0" w:tplc="D95AD664">
+      <w:numFmt w:val="bullet"/>
+      <w:lvlText w:val="-"/>
+      <w:lvlJc w:val="left"/>
+      <w:pPr>
+        <w:ind w:left="720" w:hanging="360"/>
+      </w:pPr>
+      <w:rPr>
+        <w:rFonts w:ascii="Aptos" w:eastAsiaTheme="minorHAnsi" w:hAnsi="Aptos" w:cstheme="minorBidi" w:hint="default"/>
+      </w:rPr>
+    </w:lvl>
+    <w:lvl w:ilvl="1" w:tplc="080C0003" w:tentative="1">
+      <w:start w:val="1"/>
+      <w:numFmt w:val="bullet"/>
+      <w:lvlText w:val="o"/>
+      <w:lvlJc w:val="left"/>
+      <w:pPr>
+        <w:ind w:left="1440" w:hanging="360"/>
+      </w:pPr>
+      <w:rPr>
+        <w:rFonts w:ascii="Courier New" w:hAnsi="Courier New" w:cs="Courier New" w:hint="default"/>
+      </w:rPr>
+    </w:lvl>
+    <w:lvl w:ilvl="2" w:tplc="080C0005" w:tentative="1">
+      <w:start w:val="1"/>
+      <w:numFmt w:val="bullet"/>
+      <w:lvlText w:val=""/>
+      <w:lvlJc w:val="left"/>
+      <w:pPr>
+        <w:ind w:left="2160" w:hanging="360"/>
+      </w:pPr>
+      <w:rPr>
+        <w:rFonts w:ascii="Wingdings" w:hAnsi="Wingdings" w:hint="default"/>
+      </w:rPr>
+    </w:lvl>
+    <w:lvl w:ilvl="3" w:tplc="080C0001" w:tentative="1">
+      <w:start w:val="1"/>
+      <w:numFmt w:val="bullet"/>
+      <w:lvlText w:val=""/>
+      <w:lvlJc w:val="left"/>
+      <w:pPr>
+        <w:ind w:left="2880" w:hanging="360"/>
+      </w:pPr>
+      <w:rPr>
+        <w:rFonts w:ascii="Symbol" w:hAnsi="Symbol" w:hint="default"/>
+      </w:rPr>
+    </w:lvl>
+    <w:lvl w:ilvl="4" w:tplc="080C0003" w:tentative="1">
+      <w:start w:val="1"/>
+      <w:numFmt w:val="bullet"/>
+      <w:lvlText w:val="o"/>
+      <w:lvlJc w:val="left"/>
+      <w:pPr>
+        <w:ind w:left="3600" w:hanging="360"/>
+      </w:pPr>
+      <w:rPr>
+        <w:rFonts w:ascii="Courier New" w:hAnsi="Courier New" w:cs="Courier New" w:hint="default"/>
+      </w:rPr>
+    </w:lvl>
+    <w:lvl w:ilvl="5" w:tplc="080C0005" w:tentative="1">
+      <w:start w:val="1"/>
+      <w:numFmt w:val="bullet"/>
+      <w:lvlText w:val=""/>
+      <w:lvlJc w:val="left"/>
+      <w:pPr>
+        <w:ind w:left="4320" w:hanging="360"/>
+      </w:pPr>
+      <w:rPr>
+        <w:rFonts w:ascii="Wingdings" w:hAnsi="Wingdings" w:hint="default"/>
+      </w:rPr>
+    </w:lvl>
+    <w:lvl w:ilvl="6" w:tplc="080C0001" w:tentative="1">
+      <w:start w:val="1"/>
+      <w:numFmt w:val="bullet"/>
+      <w:lvlText w:val=""/>
+      <w:lvlJc w:val="left"/>
+      <w:pPr>
+        <w:ind w:left="5040" w:hanging="360"/>
+      </w:pPr>
+      <w:rPr>
+        <w:rFonts w:ascii="Symbol" w:hAnsi="Symbol" w:hint="default"/>
+      </w:rPr>
+    </w:lvl>
+    <w:lvl w:ilvl="7" w:tplc="080C0003" w:tentative="1">
+      <w:start w:val="1"/>
+      <w:numFmt w:val="bullet"/>
+      <w:lvlText w:val="o"/>
+      <w:lvlJc w:val="left"/>
+      <w:pPr>
+        <w:ind w:left="5760" w:hanging="360"/>
+      </w:pPr>
+      <w:rPr>
+        <w:rFonts w:ascii="Courier New" w:hAnsi="Courier New" w:cs="Courier New" w:hint="default"/>
+      </w:rPr>
+    </w:lvl>
+    <w:lvl w:ilvl="8" w:tplc="080C0005" w:tentative="1">
+      <w:start w:val="1"/>
+      <w:numFmt w:val="bullet"/>
+      <w:lvlText w:val=""/>
+      <w:lvlJc w:val="left"/>
+      <w:pPr>
+        <w:ind w:left="6480" w:hanging="360"/>
+      </w:pPr>
+      <w:rPr>
+        <w:rFonts w:ascii="Wingdings" w:hAnsi="Wingdings" w:hint="default"/>
+      </w:rPr>
+    </w:lvl>
+  </w:abstractNum>
+  <w:abstractNum w:abstractNumId="18" w15:restartNumberingAfterBreak="0">
     <w:nsid w:val="7D056C23"/>
     <w:multiLevelType w:val="hybridMultilevel"/>
     <w:tmpl w:val="AD508B58"/>
@@ -10252,41 +10643,177 @@
       </w:rPr>
     </w:lvl>
   </w:abstractNum>
+  <w:abstractNum w:abstractNumId="19" w15:restartNumberingAfterBreak="0">
+    <w:nsid w:val="7FB35779"/>
+    <w:multiLevelType w:val="hybridMultilevel"/>
+    <w:tmpl w:val="A392B414"/>
+    <w:lvl w:ilvl="0" w:tplc="E76A7B18">
+      <w:numFmt w:val="bullet"/>
+      <w:lvlText w:val="-"/>
+      <w:lvlJc w:val="left"/>
+      <w:pPr>
+        <w:ind w:left="720" w:hanging="360"/>
+      </w:pPr>
+      <w:rPr>
+        <w:rFonts w:ascii="Aptos" w:eastAsiaTheme="minorHAnsi" w:hAnsi="Aptos" w:cstheme="minorBidi" w:hint="default"/>
+      </w:rPr>
+    </w:lvl>
+    <w:lvl w:ilvl="1" w:tplc="080C0003" w:tentative="1">
+      <w:start w:val="1"/>
+      <w:numFmt w:val="bullet"/>
+      <w:lvlText w:val="o"/>
+      <w:lvlJc w:val="left"/>
+      <w:pPr>
+        <w:ind w:left="1440" w:hanging="360"/>
+      </w:pPr>
+      <w:rPr>
+        <w:rFonts w:ascii="Courier New" w:hAnsi="Courier New" w:cs="Courier New" w:hint="default"/>
+      </w:rPr>
+    </w:lvl>
+    <w:lvl w:ilvl="2" w:tplc="080C0005" w:tentative="1">
+      <w:start w:val="1"/>
+      <w:numFmt w:val="bullet"/>
+      <w:lvlText w:val=""/>
+      <w:lvlJc w:val="left"/>
+      <w:pPr>
+        <w:ind w:left="2160" w:hanging="360"/>
+      </w:pPr>
+      <w:rPr>
+        <w:rFonts w:ascii="Wingdings" w:hAnsi="Wingdings" w:hint="default"/>
+      </w:rPr>
+    </w:lvl>
+    <w:lvl w:ilvl="3" w:tplc="080C0001" w:tentative="1">
+      <w:start w:val="1"/>
+      <w:numFmt w:val="bullet"/>
+      <w:lvlText w:val=""/>
+      <w:lvlJc w:val="left"/>
+      <w:pPr>
+        <w:ind w:left="2880" w:hanging="360"/>
+      </w:pPr>
+      <w:rPr>
+        <w:rFonts w:ascii="Symbol" w:hAnsi="Symbol" w:hint="default"/>
+      </w:rPr>
+    </w:lvl>
+    <w:lvl w:ilvl="4" w:tplc="080C0003" w:tentative="1">
+      <w:start w:val="1"/>
+      <w:numFmt w:val="bullet"/>
+      <w:lvlText w:val="o"/>
+      <w:lvlJc w:val="left"/>
+      <w:pPr>
+        <w:ind w:left="3600" w:hanging="360"/>
+      </w:pPr>
+      <w:rPr>
+        <w:rFonts w:ascii="Courier New" w:hAnsi="Courier New" w:cs="Courier New" w:hint="default"/>
+      </w:rPr>
+    </w:lvl>
+    <w:lvl w:ilvl="5" w:tplc="080C0005" w:tentative="1">
+      <w:start w:val="1"/>
+      <w:numFmt w:val="bullet"/>
+      <w:lvlText w:val=""/>
+      <w:lvlJc w:val="left"/>
+      <w:pPr>
+        <w:ind w:left="4320" w:hanging="360"/>
+      </w:pPr>
+      <w:rPr>
+        <w:rFonts w:ascii="Wingdings" w:hAnsi="Wingdings" w:hint="default"/>
+      </w:rPr>
+    </w:lvl>
+    <w:lvl w:ilvl="6" w:tplc="080C0001" w:tentative="1">
+      <w:start w:val="1"/>
+      <w:numFmt w:val="bullet"/>
+      <w:lvlText w:val=""/>
+      <w:lvlJc w:val="left"/>
+      <w:pPr>
+        <w:ind w:left="5040" w:hanging="360"/>
+      </w:pPr>
+      <w:rPr>
+        <w:rFonts w:ascii="Symbol" w:hAnsi="Symbol" w:hint="default"/>
+      </w:rPr>
+    </w:lvl>
+    <w:lvl w:ilvl="7" w:tplc="080C0003" w:tentative="1">
+      <w:start w:val="1"/>
+      <w:numFmt w:val="bullet"/>
+      <w:lvlText w:val="o"/>
+      <w:lvlJc w:val="left"/>
+      <w:pPr>
+        <w:ind w:left="5760" w:hanging="360"/>
+      </w:pPr>
+      <w:rPr>
+        <w:rFonts w:ascii="Courier New" w:hAnsi="Courier New" w:cs="Courier New" w:hint="default"/>
+      </w:rPr>
+    </w:lvl>
+    <w:lvl w:ilvl="8" w:tplc="080C0005" w:tentative="1">
+      <w:start w:val="1"/>
+      <w:numFmt w:val="bullet"/>
+      <w:lvlText w:val=""/>
+      <w:lvlJc w:val="left"/>
+      <w:pPr>
+        <w:ind w:left="6480" w:hanging="360"/>
+      </w:pPr>
+      <w:rPr>
+        <w:rFonts w:ascii="Wingdings" w:hAnsi="Wingdings" w:hint="default"/>
+      </w:rPr>
+    </w:lvl>
+  </w:abstractNum>
   <w:num w:numId="1" w16cid:durableId="1928729662">
-    <w:abstractNumId w:val="7"/>
+    <w:abstractNumId w:val="12"/>
   </w:num>
   <w:num w:numId="2" w16cid:durableId="1439987797">
-    <w:abstractNumId w:val="1"/>
+    <w:abstractNumId w:val="4"/>
   </w:num>
   <w:num w:numId="3" w16cid:durableId="646513910">
-    <w:abstractNumId w:val="2"/>
+    <w:abstractNumId w:val="5"/>
   </w:num>
   <w:num w:numId="4" w16cid:durableId="1222252699">
-    <w:abstractNumId w:val="4"/>
+    <w:abstractNumId w:val="8"/>
   </w:num>
   <w:num w:numId="5" w16cid:durableId="2073119974">
+    <w:abstractNumId w:val="16"/>
+  </w:num>
+  <w:num w:numId="6" w16cid:durableId="1360814527">
     <w:abstractNumId w:val="10"/>
   </w:num>
-  <w:num w:numId="6" w16cid:durableId="1360814527">
-    <w:abstractNumId w:val="6"/>
-  </w:num>
   <w:num w:numId="7" w16cid:durableId="1193956834">
-    <w:abstractNumId w:val="11"/>
+    <w:abstractNumId w:val="18"/>
   </w:num>
   <w:num w:numId="8" w16cid:durableId="1898977753">
-    <w:abstractNumId w:val="8"/>
+    <w:abstractNumId w:val="13"/>
   </w:num>
   <w:num w:numId="9" w16cid:durableId="2140147929">
     <w:abstractNumId w:val="0"/>
   </w:num>
   <w:num w:numId="10" w16cid:durableId="350958286">
+    <w:abstractNumId w:val="14"/>
+  </w:num>
+  <w:num w:numId="11" w16cid:durableId="387068804">
+    <w:abstractNumId w:val="7"/>
+  </w:num>
+  <w:num w:numId="12" w16cid:durableId="910384438">
     <w:abstractNumId w:val="9"/>
   </w:num>
-  <w:num w:numId="11" w16cid:durableId="387068804">
+  <w:num w:numId="13" w16cid:durableId="1161044968">
+    <w:abstractNumId w:val="15"/>
+  </w:num>
+  <w:num w:numId="14" w16cid:durableId="1081097381">
+    <w:abstractNumId w:val="2"/>
+  </w:num>
+  <w:num w:numId="15" w16cid:durableId="12459813">
+    <w:abstractNumId w:val="19"/>
+  </w:num>
+  <w:num w:numId="16" w16cid:durableId="1917204342">
+    <w:abstractNumId w:val="17"/>
+  </w:num>
+  <w:num w:numId="17" w16cid:durableId="682976425">
+    <w:abstractNumId w:val="11"/>
+  </w:num>
+  <w:num w:numId="18" w16cid:durableId="1164933042">
+    <w:abstractNumId w:val="6"/>
+  </w:num>
+  <w:num w:numId="19" w16cid:durableId="2110004026">
+    <w:abstractNumId w:val="1"/>
+  </w:num>
+  <w:num w:numId="20" w16cid:durableId="1978606689">
     <w:abstractNumId w:val="3"/>
-  </w:num>
-  <w:num w:numId="12" w16cid:durableId="910384438">
-    <w:abstractNumId w:val="5"/>
   </w:num>
 </w:numbering>
 </file>
@@ -10895,6 +11422,7 @@
   <w:style w:type="character" w:default="1" w:styleId="Policepardfaut">
     <w:name w:val="Default Paragraph Font"/>
     <w:uiPriority w:val="1"/>
+    <w:semiHidden/>
     <w:unhideWhenUsed/>
   </w:style>
   <w:style w:type="table" w:default="1" w:styleId="TableauNormal">

--- a/20260420020446_ProjetIndiCahierConcept (1).docx
+++ b/20260420020446_ProjetIndiCahierConcept (1).docx
@@ -149,7 +149,7 @@
                                     <w:tag w:val=""/>
                                     <w:id w:val="-650599894"/>
                                     <w:dataBinding w:prefixMappings="xmlns:ns0='http://schemas.microsoft.com/office/2006/coverPageProps' " w:xpath="/ns0:CoverPageProperties[1]/ns0:PublishDate[1]" w:storeItemID="{55AF091B-3C7A-41E3-B477-F2FDAA23CFDA}"/>
-                                    <w:date w:fullDate="2026-04-14T00:00:00Z">
+                                    <w:date w:fullDate="2026-09-16T00:00:00Z">
                                       <w:dateFormat w:val="yyyy-MM-dd"/>
                                       <w:lid w:val="fr-CA"/>
                                       <w:storeMappedDataAs w:val="dateTime"/>
@@ -173,7 +173,7 @@
                                           <w:sz w:val="28"/>
                                           <w:szCs w:val="28"/>
                                         </w:rPr>
-                                        <w:t>2026-04-14</w:t>
+                                        <w:t>2026-09-16</w:t>
                                       </w:r>
                                     </w:p>
                                   </w:sdtContent>
@@ -3461,7 +3461,7 @@
                               <w:tag w:val=""/>
                               <w:id w:val="-650599894"/>
                               <w:dataBinding w:prefixMappings="xmlns:ns0='http://schemas.microsoft.com/office/2006/coverPageProps' " w:xpath="/ns0:CoverPageProperties[1]/ns0:PublishDate[1]" w:storeItemID="{55AF091B-3C7A-41E3-B477-F2FDAA23CFDA}"/>
-                              <w:date w:fullDate="2026-04-14T00:00:00Z">
+                              <w:date w:fullDate="2026-09-16T00:00:00Z">
                                 <w:dateFormat w:val="yyyy-MM-dd"/>
                                 <w:lid w:val="fr-CA"/>
                                 <w:storeMappedDataAs w:val="dateTime"/>
@@ -3485,7 +3485,7 @@
                                     <w:sz w:val="28"/>
                                     <w:szCs w:val="28"/>
                                   </w:rPr>
-                                  <w:t>2026-04-14</w:t>
+                                  <w:t>2026-09-16</w:t>
                                 </w:r>
                               </w:p>
                             </w:sdtContent>
@@ -4176,7 +4176,7 @@
           <w:r>
             <w:fldChar w:fldCharType="separate"/>
           </w:r>
-          <w:hyperlink w:anchor="_Toc240271553" w:history="1">
+          <w:hyperlink w:anchor="_Toc240462983" w:history="1">
             <w:r>
               <w:rPr>
                 <w:rStyle w:val="Lienhypertexte"/>
@@ -4203,7 +4203,7 @@
                 <w:noProof/>
                 <w:webHidden/>
               </w:rPr>
-              <w:instrText xml:space="preserve"> PAGEREF _Toc240271553 \h </w:instrText>
+              <w:instrText xml:space="preserve"> PAGEREF _Toc240462983 \h </w:instrText>
             </w:r>
             <w:r>
               <w:rPr>
@@ -4247,7 +4247,7 @@
               <w:lang w:val="fr-BE" w:eastAsia="fr-BE"/>
             </w:rPr>
           </w:pPr>
-          <w:hyperlink w:anchor="_Toc240271554" w:history="1">
+          <w:hyperlink w:anchor="_Toc240462984" w:history="1">
             <w:r>
               <w:rPr>
                 <w:rStyle w:val="Lienhypertexte"/>
@@ -4274,7 +4274,7 @@
                 <w:noProof/>
                 <w:webHidden/>
               </w:rPr>
-              <w:instrText xml:space="preserve"> PAGEREF _Toc240271554 \h </w:instrText>
+              <w:instrText xml:space="preserve"> PAGEREF _Toc240462984 \h </w:instrText>
             </w:r>
             <w:r>
               <w:rPr>
@@ -4318,13 +4318,13 @@
               <w:lang w:val="fr-BE" w:eastAsia="fr-BE"/>
             </w:rPr>
           </w:pPr>
-          <w:hyperlink w:anchor="_Toc240271555" w:history="1">
+          <w:hyperlink w:anchor="_Toc240462985" w:history="1">
             <w:r>
               <w:rPr>
                 <w:rStyle w:val="Lienhypertexte"/>
                 <w:noProof/>
               </w:rPr>
-              <w:t>Langage</w:t>
+              <w:t>Patron MVVM</w:t>
             </w:r>
             <w:r>
               <w:rPr>
@@ -4345,7 +4345,7 @@
                 <w:noProof/>
                 <w:webHidden/>
               </w:rPr>
-              <w:instrText xml:space="preserve"> PAGEREF _Toc240271555 \h </w:instrText>
+              <w:instrText xml:space="preserve"> PAGEREF _Toc240462985 \h </w:instrText>
             </w:r>
             <w:r>
               <w:rPr>
@@ -4366,219 +4366,6 @@
                 <w:webHidden/>
               </w:rPr>
               <w:t>2</w:t>
-            </w:r>
-            <w:r>
-              <w:rPr>
-                <w:noProof/>
-                <w:webHidden/>
-              </w:rPr>
-              <w:fldChar w:fldCharType="end"/>
-            </w:r>
-          </w:hyperlink>
-        </w:p>
-        <w:p>
-          <w:pPr>
-            <w:pStyle w:val="TM3"/>
-            <w:tabs>
-              <w:tab w:val="right" w:leader="dot" w:pos="8630"/>
-            </w:tabs>
-            <w:rPr>
-              <w:rFonts w:eastAsiaTheme="minorEastAsia"/>
-              <w:noProof/>
-              <w:sz w:val="24"/>
-              <w:lang w:val="fr-BE" w:eastAsia="fr-BE"/>
-            </w:rPr>
-          </w:pPr>
-          <w:hyperlink w:anchor="_Toc240271556" w:history="1">
-            <w:r>
-              <w:rPr>
-                <w:rStyle w:val="Lienhypertexte"/>
-                <w:noProof/>
-              </w:rPr>
-              <w:t>Patron MVVM</w:t>
-            </w:r>
-            <w:r>
-              <w:rPr>
-                <w:noProof/>
-                <w:webHidden/>
-              </w:rPr>
-              <w:tab/>
-            </w:r>
-            <w:r>
-              <w:rPr>
-                <w:noProof/>
-                <w:webHidden/>
-              </w:rPr>
-              <w:fldChar w:fldCharType="begin"/>
-            </w:r>
-            <w:r>
-              <w:rPr>
-                <w:noProof/>
-                <w:webHidden/>
-              </w:rPr>
-              <w:instrText xml:space="preserve"> PAGEREF _Toc240271556 \h </w:instrText>
-            </w:r>
-            <w:r>
-              <w:rPr>
-                <w:noProof/>
-                <w:webHidden/>
-              </w:rPr>
-            </w:r>
-            <w:r>
-              <w:rPr>
-                <w:noProof/>
-                <w:webHidden/>
-              </w:rPr>
-              <w:fldChar w:fldCharType="separate"/>
-            </w:r>
-            <w:r>
-              <w:rPr>
-                <w:noProof/>
-                <w:webHidden/>
-              </w:rPr>
-              <w:t>3</w:t>
-            </w:r>
-            <w:r>
-              <w:rPr>
-                <w:noProof/>
-                <w:webHidden/>
-              </w:rPr>
-              <w:fldChar w:fldCharType="end"/>
-            </w:r>
-          </w:hyperlink>
-        </w:p>
-        <w:p>
-          <w:pPr>
-            <w:pStyle w:val="TM3"/>
-            <w:tabs>
-              <w:tab w:val="right" w:leader="dot" w:pos="8630"/>
-            </w:tabs>
-            <w:rPr>
-              <w:rFonts w:eastAsiaTheme="minorEastAsia"/>
-              <w:noProof/>
-              <w:sz w:val="24"/>
-              <w:lang w:val="fr-BE" w:eastAsia="fr-BE"/>
-            </w:rPr>
-          </w:pPr>
-          <w:hyperlink w:anchor="_Toc240271557" w:history="1">
-            <w:r>
-              <w:rPr>
-                <w:rStyle w:val="Lienhypertexte"/>
-                <w:noProof/>
-              </w:rPr>
-              <w:t>Sauvegarde des données</w:t>
-            </w:r>
-            <w:r>
-              <w:rPr>
-                <w:noProof/>
-                <w:webHidden/>
-              </w:rPr>
-              <w:tab/>
-            </w:r>
-            <w:r>
-              <w:rPr>
-                <w:noProof/>
-                <w:webHidden/>
-              </w:rPr>
-              <w:fldChar w:fldCharType="begin"/>
-            </w:r>
-            <w:r>
-              <w:rPr>
-                <w:noProof/>
-                <w:webHidden/>
-              </w:rPr>
-              <w:instrText xml:space="preserve"> PAGEREF _Toc240271557 \h </w:instrText>
-            </w:r>
-            <w:r>
-              <w:rPr>
-                <w:noProof/>
-                <w:webHidden/>
-              </w:rPr>
-            </w:r>
-            <w:r>
-              <w:rPr>
-                <w:noProof/>
-                <w:webHidden/>
-              </w:rPr>
-              <w:fldChar w:fldCharType="separate"/>
-            </w:r>
-            <w:r>
-              <w:rPr>
-                <w:noProof/>
-                <w:webHidden/>
-              </w:rPr>
-              <w:t>3</w:t>
-            </w:r>
-            <w:r>
-              <w:rPr>
-                <w:noProof/>
-                <w:webHidden/>
-              </w:rPr>
-              <w:fldChar w:fldCharType="end"/>
-            </w:r>
-          </w:hyperlink>
-        </w:p>
-        <w:p>
-          <w:pPr>
-            <w:pStyle w:val="TM3"/>
-            <w:tabs>
-              <w:tab w:val="right" w:leader="dot" w:pos="8630"/>
-            </w:tabs>
-            <w:rPr>
-              <w:rFonts w:eastAsiaTheme="minorEastAsia"/>
-              <w:noProof/>
-              <w:sz w:val="24"/>
-              <w:lang w:val="fr-BE" w:eastAsia="fr-BE"/>
-            </w:rPr>
-          </w:pPr>
-          <w:hyperlink w:anchor="_Toc240271558" w:history="1">
-            <w:r>
-              <w:rPr>
-                <w:rStyle w:val="Lienhypertexte"/>
-                <w:noProof/>
-              </w:rPr>
-              <w:t>Outil de maquettage</w:t>
-            </w:r>
-            <w:r>
-              <w:rPr>
-                <w:noProof/>
-                <w:webHidden/>
-              </w:rPr>
-              <w:tab/>
-            </w:r>
-            <w:r>
-              <w:rPr>
-                <w:noProof/>
-                <w:webHidden/>
-              </w:rPr>
-              <w:fldChar w:fldCharType="begin"/>
-            </w:r>
-            <w:r>
-              <w:rPr>
-                <w:noProof/>
-                <w:webHidden/>
-              </w:rPr>
-              <w:instrText xml:space="preserve"> PAGEREF _Toc240271558 \h </w:instrText>
-            </w:r>
-            <w:r>
-              <w:rPr>
-                <w:noProof/>
-                <w:webHidden/>
-              </w:rPr>
-            </w:r>
-            <w:r>
-              <w:rPr>
-                <w:noProof/>
-                <w:webHidden/>
-              </w:rPr>
-              <w:fldChar w:fldCharType="separate"/>
-            </w:r>
-            <w:r>
-              <w:rPr>
-                <w:noProof/>
-                <w:webHidden/>
-              </w:rPr>
-              <w:t>3</w:t>
             </w:r>
             <w:r>
               <w:rPr>
@@ -4602,7 +4389,7 @@
               <w:lang w:val="fr-BE" w:eastAsia="fr-BE"/>
             </w:rPr>
           </w:pPr>
-          <w:hyperlink w:anchor="_Toc240271559" w:history="1">
+          <w:hyperlink w:anchor="_Toc240462986" w:history="1">
             <w:r>
               <w:rPr>
                 <w:rStyle w:val="Lienhypertexte"/>
@@ -4629,7 +4416,7 @@
                 <w:noProof/>
                 <w:webHidden/>
               </w:rPr>
-              <w:instrText xml:space="preserve"> PAGEREF _Toc240271559 \h </w:instrText>
+              <w:instrText xml:space="preserve"> PAGEREF _Toc240462986 \h </w:instrText>
             </w:r>
             <w:r>
               <w:rPr>
@@ -4649,7 +4436,7 @@
                 <w:noProof/>
                 <w:webHidden/>
               </w:rPr>
-              <w:t>4</w:t>
+              <w:t>2</w:t>
             </w:r>
             <w:r>
               <w:rPr>
@@ -4673,7 +4460,7 @@
               <w:lang w:val="fr-BE" w:eastAsia="fr-BE"/>
             </w:rPr>
           </w:pPr>
-          <w:hyperlink w:anchor="_Toc240271560" w:history="1">
+          <w:hyperlink w:anchor="_Toc240462987" w:history="1">
             <w:r>
               <w:rPr>
                 <w:rStyle w:val="Lienhypertexte"/>
@@ -4700,7 +4487,7 @@
                 <w:noProof/>
                 <w:webHidden/>
               </w:rPr>
-              <w:instrText xml:space="preserve"> PAGEREF _Toc240271560 \h </w:instrText>
+              <w:instrText xml:space="preserve"> PAGEREF _Toc240462987 \h </w:instrText>
             </w:r>
             <w:r>
               <w:rPr>
@@ -4720,7 +4507,7 @@
                 <w:noProof/>
                 <w:webHidden/>
               </w:rPr>
-              <w:t>4</w:t>
+              <w:t>2</w:t>
             </w:r>
             <w:r>
               <w:rPr>
@@ -4744,7 +4531,7 @@
               <w:lang w:val="fr-BE" w:eastAsia="fr-BE"/>
             </w:rPr>
           </w:pPr>
-          <w:hyperlink w:anchor="_Toc240271561" w:history="1">
+          <w:hyperlink w:anchor="_Toc240462988" w:history="1">
             <w:r>
               <w:rPr>
                 <w:rStyle w:val="Lienhypertexte"/>
@@ -4771,7 +4558,7 @@
                 <w:noProof/>
                 <w:webHidden/>
               </w:rPr>
-              <w:instrText xml:space="preserve"> PAGEREF _Toc240271561 \h </w:instrText>
+              <w:instrText xml:space="preserve"> PAGEREF _Toc240462988 \h </w:instrText>
             </w:r>
             <w:r>
               <w:rPr>
@@ -4791,7 +4578,7 @@
                 <w:noProof/>
                 <w:webHidden/>
               </w:rPr>
-              <w:t>4</w:t>
+              <w:t>2</w:t>
             </w:r>
             <w:r>
               <w:rPr>
@@ -4815,13 +4602,13 @@
               <w:lang w:val="fr-BE" w:eastAsia="fr-BE"/>
             </w:rPr>
           </w:pPr>
-          <w:hyperlink w:anchor="_Toc240271562" w:history="1">
+          <w:hyperlink w:anchor="_Toc240462989" w:history="1">
             <w:r>
               <w:rPr>
                 <w:rStyle w:val="Lienhypertexte"/>
                 <w:noProof/>
               </w:rPr>
-              <w:t>Interface utilisateur</w:t>
+              <w:t>Logique de l’application</w:t>
             </w:r>
             <w:r>
               <w:rPr>
@@ -4842,7 +4629,7 @@
                 <w:noProof/>
                 <w:webHidden/>
               </w:rPr>
-              <w:instrText xml:space="preserve"> PAGEREF _Toc240271562 \h </w:instrText>
+              <w:instrText xml:space="preserve"> PAGEREF _Toc240462989 \h </w:instrText>
             </w:r>
             <w:r>
               <w:rPr>
@@ -4862,7 +4649,7 @@
                 <w:noProof/>
                 <w:webHidden/>
               </w:rPr>
-              <w:t>4</w:t>
+              <w:t>3</w:t>
             </w:r>
             <w:r>
               <w:rPr>
@@ -4886,13 +4673,13 @@
               <w:lang w:val="fr-BE" w:eastAsia="fr-BE"/>
             </w:rPr>
           </w:pPr>
-          <w:hyperlink w:anchor="_Toc240271563" w:history="1">
+          <w:hyperlink w:anchor="_Toc240462990" w:history="1">
             <w:r>
               <w:rPr>
                 <w:rStyle w:val="Lienhypertexte"/>
                 <w:noProof/>
               </w:rPr>
-              <w:t>Logique de l’application</w:t>
+              <w:t>Exemple d’une utilisation simple de l’application</w:t>
             </w:r>
             <w:r>
               <w:rPr>
@@ -4913,7 +4700,7 @@
                 <w:noProof/>
                 <w:webHidden/>
               </w:rPr>
-              <w:instrText xml:space="preserve"> PAGEREF _Toc240271563 \h </w:instrText>
+              <w:instrText xml:space="preserve"> PAGEREF _Toc240462990 \h </w:instrText>
             </w:r>
             <w:r>
               <w:rPr>
@@ -4933,7 +4720,78 @@
                 <w:noProof/>
                 <w:webHidden/>
               </w:rPr>
-              <w:t>5</w:t>
+              <w:t>3</w:t>
+            </w:r>
+            <w:r>
+              <w:rPr>
+                <w:noProof/>
+                <w:webHidden/>
+              </w:rPr>
+              <w:fldChar w:fldCharType="end"/>
+            </w:r>
+          </w:hyperlink>
+        </w:p>
+        <w:p>
+          <w:pPr>
+            <w:pStyle w:val="TM1"/>
+            <w:tabs>
+              <w:tab w:val="right" w:leader="dot" w:pos="8630"/>
+            </w:tabs>
+            <w:rPr>
+              <w:rFonts w:eastAsiaTheme="minorEastAsia"/>
+              <w:noProof/>
+              <w:sz w:val="24"/>
+              <w:lang w:val="fr-BE" w:eastAsia="fr-BE"/>
+            </w:rPr>
+          </w:pPr>
+          <w:hyperlink w:anchor="_Toc240462991" w:history="1">
+            <w:r>
+              <w:rPr>
+                <w:rStyle w:val="Lienhypertexte"/>
+                <w:noProof/>
+              </w:rPr>
+              <w:t>3.Conception détaillée – Diagramme de classe</w:t>
+            </w:r>
+            <w:r>
+              <w:rPr>
+                <w:noProof/>
+                <w:webHidden/>
+              </w:rPr>
+              <w:tab/>
+            </w:r>
+            <w:r>
+              <w:rPr>
+                <w:noProof/>
+                <w:webHidden/>
+              </w:rPr>
+              <w:fldChar w:fldCharType="begin"/>
+            </w:r>
+            <w:r>
+              <w:rPr>
+                <w:noProof/>
+                <w:webHidden/>
+              </w:rPr>
+              <w:instrText xml:space="preserve"> PAGEREF _Toc240462991 \h </w:instrText>
+            </w:r>
+            <w:r>
+              <w:rPr>
+                <w:noProof/>
+                <w:webHidden/>
+              </w:rPr>
+            </w:r>
+            <w:r>
+              <w:rPr>
+                <w:noProof/>
+                <w:webHidden/>
+              </w:rPr>
+              <w:fldChar w:fldCharType="separate"/>
+            </w:r>
+            <w:r>
+              <w:rPr>
+                <w:noProof/>
+                <w:webHidden/>
+              </w:rPr>
+              <w:t>4</w:t>
             </w:r>
             <w:r>
               <w:rPr>
@@ -4957,13 +4815,13 @@
               <w:lang w:val="fr-BE" w:eastAsia="fr-BE"/>
             </w:rPr>
           </w:pPr>
-          <w:hyperlink w:anchor="_Toc240271564" w:history="1">
+          <w:hyperlink w:anchor="_Toc240462992" w:history="1">
             <w:r>
               <w:rPr>
                 <w:rStyle w:val="Lienhypertexte"/>
                 <w:noProof/>
               </w:rPr>
-              <w:t>Accès aux données</w:t>
+              <w:t>Partie</w:t>
             </w:r>
             <w:r>
               <w:rPr>
@@ -4984,7 +4842,7 @@
                 <w:noProof/>
                 <w:webHidden/>
               </w:rPr>
-              <w:instrText xml:space="preserve"> PAGEREF _Toc240271564 \h </w:instrText>
+              <w:instrText xml:space="preserve"> PAGEREF _Toc240462992 \h </w:instrText>
             </w:r>
             <w:r>
               <w:rPr>
@@ -5004,7 +4862,7 @@
                 <w:noProof/>
                 <w:webHidden/>
               </w:rPr>
-              <w:t>5</w:t>
+              <w:t>4</w:t>
             </w:r>
             <w:r>
               <w:rPr>
@@ -5028,13 +4886,13 @@
               <w:lang w:val="fr-BE" w:eastAsia="fr-BE"/>
             </w:rPr>
           </w:pPr>
-          <w:hyperlink w:anchor="_Toc240271565" w:history="1">
+          <w:hyperlink w:anchor="_Toc240462993" w:history="1">
             <w:r>
               <w:rPr>
                 <w:rStyle w:val="Lienhypertexte"/>
                 <w:noProof/>
               </w:rPr>
-              <w:t>Exemple d’une utilisation simple de l’application</w:t>
+              <w:t>Joueur</w:t>
             </w:r>
             <w:r>
               <w:rPr>
@@ -5055,7 +4913,291 @@
                 <w:noProof/>
                 <w:webHidden/>
               </w:rPr>
-              <w:instrText xml:space="preserve"> PAGEREF _Toc240271565 \h </w:instrText>
+              <w:instrText xml:space="preserve"> PAGEREF _Toc240462993 \h </w:instrText>
+            </w:r>
+            <w:r>
+              <w:rPr>
+                <w:noProof/>
+                <w:webHidden/>
+              </w:rPr>
+            </w:r>
+            <w:r>
+              <w:rPr>
+                <w:noProof/>
+                <w:webHidden/>
+              </w:rPr>
+              <w:fldChar w:fldCharType="separate"/>
+            </w:r>
+            <w:r>
+              <w:rPr>
+                <w:noProof/>
+                <w:webHidden/>
+              </w:rPr>
+              <w:t>5</w:t>
+            </w:r>
+            <w:r>
+              <w:rPr>
+                <w:noProof/>
+                <w:webHidden/>
+              </w:rPr>
+              <w:fldChar w:fldCharType="end"/>
+            </w:r>
+          </w:hyperlink>
+        </w:p>
+        <w:p>
+          <w:pPr>
+            <w:pStyle w:val="TM2"/>
+            <w:tabs>
+              <w:tab w:val="right" w:leader="dot" w:pos="8630"/>
+            </w:tabs>
+            <w:rPr>
+              <w:rFonts w:eastAsiaTheme="minorEastAsia"/>
+              <w:noProof/>
+              <w:sz w:val="24"/>
+              <w:lang w:val="fr-BE" w:eastAsia="fr-BE"/>
+            </w:rPr>
+          </w:pPr>
+          <w:hyperlink w:anchor="_Toc240462994" w:history="1">
+            <w:r>
+              <w:rPr>
+                <w:rStyle w:val="Lienhypertexte"/>
+                <w:noProof/>
+              </w:rPr>
+              <w:t>Serveur</w:t>
+            </w:r>
+            <w:r>
+              <w:rPr>
+                <w:noProof/>
+                <w:webHidden/>
+              </w:rPr>
+              <w:tab/>
+            </w:r>
+            <w:r>
+              <w:rPr>
+                <w:noProof/>
+                <w:webHidden/>
+              </w:rPr>
+              <w:fldChar w:fldCharType="begin"/>
+            </w:r>
+            <w:r>
+              <w:rPr>
+                <w:noProof/>
+                <w:webHidden/>
+              </w:rPr>
+              <w:instrText xml:space="preserve"> PAGEREF _Toc240462994 \h </w:instrText>
+            </w:r>
+            <w:r>
+              <w:rPr>
+                <w:noProof/>
+                <w:webHidden/>
+              </w:rPr>
+            </w:r>
+            <w:r>
+              <w:rPr>
+                <w:noProof/>
+                <w:webHidden/>
+              </w:rPr>
+              <w:fldChar w:fldCharType="separate"/>
+            </w:r>
+            <w:r>
+              <w:rPr>
+                <w:noProof/>
+                <w:webHidden/>
+              </w:rPr>
+              <w:t>6</w:t>
+            </w:r>
+            <w:r>
+              <w:rPr>
+                <w:noProof/>
+                <w:webHidden/>
+              </w:rPr>
+              <w:fldChar w:fldCharType="end"/>
+            </w:r>
+          </w:hyperlink>
+        </w:p>
+        <w:p>
+          <w:pPr>
+            <w:pStyle w:val="TM2"/>
+            <w:tabs>
+              <w:tab w:val="right" w:leader="dot" w:pos="8630"/>
+            </w:tabs>
+            <w:rPr>
+              <w:rFonts w:eastAsiaTheme="minorEastAsia"/>
+              <w:noProof/>
+              <w:sz w:val="24"/>
+              <w:lang w:val="fr-BE" w:eastAsia="fr-BE"/>
+            </w:rPr>
+          </w:pPr>
+          <w:hyperlink w:anchor="_Toc240462995" w:history="1">
+            <w:r>
+              <w:rPr>
+                <w:rStyle w:val="Lienhypertexte"/>
+                <w:noProof/>
+              </w:rPr>
+              <w:t>Client</w:t>
+            </w:r>
+            <w:r>
+              <w:rPr>
+                <w:noProof/>
+                <w:webHidden/>
+              </w:rPr>
+              <w:tab/>
+            </w:r>
+            <w:r>
+              <w:rPr>
+                <w:noProof/>
+                <w:webHidden/>
+              </w:rPr>
+              <w:fldChar w:fldCharType="begin"/>
+            </w:r>
+            <w:r>
+              <w:rPr>
+                <w:noProof/>
+                <w:webHidden/>
+              </w:rPr>
+              <w:instrText xml:space="preserve"> PAGEREF _Toc240462995 \h </w:instrText>
+            </w:r>
+            <w:r>
+              <w:rPr>
+                <w:noProof/>
+                <w:webHidden/>
+              </w:rPr>
+            </w:r>
+            <w:r>
+              <w:rPr>
+                <w:noProof/>
+                <w:webHidden/>
+              </w:rPr>
+              <w:fldChar w:fldCharType="separate"/>
+            </w:r>
+            <w:r>
+              <w:rPr>
+                <w:noProof/>
+                <w:webHidden/>
+              </w:rPr>
+              <w:t>6</w:t>
+            </w:r>
+            <w:r>
+              <w:rPr>
+                <w:noProof/>
+                <w:webHidden/>
+              </w:rPr>
+              <w:fldChar w:fldCharType="end"/>
+            </w:r>
+          </w:hyperlink>
+        </w:p>
+        <w:p>
+          <w:pPr>
+            <w:pStyle w:val="TM2"/>
+            <w:tabs>
+              <w:tab w:val="right" w:leader="dot" w:pos="8630"/>
+            </w:tabs>
+            <w:rPr>
+              <w:rFonts w:eastAsiaTheme="minorEastAsia"/>
+              <w:noProof/>
+              <w:sz w:val="24"/>
+              <w:lang w:val="fr-BE" w:eastAsia="fr-BE"/>
+            </w:rPr>
+          </w:pPr>
+          <w:hyperlink w:anchor="_Toc240462996" w:history="1">
+            <w:r>
+              <w:rPr>
+                <w:rStyle w:val="Lienhypertexte"/>
+                <w:noProof/>
+              </w:rPr>
+              <w:t>Robot</w:t>
+            </w:r>
+            <w:r>
+              <w:rPr>
+                <w:noProof/>
+                <w:webHidden/>
+              </w:rPr>
+              <w:tab/>
+            </w:r>
+            <w:r>
+              <w:rPr>
+                <w:noProof/>
+                <w:webHidden/>
+              </w:rPr>
+              <w:fldChar w:fldCharType="begin"/>
+            </w:r>
+            <w:r>
+              <w:rPr>
+                <w:noProof/>
+                <w:webHidden/>
+              </w:rPr>
+              <w:instrText xml:space="preserve"> PAGEREF _Toc240462996 \h </w:instrText>
+            </w:r>
+            <w:r>
+              <w:rPr>
+                <w:noProof/>
+                <w:webHidden/>
+              </w:rPr>
+            </w:r>
+            <w:r>
+              <w:rPr>
+                <w:noProof/>
+                <w:webHidden/>
+              </w:rPr>
+              <w:fldChar w:fldCharType="separate"/>
+            </w:r>
+            <w:r>
+              <w:rPr>
+                <w:noProof/>
+                <w:webHidden/>
+              </w:rPr>
+              <w:t>6</w:t>
+            </w:r>
+            <w:r>
+              <w:rPr>
+                <w:noProof/>
+                <w:webHidden/>
+              </w:rPr>
+              <w:fldChar w:fldCharType="end"/>
+            </w:r>
+          </w:hyperlink>
+        </w:p>
+        <w:p>
+          <w:pPr>
+            <w:pStyle w:val="TM2"/>
+            <w:tabs>
+              <w:tab w:val="right" w:leader="dot" w:pos="8630"/>
+            </w:tabs>
+            <w:rPr>
+              <w:rFonts w:eastAsiaTheme="minorEastAsia"/>
+              <w:noProof/>
+              <w:sz w:val="24"/>
+              <w:lang w:val="fr-BE" w:eastAsia="fr-BE"/>
+            </w:rPr>
+          </w:pPr>
+          <w:hyperlink w:anchor="_Toc240462997" w:history="1">
+            <w:r>
+              <w:rPr>
+                <w:rStyle w:val="Lienhypertexte"/>
+                <w:noProof/>
+              </w:rPr>
+              <w:t>Partie</w:t>
+            </w:r>
+            <w:r>
+              <w:rPr>
+                <w:noProof/>
+                <w:webHidden/>
+              </w:rPr>
+              <w:tab/>
+            </w:r>
+            <w:r>
+              <w:rPr>
+                <w:noProof/>
+                <w:webHidden/>
+              </w:rPr>
+              <w:fldChar w:fldCharType="begin"/>
+            </w:r>
+            <w:r>
+              <w:rPr>
+                <w:noProof/>
+                <w:webHidden/>
+              </w:rPr>
+              <w:instrText xml:space="preserve"> PAGEREF _Toc240462997 \h </w:instrText>
             </w:r>
             <w:r>
               <w:rPr>
@@ -5099,13 +5241,13 @@
               <w:lang w:val="fr-BE" w:eastAsia="fr-BE"/>
             </w:rPr>
           </w:pPr>
-          <w:hyperlink w:anchor="_Toc240271566" w:history="1">
+          <w:hyperlink w:anchor="_Toc240462998" w:history="1">
             <w:r>
               <w:rPr>
                 <w:rStyle w:val="Lienhypertexte"/>
                 <w:noProof/>
               </w:rPr>
-              <w:t>3.Conception détaillée – Diagramme de classe</w:t>
+              <w:t>4.Conception détaillée – Diagramme de cas d’utilisation</w:t>
             </w:r>
             <w:r>
               <w:rPr>
@@ -5126,7 +5268,7 @@
                 <w:noProof/>
                 <w:webHidden/>
               </w:rPr>
-              <w:instrText xml:space="preserve"> PAGEREF _Toc240271566 \h </w:instrText>
+              <w:instrText xml:space="preserve"> PAGEREF _Toc240462998 \h </w:instrText>
             </w:r>
             <w:r>
               <w:rPr>
@@ -5146,646 +5288,7 @@
                 <w:noProof/>
                 <w:webHidden/>
               </w:rPr>
-              <w:t>7</w:t>
-            </w:r>
-            <w:r>
-              <w:rPr>
-                <w:noProof/>
-                <w:webHidden/>
-              </w:rPr>
-              <w:fldChar w:fldCharType="end"/>
-            </w:r>
-          </w:hyperlink>
-        </w:p>
-        <w:p>
-          <w:pPr>
-            <w:pStyle w:val="TM2"/>
-            <w:tabs>
-              <w:tab w:val="right" w:leader="dot" w:pos="8630"/>
-            </w:tabs>
-            <w:rPr>
-              <w:rFonts w:eastAsiaTheme="minorEastAsia"/>
-              <w:noProof/>
-              <w:sz w:val="24"/>
-              <w:lang w:val="fr-BE" w:eastAsia="fr-BE"/>
-            </w:rPr>
-          </w:pPr>
-          <w:hyperlink w:anchor="_Toc240271567" w:history="1">
-            <w:r>
-              <w:rPr>
-                <w:rStyle w:val="Lienhypertexte"/>
-                <w:noProof/>
-              </w:rPr>
-              <w:t>Utilisateur</w:t>
-            </w:r>
-            <w:r>
-              <w:rPr>
-                <w:noProof/>
-                <w:webHidden/>
-              </w:rPr>
-              <w:tab/>
-            </w:r>
-            <w:r>
-              <w:rPr>
-                <w:noProof/>
-                <w:webHidden/>
-              </w:rPr>
-              <w:fldChar w:fldCharType="begin"/>
-            </w:r>
-            <w:r>
-              <w:rPr>
-                <w:noProof/>
-                <w:webHidden/>
-              </w:rPr>
-              <w:instrText xml:space="preserve"> PAGEREF _Toc240271567 \h </w:instrText>
-            </w:r>
-            <w:r>
-              <w:rPr>
-                <w:noProof/>
-                <w:webHidden/>
-              </w:rPr>
-            </w:r>
-            <w:r>
-              <w:rPr>
-                <w:noProof/>
-                <w:webHidden/>
-              </w:rPr>
-              <w:fldChar w:fldCharType="separate"/>
-            </w:r>
-            <w:r>
-              <w:rPr>
-                <w:noProof/>
-                <w:webHidden/>
-              </w:rPr>
-              <w:t>7</w:t>
-            </w:r>
-            <w:r>
-              <w:rPr>
-                <w:noProof/>
-                <w:webHidden/>
-              </w:rPr>
-              <w:fldChar w:fldCharType="end"/>
-            </w:r>
-          </w:hyperlink>
-        </w:p>
-        <w:p>
-          <w:pPr>
-            <w:pStyle w:val="TM2"/>
-            <w:tabs>
-              <w:tab w:val="right" w:leader="dot" w:pos="8630"/>
-            </w:tabs>
-            <w:rPr>
-              <w:rFonts w:eastAsiaTheme="minorEastAsia"/>
-              <w:noProof/>
-              <w:sz w:val="24"/>
-              <w:lang w:val="fr-BE" w:eastAsia="fr-BE"/>
-            </w:rPr>
-          </w:pPr>
-          <w:hyperlink w:anchor="_Toc240271568" w:history="1">
-            <w:r>
-              <w:rPr>
-                <w:rStyle w:val="Lienhypertexte"/>
-                <w:noProof/>
-              </w:rPr>
-              <w:t>Partie</w:t>
-            </w:r>
-            <w:r>
-              <w:rPr>
-                <w:noProof/>
-                <w:webHidden/>
-              </w:rPr>
-              <w:tab/>
-            </w:r>
-            <w:r>
-              <w:rPr>
-                <w:noProof/>
-                <w:webHidden/>
-              </w:rPr>
-              <w:fldChar w:fldCharType="begin"/>
-            </w:r>
-            <w:r>
-              <w:rPr>
-                <w:noProof/>
-                <w:webHidden/>
-              </w:rPr>
-              <w:instrText xml:space="preserve"> PAGEREF _Toc240271568 \h </w:instrText>
-            </w:r>
-            <w:r>
-              <w:rPr>
-                <w:noProof/>
-                <w:webHidden/>
-              </w:rPr>
-            </w:r>
-            <w:r>
-              <w:rPr>
-                <w:noProof/>
-                <w:webHidden/>
-              </w:rPr>
-              <w:fldChar w:fldCharType="separate"/>
-            </w:r>
-            <w:r>
-              <w:rPr>
-                <w:noProof/>
-                <w:webHidden/>
-              </w:rPr>
-              <w:t>7</w:t>
-            </w:r>
-            <w:r>
-              <w:rPr>
-                <w:noProof/>
-                <w:webHidden/>
-              </w:rPr>
-              <w:fldChar w:fldCharType="end"/>
-            </w:r>
-          </w:hyperlink>
-        </w:p>
-        <w:p>
-          <w:pPr>
-            <w:pStyle w:val="TM2"/>
-            <w:tabs>
-              <w:tab w:val="right" w:leader="dot" w:pos="8630"/>
-            </w:tabs>
-            <w:rPr>
-              <w:rFonts w:eastAsiaTheme="minorEastAsia"/>
-              <w:noProof/>
-              <w:sz w:val="24"/>
-              <w:lang w:val="fr-BE" w:eastAsia="fr-BE"/>
-            </w:rPr>
-          </w:pPr>
-          <w:hyperlink w:anchor="_Toc240271569" w:history="1">
-            <w:r>
-              <w:rPr>
-                <w:rStyle w:val="Lienhypertexte"/>
-                <w:noProof/>
-              </w:rPr>
-              <w:t>Plateau</w:t>
-            </w:r>
-            <w:r>
-              <w:rPr>
-                <w:noProof/>
-                <w:webHidden/>
-              </w:rPr>
-              <w:tab/>
-            </w:r>
-            <w:r>
-              <w:rPr>
-                <w:noProof/>
-                <w:webHidden/>
-              </w:rPr>
-              <w:fldChar w:fldCharType="begin"/>
-            </w:r>
-            <w:r>
-              <w:rPr>
-                <w:noProof/>
-                <w:webHidden/>
-              </w:rPr>
-              <w:instrText xml:space="preserve"> PAGEREF _Toc240271569 \h </w:instrText>
-            </w:r>
-            <w:r>
-              <w:rPr>
-                <w:noProof/>
-                <w:webHidden/>
-              </w:rPr>
-            </w:r>
-            <w:r>
-              <w:rPr>
-                <w:noProof/>
-                <w:webHidden/>
-              </w:rPr>
-              <w:fldChar w:fldCharType="separate"/>
-            </w:r>
-            <w:r>
-              <w:rPr>
-                <w:noProof/>
-                <w:webHidden/>
-              </w:rPr>
-              <w:t>7</w:t>
-            </w:r>
-            <w:r>
-              <w:rPr>
-                <w:noProof/>
-                <w:webHidden/>
-              </w:rPr>
-              <w:fldChar w:fldCharType="end"/>
-            </w:r>
-          </w:hyperlink>
-        </w:p>
-        <w:p>
-          <w:pPr>
-            <w:pStyle w:val="TM2"/>
-            <w:tabs>
-              <w:tab w:val="right" w:leader="dot" w:pos="8630"/>
-            </w:tabs>
-            <w:rPr>
-              <w:rFonts w:eastAsiaTheme="minorEastAsia"/>
-              <w:noProof/>
-              <w:sz w:val="24"/>
-              <w:lang w:val="fr-BE" w:eastAsia="fr-BE"/>
-            </w:rPr>
-          </w:pPr>
-          <w:hyperlink w:anchor="_Toc240271570" w:history="1">
-            <w:r>
-              <w:rPr>
-                <w:rStyle w:val="Lienhypertexte"/>
-                <w:noProof/>
-              </w:rPr>
-              <w:t>Intersection</w:t>
-            </w:r>
-            <w:r>
-              <w:rPr>
-                <w:noProof/>
-                <w:webHidden/>
-              </w:rPr>
-              <w:tab/>
-            </w:r>
-            <w:r>
-              <w:rPr>
-                <w:noProof/>
-                <w:webHidden/>
-              </w:rPr>
-              <w:fldChar w:fldCharType="begin"/>
-            </w:r>
-            <w:r>
-              <w:rPr>
-                <w:noProof/>
-                <w:webHidden/>
-              </w:rPr>
-              <w:instrText xml:space="preserve"> PAGEREF _Toc240271570 \h </w:instrText>
-            </w:r>
-            <w:r>
-              <w:rPr>
-                <w:noProof/>
-                <w:webHidden/>
-              </w:rPr>
-            </w:r>
-            <w:r>
-              <w:rPr>
-                <w:noProof/>
-                <w:webHidden/>
-              </w:rPr>
-              <w:fldChar w:fldCharType="separate"/>
-            </w:r>
-            <w:r>
-              <w:rPr>
-                <w:noProof/>
-                <w:webHidden/>
-              </w:rPr>
-              <w:t>8</w:t>
-            </w:r>
-            <w:r>
-              <w:rPr>
-                <w:noProof/>
-                <w:webHidden/>
-              </w:rPr>
-              <w:fldChar w:fldCharType="end"/>
-            </w:r>
-          </w:hyperlink>
-        </w:p>
-        <w:p>
-          <w:pPr>
-            <w:pStyle w:val="TM2"/>
-            <w:tabs>
-              <w:tab w:val="right" w:leader="dot" w:pos="8630"/>
-            </w:tabs>
-            <w:rPr>
-              <w:rFonts w:eastAsiaTheme="minorEastAsia"/>
-              <w:noProof/>
-              <w:sz w:val="24"/>
-              <w:lang w:val="fr-BE" w:eastAsia="fr-BE"/>
-            </w:rPr>
-          </w:pPr>
-          <w:hyperlink w:anchor="_Toc240271571" w:history="1">
-            <w:r>
-              <w:rPr>
-                <w:rStyle w:val="Lienhypertexte"/>
-                <w:noProof/>
-              </w:rPr>
-              <w:t>Pierre</w:t>
-            </w:r>
-            <w:r>
-              <w:rPr>
-                <w:noProof/>
-                <w:webHidden/>
-              </w:rPr>
-              <w:tab/>
-            </w:r>
-            <w:r>
-              <w:rPr>
-                <w:noProof/>
-                <w:webHidden/>
-              </w:rPr>
-              <w:fldChar w:fldCharType="begin"/>
-            </w:r>
-            <w:r>
-              <w:rPr>
-                <w:noProof/>
-                <w:webHidden/>
-              </w:rPr>
-              <w:instrText xml:space="preserve"> PAGEREF _Toc240271571 \h </w:instrText>
-            </w:r>
-            <w:r>
-              <w:rPr>
-                <w:noProof/>
-                <w:webHidden/>
-              </w:rPr>
-            </w:r>
-            <w:r>
-              <w:rPr>
-                <w:noProof/>
-                <w:webHidden/>
-              </w:rPr>
-              <w:fldChar w:fldCharType="separate"/>
-            </w:r>
-            <w:r>
-              <w:rPr>
-                <w:noProof/>
-                <w:webHidden/>
-              </w:rPr>
-              <w:t>8</w:t>
-            </w:r>
-            <w:r>
-              <w:rPr>
-                <w:noProof/>
-                <w:webHidden/>
-              </w:rPr>
-              <w:fldChar w:fldCharType="end"/>
-            </w:r>
-          </w:hyperlink>
-        </w:p>
-        <w:p>
-          <w:pPr>
-            <w:pStyle w:val="TM2"/>
-            <w:tabs>
-              <w:tab w:val="right" w:leader="dot" w:pos="8630"/>
-            </w:tabs>
-            <w:rPr>
-              <w:rFonts w:eastAsiaTheme="minorEastAsia"/>
-              <w:noProof/>
-              <w:sz w:val="24"/>
-              <w:lang w:val="fr-BE" w:eastAsia="fr-BE"/>
-            </w:rPr>
-          </w:pPr>
-          <w:hyperlink w:anchor="_Toc240271572" w:history="1">
-            <w:r>
-              <w:rPr>
-                <w:rStyle w:val="Lienhypertexte"/>
-                <w:noProof/>
-              </w:rPr>
-              <w:t>Coup</w:t>
-            </w:r>
-            <w:r>
-              <w:rPr>
-                <w:noProof/>
-                <w:webHidden/>
-              </w:rPr>
-              <w:tab/>
-            </w:r>
-            <w:r>
-              <w:rPr>
-                <w:noProof/>
-                <w:webHidden/>
-              </w:rPr>
-              <w:fldChar w:fldCharType="begin"/>
-            </w:r>
-            <w:r>
-              <w:rPr>
-                <w:noProof/>
-                <w:webHidden/>
-              </w:rPr>
-              <w:instrText xml:space="preserve"> PAGEREF _Toc240271572 \h </w:instrText>
-            </w:r>
-            <w:r>
-              <w:rPr>
-                <w:noProof/>
-                <w:webHidden/>
-              </w:rPr>
-            </w:r>
-            <w:r>
-              <w:rPr>
-                <w:noProof/>
-                <w:webHidden/>
-              </w:rPr>
-              <w:fldChar w:fldCharType="separate"/>
-            </w:r>
-            <w:r>
-              <w:rPr>
-                <w:noProof/>
-                <w:webHidden/>
-              </w:rPr>
-              <w:t>8</w:t>
-            </w:r>
-            <w:r>
-              <w:rPr>
-                <w:noProof/>
-                <w:webHidden/>
-              </w:rPr>
-              <w:fldChar w:fldCharType="end"/>
-            </w:r>
-          </w:hyperlink>
-        </w:p>
-        <w:p>
-          <w:pPr>
-            <w:pStyle w:val="TM2"/>
-            <w:tabs>
-              <w:tab w:val="right" w:leader="dot" w:pos="8630"/>
-            </w:tabs>
-            <w:rPr>
-              <w:rFonts w:eastAsiaTheme="minorEastAsia"/>
-              <w:noProof/>
-              <w:sz w:val="24"/>
-              <w:lang w:val="fr-BE" w:eastAsia="fr-BE"/>
-            </w:rPr>
-          </w:pPr>
-          <w:hyperlink w:anchor="_Toc240271573" w:history="1">
-            <w:r>
-              <w:rPr>
-                <w:rStyle w:val="Lienhypertexte"/>
-                <w:noProof/>
-              </w:rPr>
-              <w:t>Groupe</w:t>
-            </w:r>
-            <w:r>
-              <w:rPr>
-                <w:noProof/>
-                <w:webHidden/>
-              </w:rPr>
-              <w:tab/>
-            </w:r>
-            <w:r>
-              <w:rPr>
-                <w:noProof/>
-                <w:webHidden/>
-              </w:rPr>
-              <w:fldChar w:fldCharType="begin"/>
-            </w:r>
-            <w:r>
-              <w:rPr>
-                <w:noProof/>
-                <w:webHidden/>
-              </w:rPr>
-              <w:instrText xml:space="preserve"> PAGEREF _Toc240271573 \h </w:instrText>
-            </w:r>
-            <w:r>
-              <w:rPr>
-                <w:noProof/>
-                <w:webHidden/>
-              </w:rPr>
-            </w:r>
-            <w:r>
-              <w:rPr>
-                <w:noProof/>
-                <w:webHidden/>
-              </w:rPr>
-              <w:fldChar w:fldCharType="separate"/>
-            </w:r>
-            <w:r>
-              <w:rPr>
-                <w:noProof/>
-                <w:webHidden/>
-              </w:rPr>
-              <w:t>8</w:t>
-            </w:r>
-            <w:r>
-              <w:rPr>
-                <w:noProof/>
-                <w:webHidden/>
-              </w:rPr>
-              <w:fldChar w:fldCharType="end"/>
-            </w:r>
-          </w:hyperlink>
-        </w:p>
-        <w:p>
-          <w:pPr>
-            <w:pStyle w:val="TM2"/>
-            <w:tabs>
-              <w:tab w:val="right" w:leader="dot" w:pos="8630"/>
-            </w:tabs>
-            <w:rPr>
-              <w:rFonts w:eastAsiaTheme="minorEastAsia"/>
-              <w:noProof/>
-              <w:sz w:val="24"/>
-              <w:lang w:val="fr-BE" w:eastAsia="fr-BE"/>
-            </w:rPr>
-          </w:pPr>
-          <w:hyperlink w:anchor="_Toc240271574" w:history="1">
-            <w:r>
-              <w:rPr>
-                <w:rStyle w:val="Lienhypertexte"/>
-                <w:noProof/>
-              </w:rPr>
-              <w:t>JournalPartie</w:t>
-            </w:r>
-            <w:r>
-              <w:rPr>
-                <w:noProof/>
-                <w:webHidden/>
-              </w:rPr>
-              <w:tab/>
-            </w:r>
-            <w:r>
-              <w:rPr>
-                <w:noProof/>
-                <w:webHidden/>
-              </w:rPr>
-              <w:fldChar w:fldCharType="begin"/>
-            </w:r>
-            <w:r>
-              <w:rPr>
-                <w:noProof/>
-                <w:webHidden/>
-              </w:rPr>
-              <w:instrText xml:space="preserve"> PAGEREF _Toc240271574 \h </w:instrText>
-            </w:r>
-            <w:r>
-              <w:rPr>
-                <w:noProof/>
-                <w:webHidden/>
-              </w:rPr>
-            </w:r>
-            <w:r>
-              <w:rPr>
-                <w:noProof/>
-                <w:webHidden/>
-              </w:rPr>
-              <w:fldChar w:fldCharType="separate"/>
-            </w:r>
-            <w:r>
-              <w:rPr>
-                <w:noProof/>
-                <w:webHidden/>
-              </w:rPr>
-              <w:t>8</w:t>
-            </w:r>
-            <w:r>
-              <w:rPr>
-                <w:noProof/>
-                <w:webHidden/>
-              </w:rPr>
-              <w:fldChar w:fldCharType="end"/>
-            </w:r>
-          </w:hyperlink>
-        </w:p>
-        <w:p>
-          <w:pPr>
-            <w:pStyle w:val="TM2"/>
-            <w:tabs>
-              <w:tab w:val="right" w:leader="dot" w:pos="8630"/>
-            </w:tabs>
-            <w:rPr>
-              <w:rFonts w:eastAsiaTheme="minorEastAsia"/>
-              <w:noProof/>
-              <w:sz w:val="24"/>
-              <w:lang w:val="fr-BE" w:eastAsia="fr-BE"/>
-            </w:rPr>
-          </w:pPr>
-          <w:hyperlink w:anchor="_Toc240271575" w:history="1">
-            <w:r>
-              <w:rPr>
-                <w:rStyle w:val="Lienhypertexte"/>
-                <w:noProof/>
-              </w:rPr>
-              <w:t>Config</w:t>
-            </w:r>
-            <w:r>
-              <w:rPr>
-                <w:noProof/>
-                <w:webHidden/>
-              </w:rPr>
-              <w:tab/>
-            </w:r>
-            <w:r>
-              <w:rPr>
-                <w:noProof/>
-                <w:webHidden/>
-              </w:rPr>
-              <w:fldChar w:fldCharType="begin"/>
-            </w:r>
-            <w:r>
-              <w:rPr>
-                <w:noProof/>
-                <w:webHidden/>
-              </w:rPr>
-              <w:instrText xml:space="preserve"> PAGEREF _Toc240271575 \h </w:instrText>
-            </w:r>
-            <w:r>
-              <w:rPr>
-                <w:noProof/>
-                <w:webHidden/>
-              </w:rPr>
-            </w:r>
-            <w:r>
-              <w:rPr>
-                <w:noProof/>
-                <w:webHidden/>
-              </w:rPr>
-              <w:fldChar w:fldCharType="separate"/>
-            </w:r>
-            <w:r>
-              <w:rPr>
-                <w:noProof/>
-                <w:webHidden/>
-              </w:rPr>
-              <w:t>8</w:t>
+              <w:t>6</w:t>
             </w:r>
             <w:r>
               <w:rPr>
@@ -5809,13 +5312,13 @@
               <w:lang w:val="fr-BE" w:eastAsia="fr-BE"/>
             </w:rPr>
           </w:pPr>
-          <w:hyperlink w:anchor="_Toc240271576" w:history="1">
+          <w:hyperlink w:anchor="_Toc240462999" w:history="1">
             <w:r>
               <w:rPr>
                 <w:rStyle w:val="Lienhypertexte"/>
                 <w:noProof/>
               </w:rPr>
-              <w:t>4.Conception détaillée – Diagramme de cas d’utilisation</w:t>
+              <w:t>5.Plan de test</w:t>
             </w:r>
             <w:r>
               <w:rPr>
@@ -5836,7 +5339,7 @@
                 <w:noProof/>
                 <w:webHidden/>
               </w:rPr>
-              <w:instrText xml:space="preserve"> PAGEREF _Toc240271576 \h </w:instrText>
+              <w:instrText xml:space="preserve"> PAGEREF _Toc240462999 \h </w:instrText>
             </w:r>
             <w:r>
               <w:rPr>
@@ -5856,7 +5359,7 @@
                 <w:noProof/>
                 <w:webHidden/>
               </w:rPr>
-              <w:t>9</w:t>
+              <w:t>7</w:t>
             </w:r>
             <w:r>
               <w:rPr>
@@ -5880,13 +5383,13 @@
               <w:lang w:val="fr-BE" w:eastAsia="fr-BE"/>
             </w:rPr>
           </w:pPr>
-          <w:hyperlink w:anchor="_Toc240271577" w:history="1">
+          <w:hyperlink w:anchor="_Toc240463000" w:history="1">
             <w:r>
               <w:rPr>
                 <w:rStyle w:val="Lienhypertexte"/>
                 <w:noProof/>
               </w:rPr>
-              <w:t>5.Plan de test</w:t>
+              <w:t>6. Échéancier</w:t>
             </w:r>
             <w:r>
               <w:rPr>
@@ -5907,7 +5410,7 @@
                 <w:noProof/>
                 <w:webHidden/>
               </w:rPr>
-              <w:instrText xml:space="preserve"> PAGEREF _Toc240271577 \h </w:instrText>
+              <w:instrText xml:space="preserve"> PAGEREF _Toc240463000 \h </w:instrText>
             </w:r>
             <w:r>
               <w:rPr>
@@ -5927,78 +5430,7 @@
                 <w:noProof/>
                 <w:webHidden/>
               </w:rPr>
-              <w:t>9</w:t>
-            </w:r>
-            <w:r>
-              <w:rPr>
-                <w:noProof/>
-                <w:webHidden/>
-              </w:rPr>
-              <w:fldChar w:fldCharType="end"/>
-            </w:r>
-          </w:hyperlink>
-        </w:p>
-        <w:p>
-          <w:pPr>
-            <w:pStyle w:val="TM1"/>
-            <w:tabs>
-              <w:tab w:val="right" w:leader="dot" w:pos="8630"/>
-            </w:tabs>
-            <w:rPr>
-              <w:rFonts w:eastAsiaTheme="minorEastAsia"/>
-              <w:noProof/>
-              <w:sz w:val="24"/>
-              <w:lang w:val="fr-BE" w:eastAsia="fr-BE"/>
-            </w:rPr>
-          </w:pPr>
-          <w:hyperlink w:anchor="_Toc240271578" w:history="1">
-            <w:r>
-              <w:rPr>
-                <w:rStyle w:val="Lienhypertexte"/>
-                <w:noProof/>
-              </w:rPr>
-              <w:t>6.Conclusion</w:t>
-            </w:r>
-            <w:r>
-              <w:rPr>
-                <w:noProof/>
-                <w:webHidden/>
-              </w:rPr>
-              <w:tab/>
-            </w:r>
-            <w:r>
-              <w:rPr>
-                <w:noProof/>
-                <w:webHidden/>
-              </w:rPr>
-              <w:fldChar w:fldCharType="begin"/>
-            </w:r>
-            <w:r>
-              <w:rPr>
-                <w:noProof/>
-                <w:webHidden/>
-              </w:rPr>
-              <w:instrText xml:space="preserve"> PAGEREF _Toc240271578 \h </w:instrText>
-            </w:r>
-            <w:r>
-              <w:rPr>
-                <w:noProof/>
-                <w:webHidden/>
-              </w:rPr>
-            </w:r>
-            <w:r>
-              <w:rPr>
-                <w:noProof/>
-                <w:webHidden/>
-              </w:rPr>
-              <w:fldChar w:fldCharType="separate"/>
-            </w:r>
-            <w:r>
-              <w:rPr>
-                <w:noProof/>
-                <w:webHidden/>
-              </w:rPr>
-              <w:t>10</w:t>
+              <w:t>7</w:t>
             </w:r>
             <w:r>
               <w:rPr>
@@ -6024,21 +5456,13 @@
     <w:p/>
     <w:p/>
     <w:p/>
-    <w:p/>
-    <w:p/>
-    <w:p/>
-    <w:p/>
-    <w:p/>
-    <w:p/>
-    <w:p/>
-    <w:p/>
-    <w:p/>
     <w:p>
       <w:pPr>
         <w:pStyle w:val="Titre1"/>
       </w:pPr>
-      <w:bookmarkStart w:id="0" w:name="_Toc240271553"/>
-      <w:r>
+      <w:bookmarkStart w:id="0" w:name="_Toc240462983"/>
+      <w:r>
+        <w:lastRenderedPageBreak/>
         <w:t>1.Choix technologique</w:t>
       </w:r>
       <w:bookmarkEnd w:id="0"/>
@@ -6046,11 +5470,8 @@
     <w:p>
       <w:pPr>
         <w:pStyle w:val="Titre2"/>
-        <w:rPr>
-          <w:szCs w:val="36"/>
-        </w:rPr>
-      </w:pPr>
-      <w:bookmarkStart w:id="1" w:name="_Toc240271554"/>
+      </w:pPr>
+      <w:bookmarkStart w:id="1" w:name="_Toc240462984"/>
       <w:r>
         <w:rPr>
           <w:szCs w:val="36"/>
@@ -6063,30 +5484,11 @@
       <w:pPr>
         <w:pStyle w:val="Titre3"/>
       </w:pPr>
-      <w:bookmarkStart w:id="2" w:name="_Toc240271555"/>
-      <w:r>
-        <w:t>Langage</w:t>
+      <w:bookmarkStart w:id="2" w:name="_Toc240462985"/>
+      <w:r>
+        <w:t>Patron MVVM</w:t>
       </w:r>
       <w:bookmarkEnd w:id="2"/>
-    </w:p>
-    <w:p>
-      <w:pPr>
-        <w:spacing w:line="360" w:lineRule="auto"/>
-      </w:pPr>
-      <w:r>
-        <w:t>Le seul langage envisagé est le WPF(C#) pour la simple et bonne raison que le C# se prête très bien à une programmation orientés objet. Le WPF pour sa part permet de créer des interfaces graphiques adaptés à tout type d’utilisateurs.</w:t>
-      </w:r>
-    </w:p>
-    <w:p>
-      <w:pPr>
-        <w:pStyle w:val="Titre3"/>
-      </w:pPr>
-      <w:bookmarkStart w:id="3" w:name="_Toc240271556"/>
-      <w:r>
-        <w:lastRenderedPageBreak/>
-        <w:t>Patron MVVM</w:t>
-      </w:r>
-      <w:bookmarkEnd w:id="3"/>
     </w:p>
     <w:p>
       <w:pPr>
@@ -6164,59 +5566,51 @@
       <w:pPr>
         <w:pStyle w:val="Titre2"/>
       </w:pPr>
-      <w:bookmarkStart w:id="4" w:name="_Toc240271559"/>
+      <w:bookmarkStart w:id="3" w:name="_Toc240462986"/>
       <w:r>
         <w:t>Comment ont-elles été retenue?</w:t>
+      </w:r>
+      <w:bookmarkEnd w:id="3"/>
+    </w:p>
+    <w:p>
+      <w:pPr>
+        <w:spacing w:line="360" w:lineRule="auto"/>
+      </w:pPr>
+      <w:r>
+        <w:t xml:space="preserve">À la suite de la programmation de plusieurs projets se rapprochant de celui-ci </w:t>
+      </w:r>
+      <w:r>
+        <w:t xml:space="preserve">(notamment un projet de jeu d’échec) </w:t>
+      </w:r>
+      <w:r>
+        <w:t>dans le cadre d</w:t>
+      </w:r>
+      <w:r>
+        <w:t>’une formation professionnelle</w:t>
+      </w:r>
+      <w:r>
+        <w:t>, nos expérimentations ont confirmés que l’utilisation de ces technologies était le bon choix dans le cadre de ce projet aux vues des besoins et demandes du client.</w:t>
+      </w:r>
+    </w:p>
+    <w:p>
+      <w:pPr>
+        <w:pStyle w:val="Titre1"/>
+      </w:pPr>
+      <w:bookmarkStart w:id="4" w:name="_Toc240462987"/>
+      <w:r>
+        <w:t>2.Conception générale de la solution</w:t>
       </w:r>
       <w:bookmarkEnd w:id="4"/>
     </w:p>
     <w:p>
       <w:pPr>
-        <w:spacing w:line="360" w:lineRule="auto"/>
-      </w:pPr>
-      <w:r>
-        <w:t xml:space="preserve">À la suite de la programmation de plusieurs projets se rapprochant de celui-ci </w:t>
-      </w:r>
-      <w:r>
-        <w:t xml:space="preserve">(notamment un projet de jeu d’échec) </w:t>
-      </w:r>
-      <w:r>
-        <w:t>dans le cadre d</w:t>
-      </w:r>
-      <w:r>
-        <w:t>’une formation professionnelle</w:t>
-      </w:r>
-      <w:r>
-        <w:t xml:space="preserve">, nos expérimentations ont </w:t>
-      </w:r>
-      <w:proofErr w:type="gramStart"/>
-      <w:r>
-        <w:t>confirmés</w:t>
-      </w:r>
-      <w:proofErr w:type="gramEnd"/>
-      <w:r>
-        <w:t xml:space="preserve"> que l’utilisation de ces technologies était le bon choix dans le cadre de ce projet aux vues des besoins et demandes du client.</w:t>
-      </w:r>
-    </w:p>
-    <w:p>
-      <w:pPr>
-        <w:pStyle w:val="Titre1"/>
-      </w:pPr>
-      <w:bookmarkStart w:id="5" w:name="_Toc240271560"/>
-      <w:r>
-        <w:t>2.Conception générale de la solution</w:t>
+        <w:pStyle w:val="Titre2"/>
+      </w:pPr>
+      <w:bookmarkStart w:id="5" w:name="_Toc240462988"/>
+      <w:r>
+        <w:t>Architecture</w:t>
       </w:r>
       <w:bookmarkEnd w:id="5"/>
-    </w:p>
-    <w:p>
-      <w:pPr>
-        <w:pStyle w:val="Titre2"/>
-      </w:pPr>
-      <w:bookmarkStart w:id="6" w:name="_Toc240271561"/>
-      <w:r>
-        <w:t>Architecture</w:t>
-      </w:r>
-      <w:bookmarkEnd w:id="6"/>
     </w:p>
     <w:p>
       <w:pPr>
@@ -6257,6 +5651,7 @@
         <w:spacing w:line="360" w:lineRule="auto"/>
       </w:pPr>
       <w:r>
+        <w:lastRenderedPageBreak/>
         <w:t>Logique de l’application (</w:t>
       </w:r>
       <w:proofErr w:type="spellStart"/>
@@ -6286,151 +5681,22 @@
       <w:r>
         <w:t>Model)</w:t>
       </w:r>
+      <w:r>
+        <w:t>U</w:t>
+      </w:r>
+      <w:r>
+        <w:t xml:space="preserve">n écran de fin de partie. </w:t>
+      </w:r>
     </w:p>
     <w:p>
       <w:pPr>
         <w:pStyle w:val="Titre2"/>
       </w:pPr>
-      <w:bookmarkStart w:id="7" w:name="_Toc240271562"/>
-      <w:r>
-        <w:lastRenderedPageBreak/>
-        <w:t>Interface utilisateur</w:t>
-      </w:r>
-      <w:bookmarkEnd w:id="7"/>
-    </w:p>
-    <w:p>
-      <w:pPr>
-        <w:spacing w:line="360" w:lineRule="auto"/>
-      </w:pPr>
-      <w:r>
-        <w:t>L’interface utilisateur devra être simple, ergonomique et intuitive. Elle comprendra principalement :</w:t>
-      </w:r>
-    </w:p>
-    <w:p>
-      <w:pPr>
-        <w:pStyle w:val="Paragraphedeliste"/>
-        <w:numPr>
-          <w:ilvl w:val="0"/>
-          <w:numId w:val="10"/>
-        </w:numPr>
-        <w:spacing w:line="360" w:lineRule="auto"/>
-      </w:pPr>
-      <w:r>
-        <w:t>U</w:t>
-      </w:r>
-      <w:r>
-        <w:t>n écran de connexion</w:t>
-      </w:r>
-      <w:r>
-        <w:t>.</w:t>
-      </w:r>
-    </w:p>
-    <w:p>
-      <w:pPr>
-        <w:pStyle w:val="Paragraphedeliste"/>
-        <w:numPr>
-          <w:ilvl w:val="0"/>
-          <w:numId w:val="10"/>
-        </w:numPr>
-        <w:spacing w:line="360" w:lineRule="auto"/>
-      </w:pPr>
-      <w:r>
-        <w:t>U</w:t>
-      </w:r>
-      <w:r>
-        <w:t>n écran de création d’utilisateur</w:t>
-      </w:r>
-      <w:r>
-        <w:t>.</w:t>
-      </w:r>
-    </w:p>
-    <w:p>
-      <w:pPr>
-        <w:pStyle w:val="Paragraphedeliste"/>
-        <w:numPr>
-          <w:ilvl w:val="0"/>
-          <w:numId w:val="10"/>
-        </w:numPr>
-        <w:spacing w:line="360" w:lineRule="auto"/>
-      </w:pPr>
-      <w:r>
-        <w:t>U</w:t>
-      </w:r>
-      <w:r>
-        <w:t>n écran de création de partie</w:t>
-      </w:r>
-      <w:r>
-        <w:t>.</w:t>
-      </w:r>
-    </w:p>
-    <w:p>
-      <w:pPr>
-        <w:pStyle w:val="Paragraphedeliste"/>
-        <w:numPr>
-          <w:ilvl w:val="0"/>
-          <w:numId w:val="10"/>
-        </w:numPr>
-        <w:spacing w:line="360" w:lineRule="auto"/>
-      </w:pPr>
-      <w:r>
-        <w:t>U</w:t>
-      </w:r>
-      <w:r>
-        <w:t>n écran principal de jeu affichant le plateau, le joueur courant, le</w:t>
-      </w:r>
-      <w:r>
-        <w:t xml:space="preserve"> </w:t>
-      </w:r>
-      <w:r>
-        <w:t>score, les captures et l’horloge</w:t>
-      </w:r>
-      <w:r>
-        <w:t>.</w:t>
-      </w:r>
-    </w:p>
-    <w:p>
-      <w:pPr>
-        <w:pStyle w:val="Paragraphedeliste"/>
-        <w:numPr>
-          <w:ilvl w:val="0"/>
-          <w:numId w:val="10"/>
-        </w:numPr>
-        <w:spacing w:line="360" w:lineRule="auto"/>
-      </w:pPr>
-      <w:r>
-        <w:t>U</w:t>
-      </w:r>
-      <w:r>
-        <w:t>n écran de pause</w:t>
-      </w:r>
-      <w:r>
-        <w:t>.</w:t>
-      </w:r>
-    </w:p>
-    <w:p>
-      <w:pPr>
-        <w:pStyle w:val="Paragraphedeliste"/>
-        <w:numPr>
-          <w:ilvl w:val="0"/>
-          <w:numId w:val="10"/>
-        </w:numPr>
-      </w:pPr>
-      <w:r>
-        <w:t>U</w:t>
-      </w:r>
-      <w:r>
-        <w:t xml:space="preserve">n écran de fin de partie. </w:t>
-      </w:r>
-    </w:p>
-    <w:p>
-      <w:pPr>
-        <w:pStyle w:val="Titre2"/>
-      </w:pPr>
-      <w:bookmarkStart w:id="8" w:name="_Toc240271563"/>
+      <w:bookmarkStart w:id="6" w:name="_Toc240462989"/>
       <w:r>
         <w:t>Logique de l’application</w:t>
       </w:r>
-      <w:bookmarkEnd w:id="8"/>
+      <w:bookmarkEnd w:id="6"/>
     </w:p>
     <w:p>
       <w:r>
@@ -6454,231 +5720,18 @@
         </w:numPr>
       </w:pPr>
       <w:r>
-        <w:t>L</w:t>
-      </w:r>
-      <w:r>
-        <w:t>a gestion de la connexion des utilisateurs</w:t>
-      </w:r>
-      <w:r>
-        <w:t>.</w:t>
+        <w:t>c</w:t>
       </w:r>
     </w:p>
     <w:p>
       <w:pPr>
-        <w:pStyle w:val="Paragraphedeliste"/>
-        <w:numPr>
-          <w:ilvl w:val="0"/>
-          <w:numId w:val="12"/>
-        </w:numPr>
-      </w:pPr>
-      <w:r>
-        <w:t>La création d’une partie.</w:t>
-      </w:r>
-    </w:p>
-    <w:p>
-      <w:pPr>
-        <w:pStyle w:val="Paragraphedeliste"/>
-        <w:numPr>
-          <w:ilvl w:val="0"/>
-          <w:numId w:val="12"/>
-        </w:numPr>
-      </w:pPr>
-      <w:r>
-        <w:t>La gestion des tours.</w:t>
-      </w:r>
-    </w:p>
-    <w:p>
-      <w:pPr>
-        <w:pStyle w:val="Paragraphedeliste"/>
-        <w:numPr>
-          <w:ilvl w:val="0"/>
-          <w:numId w:val="12"/>
-        </w:numPr>
-      </w:pPr>
-      <w:r>
-        <w:t>La pose des pierres.</w:t>
-      </w:r>
-    </w:p>
-    <w:p>
-      <w:pPr>
-        <w:pStyle w:val="Paragraphedeliste"/>
-        <w:numPr>
-          <w:ilvl w:val="0"/>
-          <w:numId w:val="12"/>
-        </w:numPr>
-      </w:pPr>
-      <w:r>
-        <w:t xml:space="preserve">La validation des coups. </w:t>
-      </w:r>
-    </w:p>
-    <w:p>
-      <w:pPr>
-        <w:pStyle w:val="Paragraphedeliste"/>
-        <w:numPr>
-          <w:ilvl w:val="0"/>
-          <w:numId w:val="12"/>
-        </w:numPr>
-      </w:pPr>
-      <w:r>
-        <w:t>La détection des captures.</w:t>
-      </w:r>
-    </w:p>
-    <w:p>
-      <w:pPr>
-        <w:pStyle w:val="Paragraphedeliste"/>
-        <w:numPr>
-          <w:ilvl w:val="0"/>
-          <w:numId w:val="12"/>
-        </w:numPr>
-      </w:pPr>
-      <w:r>
-        <w:t>L’application de la règle du ko.</w:t>
-      </w:r>
-    </w:p>
-    <w:p>
-      <w:pPr>
-        <w:pStyle w:val="Paragraphedeliste"/>
-        <w:numPr>
-          <w:ilvl w:val="0"/>
-          <w:numId w:val="12"/>
-        </w:numPr>
-      </w:pPr>
-      <w:r>
-        <w:t>La gestion du suicide.</w:t>
-      </w:r>
-    </w:p>
-    <w:p>
-      <w:pPr>
-        <w:pStyle w:val="Paragraphedeliste"/>
-        <w:numPr>
-          <w:ilvl w:val="0"/>
-          <w:numId w:val="12"/>
-        </w:numPr>
-      </w:pPr>
-      <w:r>
-        <w:t>Le calcul du score.</w:t>
-      </w:r>
-    </w:p>
-    <w:p>
-      <w:pPr>
-        <w:pStyle w:val="Paragraphedeliste"/>
-        <w:numPr>
-          <w:ilvl w:val="0"/>
-          <w:numId w:val="12"/>
-        </w:numPr>
-      </w:pPr>
-      <w:r>
-        <w:t>La détection de la fin de partie.</w:t>
-      </w:r>
-    </w:p>
-    <w:p>
-      <w:pPr>
-        <w:pStyle w:val="Paragraphedeliste"/>
-        <w:numPr>
-          <w:ilvl w:val="0"/>
-          <w:numId w:val="12"/>
-        </w:numPr>
-      </w:pPr>
-      <w:r>
-        <w:t>La sauvegarde des résultats.</w:t>
-      </w:r>
-    </w:p>
-    <w:p>
-      <w:pPr>
         <w:pStyle w:val="Titre2"/>
       </w:pPr>
-      <w:bookmarkStart w:id="9" w:name="_Toc240271564"/>
-      <w:r>
-        <w:lastRenderedPageBreak/>
-        <w:t>Accès aux données</w:t>
-      </w:r>
-      <w:bookmarkEnd w:id="9"/>
-    </w:p>
-    <w:p>
-      <w:pPr>
-        <w:spacing w:line="360" w:lineRule="auto"/>
-      </w:pPr>
-      <w:r>
-        <w:t>L’accès aux données est réalisé à l’aide de fichiers XML, qui servent de mécanisme de sauvegarde des informations de l’application.</w:t>
-      </w:r>
-    </w:p>
-    <w:p>
-      <w:pPr>
-        <w:spacing w:line="360" w:lineRule="auto"/>
-      </w:pPr>
-      <w:r>
-        <w:t>Cette couche est responsable de :</w:t>
-      </w:r>
-    </w:p>
-    <w:p>
-      <w:pPr>
-        <w:pStyle w:val="Paragraphedeliste"/>
-        <w:numPr>
-          <w:ilvl w:val="0"/>
-          <w:numId w:val="5"/>
-        </w:numPr>
-        <w:spacing w:line="360" w:lineRule="auto"/>
-      </w:pPr>
-      <w:r>
-        <w:t>La lecture des données à partir des fichiers XML</w:t>
-      </w:r>
-    </w:p>
-    <w:p>
-      <w:pPr>
-        <w:pStyle w:val="Paragraphedeliste"/>
-        <w:numPr>
-          <w:ilvl w:val="0"/>
-          <w:numId w:val="5"/>
-        </w:numPr>
-        <w:spacing w:line="360" w:lineRule="auto"/>
-      </w:pPr>
-      <w:r>
-        <w:t>L’écriture et la mise à jour des données dans les fichiers XML</w:t>
-      </w:r>
-    </w:p>
-    <w:p>
-      <w:pPr>
-        <w:pStyle w:val="Paragraphedeliste"/>
-        <w:numPr>
-          <w:ilvl w:val="0"/>
-          <w:numId w:val="5"/>
-        </w:numPr>
-        <w:spacing w:line="360" w:lineRule="auto"/>
-      </w:pPr>
-      <w:r>
-        <w:t>La sérialisation et la désérialisation des objets du modèle</w:t>
-      </w:r>
-    </w:p>
-    <w:p>
-      <w:pPr>
-        <w:pStyle w:val="Paragraphedeliste"/>
-        <w:numPr>
-          <w:ilvl w:val="0"/>
-          <w:numId w:val="5"/>
-        </w:numPr>
-        <w:spacing w:line="360" w:lineRule="auto"/>
-      </w:pPr>
-      <w:r>
-        <w:t>La gestion de la structure et de l’intégrité des fichiers XML</w:t>
-      </w:r>
-    </w:p>
-    <w:p>
-      <w:pPr>
-        <w:spacing w:line="360" w:lineRule="auto"/>
-      </w:pPr>
-      <w:r>
-        <w:t>L’utilisation de fichiers XML permet une solution simple, portable et adaptée à une application de bureau ne nécessitant pas de serveur de base de données.</w:t>
-      </w:r>
-    </w:p>
-    <w:p>
-      <w:pPr>
-        <w:pStyle w:val="Titre2"/>
-      </w:pPr>
-      <w:bookmarkStart w:id="10" w:name="_Toc240271565"/>
+      <w:bookmarkStart w:id="7" w:name="_Toc240462990"/>
       <w:r>
         <w:t>Exemple d’une utilisation simple de l’application</w:t>
       </w:r>
-      <w:bookmarkEnd w:id="10"/>
+      <w:bookmarkEnd w:id="7"/>
     </w:p>
     <w:p>
       <w:pPr>
@@ -6692,6 +5745,9 @@
       <w:r>
         <w:t>L’utilisateur lance l’application</w:t>
       </w:r>
+      <w:r>
+        <w:t>.</w:t>
+      </w:r>
     </w:p>
     <w:p>
       <w:pPr>
@@ -6703,7 +5759,7 @@
         <w:spacing w:line="360" w:lineRule="auto"/>
       </w:pPr>
       <w:r>
-        <w:t>Les données des utilisateurs sont chargées depuis le fichier XML</w:t>
+        <w:t>Le serveur lance l’hébergement de la partie.</w:t>
       </w:r>
     </w:p>
     <w:p>
@@ -6716,15 +5772,7 @@
         <w:spacing w:line="360" w:lineRule="auto"/>
       </w:pPr>
       <w:r>
-        <w:t xml:space="preserve">L’utilisateur se connecte </w:t>
-      </w:r>
-      <w:proofErr w:type="gramStart"/>
-      <w:r>
-        <w:t>ou</w:t>
-      </w:r>
-      <w:proofErr w:type="gramEnd"/>
-      <w:r>
-        <w:t xml:space="preserve"> se crée un compte</w:t>
+        <w:t>Le client se connecte au serveur.</w:t>
       </w:r>
     </w:p>
     <w:p>
@@ -6737,7 +5785,7 @@
         <w:spacing w:line="360" w:lineRule="auto"/>
       </w:pPr>
       <w:r>
-        <w:t>L’utilisateur sélectionne la taille du plateau et lance une partie</w:t>
+        <w:t>Chacun configure son robot.</w:t>
       </w:r>
     </w:p>
     <w:p>
@@ -6750,7 +5798,7 @@
         <w:spacing w:line="360" w:lineRule="auto"/>
       </w:pPr>
       <w:r>
-        <w:t>Il place ses pions grâce au clic et les tours s’enchaine avec son opposant</w:t>
+        <w:t>Le serveur vérifie les configurations des robots.</w:t>
       </w:r>
     </w:p>
     <w:p>
@@ -6763,7 +5811,7 @@
         <w:spacing w:line="360" w:lineRule="auto"/>
       </w:pPr>
       <w:r>
-        <w:t>La partie se termine le comptage des points s’effectue automatiquement.</w:t>
+        <w:t>La partie se joue en tour par tour.</w:t>
       </w:r>
     </w:p>
     <w:p>
@@ -6776,38 +5824,47 @@
         <w:spacing w:line="360" w:lineRule="auto"/>
       </w:pPr>
       <w:r>
-        <w:t>Le gagnant est désigné et la partie est sauvegardé dans un fichier XML</w:t>
+        <w:t>À chaque tour, le serveur vérifie les actions, applique les actions sur les robots et envoie les modifications au client.</w:t>
+      </w:r>
+      <w:r>
+        <w:t xml:space="preserve"> Le serveur envoie les modification à la fin du tour complet. Les tours de chaque personne se passe en même temps.</w:t>
       </w:r>
     </w:p>
     <w:p>
       <w:pPr>
-        <w:pStyle w:val="Titre1"/>
-      </w:pPr>
-      <w:bookmarkStart w:id="11" w:name="_Toc240271566"/>
-      <w:r>
-        <w:lastRenderedPageBreak/>
-        <w:t>3</w:t>
-      </w:r>
-      <w:r>
-        <w:t>.Conception détaillé</w:t>
-      </w:r>
-      <w:r>
-        <w:t>e</w:t>
-      </w:r>
-      <w:r>
-        <w:t xml:space="preserve"> – Diagramme de classe</w:t>
-      </w:r>
-      <w:bookmarkEnd w:id="11"/>
+        <w:pStyle w:val="Paragraphedeliste"/>
+        <w:numPr>
+          <w:ilvl w:val="0"/>
+          <w:numId w:val="6"/>
+        </w:numPr>
+        <w:spacing w:line="360" w:lineRule="auto"/>
+      </w:pPr>
+      <w:r>
+        <w:t>En fin de partie, soit le client quitte, soit une partie est relancée.</w:t>
+      </w:r>
     </w:p>
     <w:p>
+      <w:pPr>
+        <w:pStyle w:val="Titre1"/>
+      </w:pPr>
+      <w:bookmarkStart w:id="8" w:name="_Toc240462991"/>
       <w:r>
         <w:rPr>
           <w:noProof/>
         </w:rPr>
+        <w:lastRenderedPageBreak/>
         <w:drawing>
-          <wp:inline distT="0" distB="0" distL="0" distR="0" wp14:anchorId="0EF1BAA0" wp14:editId="6FFDD308">
-            <wp:extent cx="5486400" cy="3950973"/>
-            <wp:effectExtent l="0" t="0" r="0" b="0"/>
+          <wp:anchor distT="0" distB="0" distL="114300" distR="114300" simplePos="0" relativeHeight="251663360" behindDoc="0" locked="0" layoutInCell="1" allowOverlap="1" wp14:anchorId="0EF1BAA0" wp14:editId="304FEF1B">
+            <wp:simplePos x="0" y="0"/>
+            <wp:positionH relativeFrom="column">
+              <wp:posOffset>278765</wp:posOffset>
+            </wp:positionH>
+            <wp:positionV relativeFrom="paragraph">
+              <wp:posOffset>412115</wp:posOffset>
+            </wp:positionV>
+            <wp:extent cx="4936490" cy="3690620"/>
+            <wp:effectExtent l="0" t="0" r="0" b="5080"/>
+            <wp:wrapTopAndBottom/>
             <wp:docPr id="1102615493" name="Image 1"/>
             <wp:cNvGraphicFramePr>
               <a:graphicFrameLocks xmlns:a="http://schemas.openxmlformats.org/drawingml/2006/main" noChangeAspect="1"/>
@@ -6834,7 +5891,7 @@
                   <pic:spPr>
                     <a:xfrm>
                       <a:off x="0" y="0"/>
-                      <a:ext cx="5486400" cy="3950973"/>
+                      <a:ext cx="4936490" cy="3690620"/>
                     </a:xfrm>
                     <a:prstGeom prst="rect">
                       <a:avLst/>
@@ -6843,19 +5900,217 @@
                 </pic:pic>
               </a:graphicData>
             </a:graphic>
-          </wp:inline>
+            <wp14:sizeRelH relativeFrom="page">
+              <wp14:pctWidth>0</wp14:pctWidth>
+            </wp14:sizeRelH>
+            <wp14:sizeRelV relativeFrom="page">
+              <wp14:pctHeight>0</wp14:pctHeight>
+            </wp14:sizeRelV>
+          </wp:anchor>
         </w:drawing>
       </w:r>
+      <w:r>
+        <w:t>3</w:t>
+      </w:r>
+      <w:r>
+        <w:t>.Conception détaillé</w:t>
+      </w:r>
+      <w:r>
+        <w:t>e</w:t>
+      </w:r>
+      <w:r>
+        <w:t xml:space="preserve"> – Diagramme de classe</w:t>
+      </w:r>
+      <w:bookmarkEnd w:id="8"/>
     </w:p>
     <w:p>
       <w:pPr>
         <w:pStyle w:val="Titre2"/>
       </w:pPr>
-      <w:r>
-        <w:t>Joueur</w:t>
-      </w:r>
+      <w:bookmarkStart w:id="9" w:name="_Toc240462992"/>
+      <w:r>
+        <w:t>Partie</w:t>
+      </w:r>
+      <w:bookmarkEnd w:id="9"/>
     </w:p>
     <w:p>
+      <w:r>
+        <w:t>Cette classe représente la partie de jeu.</w:t>
+      </w:r>
+      <w:r>
+        <w:t xml:space="preserve"> Le serveur l’enverra au client à la fin de chaque tour (les deux joueurs jouent en même temps).</w:t>
+      </w:r>
+    </w:p>
+    <w:p>
+      <w:r>
+        <w:t xml:space="preserve">• </w:t>
+      </w:r>
+      <w:proofErr w:type="spellStart"/>
+      <w:r>
+        <w:t>status</w:t>
+      </w:r>
+      <w:proofErr w:type="spellEnd"/>
+      <w:r>
+        <w:t> : nombre entier qui représente l’état</w:t>
+      </w:r>
+      <w:r>
+        <w:t xml:space="preserve"> actuel de la partie :</w:t>
+      </w:r>
+      <w:r>
+        <w:br/>
+      </w:r>
+      <w:r>
+        <w:tab/>
+        <w:t xml:space="preserve">→ </w:t>
+      </w:r>
+      <w:r>
+        <w:t xml:space="preserve">nombres négatifs : </w:t>
+      </w:r>
+      <w:r>
+        <w:t>erreur lors de la partie</w:t>
+      </w:r>
+      <w:r>
+        <w:t xml:space="preserve"> ou fin de jeu</w:t>
+      </w:r>
+      <w:r>
+        <w:br/>
+        <w:t xml:space="preserve"> </w:t>
+      </w:r>
+      <w:r>
+        <w:tab/>
+      </w:r>
+      <w:r>
+        <w:tab/>
+        <w:t>-1) Client a gagné</w:t>
+      </w:r>
+      <w:r>
+        <w:br/>
+        <w:t xml:space="preserve"> </w:t>
+      </w:r>
+      <w:r>
+        <w:tab/>
+      </w:r>
+      <w:r>
+        <w:tab/>
+        <w:t>-2) Serveur a gagné</w:t>
+      </w:r>
+      <w:r>
+        <w:br/>
+        <w:t xml:space="preserve"> </w:t>
+      </w:r>
+      <w:r>
+        <w:tab/>
+      </w:r>
+      <w:r>
+        <w:tab/>
+        <w:t>-3) Perte de connexion avec le client</w:t>
+      </w:r>
+      <w:r>
+        <w:br/>
+        <w:t xml:space="preserve"> </w:t>
+      </w:r>
+      <w:r>
+        <w:tab/>
+      </w:r>
+      <w:r>
+        <w:tab/>
+        <w:t>-10) Problème de configuration robot</w:t>
+      </w:r>
+      <w:r>
+        <w:br/>
+        <w:t xml:space="preserve"> </w:t>
+      </w:r>
+      <w:r>
+        <w:tab/>
+      </w:r>
+      <w:r>
+        <w:tab/>
+        <w:t>-11) Problème de saisie d’action, action invalide</w:t>
+      </w:r>
+      <w:r>
+        <w:br/>
+      </w:r>
+      <w:r>
+        <w:tab/>
+        <w:t>→ nombres positifs : partie en cours</w:t>
+      </w:r>
+      <w:r>
+        <w:br/>
+      </w:r>
+      <w:r>
+        <w:tab/>
+      </w:r>
+      <w:r>
+        <w:tab/>
+        <w:t xml:space="preserve">1) </w:t>
+      </w:r>
+      <w:r>
+        <w:t>Partie en cours</w:t>
+      </w:r>
+      <w:r>
+        <w:br/>
+      </w:r>
+      <w:r>
+        <w:tab/>
+      </w:r>
+      <w:r>
+        <w:tab/>
+        <w:t>2)</w:t>
+      </w:r>
+      <w:r>
+        <w:t xml:space="preserve"> </w:t>
+      </w:r>
+      <w:r>
+        <w:t>Configuration de robots</w:t>
+      </w:r>
+      <w:r>
+        <w:br/>
+        <w:t xml:space="preserve">• </w:t>
+      </w:r>
+      <w:proofErr w:type="spellStart"/>
+      <w:r>
+        <w:t>robotServeur</w:t>
+      </w:r>
+      <w:proofErr w:type="spellEnd"/>
+      <w:r>
+        <w:t> : contient le robot du joueur serveur.</w:t>
+      </w:r>
+      <w:r>
+        <w:br/>
+      </w:r>
+      <w:r>
+        <w:t xml:space="preserve">• </w:t>
+      </w:r>
+      <w:proofErr w:type="spellStart"/>
+      <w:r>
+        <w:t>robot</w:t>
+      </w:r>
+      <w:r>
+        <w:t>Client</w:t>
+      </w:r>
+      <w:proofErr w:type="spellEnd"/>
+      <w:r>
+        <w:t xml:space="preserve"> : contient le robot du joueur </w:t>
+      </w:r>
+      <w:r>
+        <w:t>client</w:t>
+      </w:r>
+      <w:r>
+        <w:t>.</w:t>
+      </w:r>
+    </w:p>
+    <w:p>
+      <w:pPr>
+        <w:pStyle w:val="Titre2"/>
+      </w:pPr>
+      <w:bookmarkStart w:id="10" w:name="_Toc240462993"/>
+      <w:r>
+        <w:lastRenderedPageBreak/>
+        <w:t>Joueur</w:t>
+      </w:r>
+      <w:bookmarkEnd w:id="10"/>
+    </w:p>
+    <w:p>
       <w:pPr>
         <w:spacing w:line="360" w:lineRule="auto"/>
       </w:pPr>
@@ -6870,6 +6125,47 @@
       </w:r>
       <w:r>
         <w:t>les méthodes et attributs utiles à chaque type de joueur.</w:t>
+      </w:r>
+    </w:p>
+    <w:p>
+      <w:pPr>
+        <w:spacing w:line="360" w:lineRule="auto"/>
+      </w:pPr>
+      <w:r>
+        <w:t>• nom : contient le nom du joueur, pour l’afficher pendant la partie.</w:t>
+      </w:r>
+      <w:r>
+        <w:br/>
+        <w:t>• port : contient le port utile à la connexion avec l’autre joueur.</w:t>
+      </w:r>
+      <w:r>
+        <w:br/>
+        <w:t xml:space="preserve">• </w:t>
+      </w:r>
+      <w:proofErr w:type="spellStart"/>
+      <w:r>
+        <w:t>endPoint</w:t>
+      </w:r>
+      <w:proofErr w:type="spellEnd"/>
+      <w:r>
+        <w:t xml:space="preserve"> : utile </w:t>
+      </w:r>
+      <w:r>
+        <w:t>à la connexion avec l’autre joueur.</w:t>
+      </w:r>
+      <w:r>
+        <w:br/>
+        <w:t>• socket : utile pour établir</w:t>
+      </w:r>
+      <w:r>
+        <w:t xml:space="preserve"> la connexion avec l’autre joueur.</w:t>
+      </w:r>
+      <w:r>
+        <w:br/>
+        <w:t xml:space="preserve">• partie : </w:t>
+      </w:r>
+      <w:r>
+        <w:t>chaque joueur possède une copie de la partie afin d’avoir les informations nécessaire au déroulement du jeu.</w:t>
       </w:r>
     </w:p>
     <w:p>
@@ -6882,17 +6178,12 @@
         <w:spacing w:line="360" w:lineRule="auto"/>
       </w:pPr>
       <w:proofErr w:type="spellStart"/>
-      <w:proofErr w:type="gramStart"/>
       <w:r>
         <w:t>JouerAction</w:t>
       </w:r>
       <w:proofErr w:type="spellEnd"/>
       <w:r>
-        <w:t>(</w:t>
-      </w:r>
-      <w:proofErr w:type="gramEnd"/>
-      <w:r>
-        <w:t>) → permet de choisir quelle action faire :</w:t>
+        <w:t>() → permet de choisir quelle action faire :</w:t>
       </w:r>
     </w:p>
     <w:p>
@@ -6963,17 +6254,12 @@
         <w:spacing w:line="360" w:lineRule="auto"/>
       </w:pPr>
       <w:proofErr w:type="spellStart"/>
-      <w:proofErr w:type="gramStart"/>
       <w:r>
         <w:t>ConfigRobot</w:t>
       </w:r>
       <w:proofErr w:type="spellEnd"/>
       <w:r>
-        <w:t>(</w:t>
-      </w:r>
-      <w:proofErr w:type="gramEnd"/>
-      <w:r>
-        <w:t xml:space="preserve">) → permet de dire combien de points mettre dans chaque caractéristique de robot. Retourne un tuple de trois </w:t>
+        <w:t xml:space="preserve">() → permet de dire combien de points mettre dans chaque caractéristique de robot. Retourne un tuple de trois </w:t>
       </w:r>
       <w:proofErr w:type="spellStart"/>
       <w:r>
@@ -7002,18 +6288,12 @@
         <w:spacing w:line="360" w:lineRule="auto"/>
       </w:pPr>
       <w:proofErr w:type="spellStart"/>
-      <w:proofErr w:type="gramStart"/>
-      <w:r>
-        <w:lastRenderedPageBreak/>
+      <w:r>
         <w:t>AfficherPartie</w:t>
       </w:r>
       <w:proofErr w:type="spellEnd"/>
       <w:r>
-        <w:t>(</w:t>
-      </w:r>
-      <w:proofErr w:type="gramEnd"/>
-      <w:r>
-        <w:t>partie : Partie) →</w:t>
+        <w:t>(partie : Partie) →</w:t>
       </w:r>
       <w:r>
         <w:t xml:space="preserve"> </w:t>
@@ -7053,7 +6333,6 @@
         </w:rPr>
       </w:pPr>
       <w:proofErr w:type="spellStart"/>
-      <w:proofErr w:type="gramStart"/>
       <w:r>
         <w:rPr>
           <w:lang w:val="fr-BE"/>
@@ -7068,7 +6347,6 @@
         <w:t>(</w:t>
       </w:r>
       <w:proofErr w:type="spellStart"/>
-      <w:proofErr w:type="gramEnd"/>
       <w:r>
         <w:rPr>
           <w:lang w:val="fr-BE"/>
@@ -7092,7 +6370,19 @@
         <w:rPr>
           <w:lang w:val="fr-BE"/>
         </w:rPr>
-        <w:t xml:space="preserve"> Méthode </w:t>
+        <w:t xml:space="preserve"> Méthode</w:t>
+      </w:r>
+      <w:r>
+        <w:rPr>
+          <w:lang w:val="fr-BE"/>
+        </w:rPr>
+        <w:t xml:space="preserve"> statique</w:t>
+      </w:r>
+      <w:r>
+        <w:rPr>
+          <w:lang w:val="fr-BE"/>
+        </w:rPr>
+        <w:t xml:space="preserve"> </w:t>
       </w:r>
       <w:r>
         <w:rPr>
@@ -7111,9 +6401,12 @@
       <w:pPr>
         <w:pStyle w:val="Titre2"/>
       </w:pPr>
-      <w:r>
+      <w:bookmarkStart w:id="11" w:name="_Toc240462994"/>
+      <w:r>
+        <w:lastRenderedPageBreak/>
         <w:t>Serveur</w:t>
       </w:r>
+      <w:bookmarkEnd w:id="11"/>
     </w:p>
     <w:p>
       <w:r>
@@ -7125,88 +6418,518 @@
     </w:p>
     <w:p>
       <w:pPr>
-        <w:pStyle w:val="Titre2"/>
-      </w:pPr>
-      <w:r>
-        <w:t>Client</w:t>
+        <w:pStyle w:val="Paragraphedeliste"/>
+        <w:numPr>
+          <w:ilvl w:val="0"/>
+          <w:numId w:val="20"/>
+        </w:numPr>
+        <w:rPr>
+          <w:lang w:val="fr-BE"/>
+        </w:rPr>
+      </w:pPr>
+      <w:proofErr w:type="spellStart"/>
+      <w:r>
+        <w:rPr>
+          <w:lang w:val="fr-BE"/>
+        </w:rPr>
+        <w:t>CreerRobot</w:t>
+      </w:r>
+      <w:proofErr w:type="spellEnd"/>
+      <w:r>
+        <w:rPr>
+          <w:lang w:val="fr-BE"/>
+        </w:rPr>
+        <w:t xml:space="preserve"> (</w:t>
+      </w:r>
+      <w:proofErr w:type="spellStart"/>
+      <w:r>
+        <w:rPr>
+          <w:lang w:val="fr-BE"/>
+        </w:rPr>
+        <w:t>pVie</w:t>
+      </w:r>
+      <w:proofErr w:type="spellEnd"/>
+      <w:r>
+        <w:rPr>
+          <w:lang w:val="fr-BE"/>
+        </w:rPr>
+        <w:t xml:space="preserve"> : </w:t>
+      </w:r>
+      <w:proofErr w:type="spellStart"/>
+      <w:r>
+        <w:rPr>
+          <w:lang w:val="fr-BE"/>
+        </w:rPr>
+        <w:t>int</w:t>
+      </w:r>
+      <w:proofErr w:type="spellEnd"/>
+      <w:r>
+        <w:rPr>
+          <w:lang w:val="fr-BE"/>
+        </w:rPr>
+        <w:t xml:space="preserve">, </w:t>
+      </w:r>
+      <w:proofErr w:type="spellStart"/>
+      <w:r>
+        <w:rPr>
+          <w:lang w:val="fr-BE"/>
+        </w:rPr>
+        <w:t>pArmor</w:t>
+      </w:r>
+      <w:proofErr w:type="spellEnd"/>
+      <w:r>
+        <w:rPr>
+          <w:lang w:val="fr-BE"/>
+        </w:rPr>
+        <w:t xml:space="preserve"> : </w:t>
+      </w:r>
+      <w:proofErr w:type="spellStart"/>
+      <w:r>
+        <w:rPr>
+          <w:lang w:val="fr-BE"/>
+        </w:rPr>
+        <w:t>int</w:t>
+      </w:r>
+      <w:proofErr w:type="spellEnd"/>
+      <w:r>
+        <w:rPr>
+          <w:lang w:val="fr-BE"/>
+        </w:rPr>
+        <w:t xml:space="preserve">, </w:t>
+      </w:r>
+      <w:proofErr w:type="spellStart"/>
+      <w:r>
+        <w:rPr>
+          <w:lang w:val="fr-BE"/>
+        </w:rPr>
+        <w:t>pForce</w:t>
+      </w:r>
+      <w:proofErr w:type="spellEnd"/>
+      <w:r>
+        <w:rPr>
+          <w:lang w:val="fr-BE"/>
+        </w:rPr>
+        <w:t xml:space="preserve"> : </w:t>
+      </w:r>
+      <w:proofErr w:type="spellStart"/>
+      <w:r>
+        <w:rPr>
+          <w:lang w:val="fr-BE"/>
+        </w:rPr>
+        <w:t>int</w:t>
+      </w:r>
+      <w:proofErr w:type="spellEnd"/>
+      <w:r>
+        <w:rPr>
+          <w:lang w:val="fr-BE"/>
+        </w:rPr>
+        <w:t>)</w:t>
+      </w:r>
+      <w:r>
+        <w:rPr>
+          <w:lang w:val="fr-BE"/>
+        </w:rPr>
+        <w:t xml:space="preserve"> </w:t>
+      </w:r>
+      <w:r>
+        <w:rPr>
+          <w:lang w:val="fr-BE"/>
+        </w:rPr>
+        <w:t>: Robo</w:t>
+      </w:r>
+      <w:r>
+        <w:rPr>
+          <w:lang w:val="fr-BE"/>
+        </w:rPr>
+        <w:t>t</w:t>
+      </w:r>
+      <w:r>
+        <w:rPr>
+          <w:lang w:val="fr-BE"/>
+        </w:rPr>
+        <w:t xml:space="preserve"> → </w:t>
+      </w:r>
+      <w:r>
+        <w:rPr>
+          <w:lang w:val="fr-BE"/>
+        </w:rPr>
+        <w:t xml:space="preserve">méthode utile </w:t>
+      </w:r>
+      <w:r>
+        <w:rPr>
+          <w:lang w:val="fr-BE"/>
+        </w:rPr>
+        <w:t>lors de la configuration</w:t>
+      </w:r>
+      <w:r>
+        <w:rPr>
+          <w:lang w:val="fr-BE"/>
+        </w:rPr>
+        <w:t xml:space="preserve"> des robots, elle reçoit</w:t>
+      </w:r>
+      <w:r>
+        <w:rPr>
+          <w:lang w:val="fr-BE"/>
+        </w:rPr>
+        <w:t xml:space="preserve"> les </w:t>
+      </w:r>
+      <w:r>
+        <w:rPr>
+          <w:lang w:val="fr-BE"/>
+        </w:rPr>
+        <w:t>différents points à mettre dans les caractéristiques du robot.</w:t>
       </w:r>
     </w:p>
     <w:p>
-      <w:r>
-        <w:t>Cette classe représente</w:t>
-      </w:r>
-      <w:r>
-        <w:t xml:space="preserve"> le joueur qui n’héberge pas la partie.</w:t>
+      <w:pPr>
+        <w:pStyle w:val="Paragraphedeliste"/>
+        <w:numPr>
+          <w:ilvl w:val="0"/>
+          <w:numId w:val="20"/>
+        </w:numPr>
+        <w:rPr>
+          <w:lang w:val="fr-BE"/>
+        </w:rPr>
+      </w:pPr>
+      <w:proofErr w:type="spellStart"/>
+      <w:r>
+        <w:rPr>
+          <w:lang w:val="fr-BE"/>
+        </w:rPr>
+        <w:t>TransmettreMiseAJour</w:t>
+      </w:r>
+      <w:proofErr w:type="spellEnd"/>
+      <w:r>
+        <w:rPr>
+          <w:lang w:val="fr-BE"/>
+        </w:rPr>
+        <w:t xml:space="preserve"> ()</w:t>
+      </w:r>
+      <w:r>
+        <w:rPr>
+          <w:lang w:val="fr-BE"/>
+        </w:rPr>
+        <w:t xml:space="preserve"> </w:t>
+      </w:r>
+      <w:r>
+        <w:rPr>
+          <w:lang w:val="fr-BE"/>
+        </w:rPr>
+        <w:t xml:space="preserve">: </w:t>
+      </w:r>
+      <w:proofErr w:type="spellStart"/>
+      <w:r>
+        <w:rPr>
+          <w:lang w:val="fr-BE"/>
+        </w:rPr>
+        <w:t>int</w:t>
+      </w:r>
+      <w:proofErr w:type="spellEnd"/>
+      <w:r>
+        <w:rPr>
+          <w:lang w:val="fr-BE"/>
+        </w:rPr>
+        <w:t xml:space="preserve"> → Transmet la partie au client et revoit un </w:t>
+      </w:r>
+      <w:proofErr w:type="spellStart"/>
+      <w:r>
+        <w:rPr>
+          <w:lang w:val="fr-BE"/>
+        </w:rPr>
+        <w:t>int</w:t>
+      </w:r>
+      <w:proofErr w:type="spellEnd"/>
+      <w:r>
+        <w:rPr>
+          <w:lang w:val="fr-BE"/>
+        </w:rPr>
+        <w:t xml:space="preserve"> pour savoir si le transfert s’est bien passé</w:t>
       </w:r>
     </w:p>
     <w:p>
       <w:pPr>
-        <w:pStyle w:val="Titre2"/>
-      </w:pPr>
-      <w:r>
-        <w:t>Robot</w:t>
+        <w:pStyle w:val="Paragraphedeliste"/>
+        <w:numPr>
+          <w:ilvl w:val="1"/>
+          <w:numId w:val="20"/>
+        </w:numPr>
+        <w:rPr>
+          <w:lang w:val="fr-BE"/>
+        </w:rPr>
+      </w:pPr>
+      <w:r>
+        <w:rPr>
+          <w:lang w:val="fr-BE"/>
+        </w:rPr>
+        <w:t>1 : transfert réussi</w:t>
       </w:r>
     </w:p>
     <w:p>
-      <w:r>
-        <w:t xml:space="preserve">Cette classe </w:t>
-      </w:r>
-      <w:r>
-        <w:t>représente</w:t>
-      </w:r>
-      <w:r>
-        <w:t xml:space="preserve"> les robots utilisés pour jouer</w:t>
-      </w:r>
-      <w:r>
-        <w:t>.</w:t>
-      </w:r>
-      <w:r>
-        <w:t xml:space="preserve"> Avec ses caractéristiques et </w:t>
-      </w:r>
-    </w:p>
-    <w:p/>
-    <w:p>
-      <w:pPr>
-        <w:pStyle w:val="Titre2"/>
-      </w:pPr>
-      <w:r>
-        <w:t>Partie</w:t>
+      <w:pPr>
+        <w:pStyle w:val="Paragraphedeliste"/>
+        <w:numPr>
+          <w:ilvl w:val="1"/>
+          <w:numId w:val="20"/>
+        </w:numPr>
+        <w:rPr>
+          <w:lang w:val="fr-BE"/>
+        </w:rPr>
+      </w:pPr>
+      <w:proofErr w:type="spellStart"/>
+      <w:r>
+        <w:rPr>
+          <w:lang w:val="fr-BE"/>
+        </w:rPr>
+        <w:t>int</w:t>
+      </w:r>
+      <w:proofErr w:type="spellEnd"/>
+      <w:r>
+        <w:rPr>
+          <w:lang w:val="fr-BE"/>
+        </w:rPr>
+        <w:t xml:space="preserve"> négatif : transfert raté</w:t>
       </w:r>
     </w:p>
     <w:p>
-      <w:r>
-        <w:t xml:space="preserve">Cette classe est utilisée pour transmettre des informations du serveur vers le client. </w:t>
+      <w:pPr>
+        <w:pStyle w:val="Paragraphedeliste"/>
+        <w:numPr>
+          <w:ilvl w:val="0"/>
+          <w:numId w:val="20"/>
+        </w:numPr>
+        <w:rPr>
+          <w:lang w:val="fr-BE"/>
+        </w:rPr>
+      </w:pPr>
+      <w:proofErr w:type="spellStart"/>
+      <w:r>
+        <w:rPr>
+          <w:lang w:val="fr-BE"/>
+        </w:rPr>
+        <w:t>LancerHerbergement</w:t>
+      </w:r>
+      <w:proofErr w:type="spellEnd"/>
+      <w:r>
+        <w:rPr>
+          <w:lang w:val="fr-BE"/>
+        </w:rPr>
+        <w:t>() → créer le socket et attend qu’un client se connecte.</w:t>
       </w:r>
     </w:p>
     <w:p>
       <w:pPr>
-        <w:pStyle w:val="Titre1"/>
-      </w:pPr>
-      <w:bookmarkStart w:id="12" w:name="_Toc240271576"/>
-      <w:r>
-        <w:lastRenderedPageBreak/>
-        <w:t>4</w:t>
-      </w:r>
-      <w:r>
-        <w:t>.Conception détaillé</w:t>
-      </w:r>
-      <w:r>
-        <w:t>e</w:t>
-      </w:r>
-      <w:r>
-        <w:t xml:space="preserve"> – Diagramme de cas d’utilisation</w:t>
+        <w:pStyle w:val="Paragraphedeliste"/>
+        <w:numPr>
+          <w:ilvl w:val="0"/>
+          <w:numId w:val="20"/>
+        </w:numPr>
+        <w:rPr>
+          <w:lang w:val="fr-BE"/>
+        </w:rPr>
+      </w:pPr>
+      <w:proofErr w:type="spellStart"/>
+      <w:r>
+        <w:rPr>
+          <w:lang w:val="fr-BE"/>
+        </w:rPr>
+        <w:t>Afficher</w:t>
+      </w:r>
+      <w:r>
+        <w:rPr>
+          <w:lang w:val="fr-BE"/>
+        </w:rPr>
+        <w:t>EnAttente</w:t>
+      </w:r>
+      <w:proofErr w:type="spellEnd"/>
+      <w:r>
+        <w:rPr>
+          <w:lang w:val="fr-BE"/>
+        </w:rPr>
+        <w:t xml:space="preserve">() → en cas de </w:t>
+      </w:r>
+      <w:r>
+        <w:rPr>
+          <w:lang w:val="fr-BE"/>
+        </w:rPr>
+        <w:t>d’attente</w:t>
+      </w:r>
+      <w:r>
+        <w:rPr>
+          <w:lang w:val="fr-BE"/>
+        </w:rPr>
+        <w:t xml:space="preserve"> </w:t>
+      </w:r>
+      <w:r>
+        <w:rPr>
+          <w:lang w:val="fr-BE"/>
+        </w:rPr>
+        <w:t xml:space="preserve">de connexion avec </w:t>
+      </w:r>
+      <w:r>
+        <w:rPr>
+          <w:lang w:val="fr-BE"/>
+        </w:rPr>
+        <w:t>le client, cette fonction est une fonction d’affichage.</w:t>
+      </w:r>
+    </w:p>
+    <w:p>
+      <w:pPr>
+        <w:pStyle w:val="Paragraphedeliste"/>
+        <w:numPr>
+          <w:ilvl w:val="0"/>
+          <w:numId w:val="20"/>
+        </w:numPr>
+        <w:rPr>
+          <w:lang w:val="fr-BE"/>
+        </w:rPr>
+      </w:pPr>
+      <w:proofErr w:type="spellStart"/>
+      <w:r>
+        <w:rPr>
+          <w:lang w:val="fr-BE"/>
+        </w:rPr>
+        <w:t>VerifierAction</w:t>
+      </w:r>
+      <w:proofErr w:type="spellEnd"/>
+      <w:r>
+        <w:rPr>
+          <w:lang w:val="fr-BE"/>
+        </w:rPr>
+        <w:t xml:space="preserve">(action : </w:t>
+      </w:r>
+      <w:proofErr w:type="spellStart"/>
+      <w:r>
+        <w:rPr>
+          <w:lang w:val="fr-BE"/>
+        </w:rPr>
+        <w:t>int</w:t>
+      </w:r>
+      <w:proofErr w:type="spellEnd"/>
+      <w:r>
+        <w:rPr>
+          <w:lang w:val="fr-BE"/>
+        </w:rPr>
+        <w:t>) → vérifie que le client envoie une valeur cohérente et agit en fonction sinon</w:t>
+      </w:r>
+    </w:p>
+    <w:p>
+      <w:pPr>
+        <w:pStyle w:val="Titre2"/>
+        <w:rPr>
+          <w:lang w:val="en-US"/>
+        </w:rPr>
+      </w:pPr>
+      <w:bookmarkStart w:id="12" w:name="_Toc240462995"/>
+      <w:r>
+        <w:t>Client</w:t>
       </w:r>
       <w:bookmarkEnd w:id="12"/>
     </w:p>
     <w:p>
+      <w:r>
+        <w:t>Cette classe représente</w:t>
+      </w:r>
+      <w:r>
+        <w:t xml:space="preserve"> le joueur qui n’héberge pas la partie.</w:t>
+      </w:r>
+    </w:p>
+    <w:p>
+      <w:pPr>
+        <w:pStyle w:val="Titre2"/>
+      </w:pPr>
+      <w:bookmarkStart w:id="13" w:name="_Toc240462996"/>
+      <w:r>
+        <w:t>Robot</w:t>
+      </w:r>
+      <w:bookmarkEnd w:id="13"/>
+    </w:p>
+    <w:p>
+      <w:pPr>
+        <w:rPr>
+          <w:rFonts w:asciiTheme="majorHAnsi" w:eastAsiaTheme="majorEastAsia" w:hAnsiTheme="majorHAnsi" w:cstheme="majorBidi"/>
+          <w:color w:val="0F4761" w:themeColor="accent1" w:themeShade="BF"/>
+          <w:sz w:val="36"/>
+          <w:szCs w:val="32"/>
+        </w:rPr>
+      </w:pPr>
+      <w:r>
+        <w:t xml:space="preserve">Cette classe </w:t>
+      </w:r>
+      <w:r>
+        <w:t>représente</w:t>
+      </w:r>
+      <w:r>
+        <w:t xml:space="preserve"> les robots utilisés pour jouer</w:t>
+      </w:r>
+      <w:r>
+        <w:t>.</w:t>
+      </w:r>
+      <w:r>
+        <w:t xml:space="preserve"> Avec ses caractéristiques et </w:t>
+      </w:r>
+    </w:p>
+    <w:p>
+      <w:pPr>
+        <w:rPr>
+          <w:rFonts w:asciiTheme="majorHAnsi" w:eastAsiaTheme="majorEastAsia" w:hAnsiTheme="majorHAnsi" w:cstheme="majorBidi"/>
+          <w:color w:val="0F4761" w:themeColor="accent1" w:themeShade="BF"/>
+          <w:sz w:val="36"/>
+          <w:szCs w:val="32"/>
+        </w:rPr>
+      </w:pPr>
+    </w:p>
+    <w:p>
+      <w:r>
+        <w:t>- Énergie max    100</w:t>
+      </w:r>
+    </w:p>
+    <w:p>
+      <w:r>
+        <w:t>- Énergie de départ    0</w:t>
+      </w:r>
+    </w:p>
+    <w:p>
+      <w:r>
+        <w:t>- Attaque normale    max(1, Attaque − Armure adverse)</w:t>
+      </w:r>
+    </w:p>
+    <w:p>
+      <w:r>
+        <w:t>- Attaque puissante    coûte 50 énergie, dégâts = max(1, Attaque×2 Armure adverse)</w:t>
+      </w:r>
+    </w:p>
+    <w:p>
+      <w:r>
+        <w:lastRenderedPageBreak/>
+        <w:t>- Défense    +10 armure temporaire, appliquée seulement à la prochaine attaque reçue, puis retombe</w:t>
+      </w:r>
+    </w:p>
+    <w:p>
+      <w:r>
+        <w:t>- Recharge    +50 énergie, aucun dégât, consomme le tour</w:t>
+      </w:r>
+    </w:p>
+    <w:p>
+      <w:pPr>
+        <w:pStyle w:val="Titre1"/>
+      </w:pPr>
+      <w:bookmarkStart w:id="14" w:name="_Toc240462998"/>
       <w:r>
         <w:rPr>
           <w:noProof/>
         </w:rPr>
         <w:drawing>
-          <wp:inline distT="0" distB="0" distL="0" distR="0" wp14:anchorId="7F5593A1" wp14:editId="171E38C4">
-            <wp:extent cx="5486400" cy="3348990"/>
+          <wp:anchor distT="0" distB="0" distL="114300" distR="114300" simplePos="0" relativeHeight="251662336" behindDoc="0" locked="0" layoutInCell="1" allowOverlap="1" wp14:anchorId="7F5593A1" wp14:editId="63822551">
+            <wp:simplePos x="0" y="0"/>
+            <wp:positionH relativeFrom="margin">
+              <wp:align>center</wp:align>
+            </wp:positionH>
+            <wp:positionV relativeFrom="paragraph">
+              <wp:posOffset>766445</wp:posOffset>
+            </wp:positionV>
+            <wp:extent cx="4331145" cy="3348990"/>
             <wp:effectExtent l="0" t="0" r="0" b="3810"/>
+            <wp:wrapTopAndBottom/>
             <wp:docPr id="748470202" name="Image 1"/>
             <wp:cNvGraphicFramePr>
               <a:graphicFrameLocks xmlns:a="http://schemas.openxmlformats.org/drawingml/2006/main" noChangeAspect="1"/>
@@ -7215,11 +6938,17 @@
               <a:graphicData uri="http://schemas.openxmlformats.org/drawingml/2006/picture">
                 <pic:pic xmlns:pic="http://schemas.openxmlformats.org/drawingml/2006/picture">
                   <pic:nvPicPr>
-                    <pic:cNvPr id="748470202" name=""/>
+                    <pic:cNvPr id="748470202" name="Image 1"/>
                     <pic:cNvPicPr/>
                   </pic:nvPicPr>
                   <pic:blipFill>
-                    <a:blip r:embed="rId10"/>
+                    <a:blip r:embed="rId10">
+                      <a:extLst>
+                        <a:ext uri="{28A0092B-C50C-407E-A947-70E740481C1C}">
+                          <a14:useLocalDpi xmlns:a14="http://schemas.microsoft.com/office/drawing/2010/main" val="0"/>
+                        </a:ext>
+                      </a:extLst>
+                    </a:blip>
                     <a:stretch>
                       <a:fillRect/>
                     </a:stretch>
@@ -7227,7 +6956,7 @@
                   <pic:spPr>
                     <a:xfrm>
                       <a:off x="0" y="0"/>
-                      <a:ext cx="5486400" cy="3348990"/>
+                      <a:ext cx="4331145" cy="3348990"/>
                     </a:xfrm>
                     <a:prstGeom prst="rect">
                       <a:avLst/>
@@ -7236,22 +6965,42 @@
                 </pic:pic>
               </a:graphicData>
             </a:graphic>
-          </wp:inline>
+            <wp14:sizeRelH relativeFrom="page">
+              <wp14:pctWidth>0</wp14:pctWidth>
+            </wp14:sizeRelH>
+            <wp14:sizeRelV relativeFrom="page">
+              <wp14:pctHeight>0</wp14:pctHeight>
+            </wp14:sizeRelV>
+          </wp:anchor>
         </w:drawing>
       </w:r>
+      <w:r>
+        <w:t>4</w:t>
+      </w:r>
+      <w:r>
+        <w:t>.Conception détaillé</w:t>
+      </w:r>
+      <w:r>
+        <w:t>e</w:t>
+      </w:r>
+      <w:r>
+        <w:t xml:space="preserve"> – Diagramme de cas d’utilisation</w:t>
+      </w:r>
+      <w:bookmarkEnd w:id="14"/>
     </w:p>
+    <w:p/>
     <w:p>
       <w:pPr>
         <w:pStyle w:val="Titre1"/>
       </w:pPr>
-      <w:bookmarkStart w:id="13" w:name="_Toc240271577"/>
+      <w:bookmarkStart w:id="15" w:name="_Toc240462999"/>
       <w:r>
         <w:t>5</w:t>
       </w:r>
       <w:r>
         <w:t>.Plan de test</w:t>
       </w:r>
-      <w:bookmarkEnd w:id="13"/>
+      <w:bookmarkEnd w:id="15"/>
     </w:p>
     <w:tbl>
       <w:tblPr>
@@ -7594,6 +7343,13 @@
                 <w:szCs w:val="22"/>
               </w:rPr>
             </w:pPr>
+            <w:r>
+              <w:rPr>
+                <w:sz w:val="22"/>
+                <w:szCs w:val="22"/>
+              </w:rPr>
+              <w:t>Vérifier une action</w:t>
+            </w:r>
           </w:p>
         </w:tc>
         <w:tc>
@@ -7636,76 +7392,71 @@
           </w:p>
         </w:tc>
       </w:tr>
+    </w:tbl>
+    <w:p/>
+    <w:p>
+      <w:pPr>
+        <w:pStyle w:val="Titre1"/>
+      </w:pPr>
+      <w:bookmarkStart w:id="16" w:name="_Toc240463000"/>
+      <w:r>
+        <w:lastRenderedPageBreak/>
+        <w:t>6. Échéancier</w:t>
+      </w:r>
+      <w:bookmarkEnd w:id="16"/>
+    </w:p>
+    <w:tbl>
+      <w:tblPr>
+        <w:tblStyle w:val="Grilledutableau"/>
+        <w:tblW w:w="5000" w:type="pct"/>
+        <w:tblLook w:val="04A0" w:firstRow="1" w:lastRow="0" w:firstColumn="1" w:lastColumn="0" w:noHBand="0" w:noVBand="1"/>
+      </w:tblPr>
+      <w:tblGrid>
+        <w:gridCol w:w="4313"/>
+        <w:gridCol w:w="4317"/>
+      </w:tblGrid>
       <w:tr>
         <w:tc>
           <w:tcPr>
-            <w:tcW w:w="2480" w:type="dxa"/>
+            <w:tcW w:w="2499" w:type="pct"/>
           </w:tcPr>
           <w:p>
             <w:pPr>
               <w:rPr>
+                <w:b/>
+                <w:bCs/>
                 <w:sz w:val="24"/>
               </w:rPr>
             </w:pPr>
             <w:r>
               <w:rPr>
+                <w:b/>
+                <w:bCs/>
                 <w:sz w:val="24"/>
               </w:rPr>
-              <w:t>Mettre la partie en pause</w:t>
+              <w:t>Description</w:t>
             </w:r>
           </w:p>
         </w:tc>
         <w:tc>
           <w:tcPr>
-            <w:tcW w:w="2481" w:type="dxa"/>
+            <w:tcW w:w="2501" w:type="pct"/>
           </w:tcPr>
           <w:p>
             <w:pPr>
               <w:rPr>
+                <w:b/>
+                <w:bCs/>
                 <w:sz w:val="24"/>
               </w:rPr>
             </w:pPr>
             <w:r>
               <w:rPr>
+                <w:b/>
+                <w:bCs/>
                 <w:sz w:val="24"/>
               </w:rPr>
-              <w:t>Partie commencée</w:t>
-            </w:r>
-          </w:p>
-        </w:tc>
-        <w:tc>
-          <w:tcPr>
-            <w:tcW w:w="2481" w:type="dxa"/>
-          </w:tcPr>
-          <w:p>
-            <w:pPr>
-              <w:rPr>
-                <w:sz w:val="24"/>
-              </w:rPr>
-            </w:pPr>
-            <w:r>
-              <w:rPr>
-                <w:sz w:val="24"/>
-              </w:rPr>
-              <w:t>1. Cliquer sur Pause</w:t>
-            </w:r>
-          </w:p>
-        </w:tc>
-        <w:tc>
-          <w:tcPr>
-            <w:tcW w:w="2481" w:type="dxa"/>
-          </w:tcPr>
-          <w:p>
-            <w:pPr>
-              <w:rPr>
-                <w:sz w:val="24"/>
-              </w:rPr>
-            </w:pPr>
-            <w:r>
-              <w:rPr>
-                <w:sz w:val="24"/>
-              </w:rPr>
-              <w:t>L’écran de pause s’affiche</w:t>
+              <w:t>Temps prévu</w:t>
             </w:r>
           </w:p>
         </w:tc>
@@ -7713,73 +7464,41 @@
       <w:tr>
         <w:tc>
           <w:tcPr>
-            <w:tcW w:w="2480" w:type="dxa"/>
+            <w:tcW w:w="2499" w:type="pct"/>
           </w:tcPr>
           <w:p>
             <w:pPr>
               <w:rPr>
-                <w:sz w:val="24"/>
+                <w:sz w:val="22"/>
+                <w:szCs w:val="22"/>
               </w:rPr>
             </w:pPr>
             <w:r>
               <w:rPr>
-                <w:sz w:val="24"/>
-              </w:rPr>
-              <w:t>Abandonner la partie</w:t>
+                <w:sz w:val="22"/>
+                <w:szCs w:val="22"/>
+              </w:rPr>
+              <w:t>Modèles</w:t>
             </w:r>
           </w:p>
         </w:tc>
         <w:tc>
           <w:tcPr>
-            <w:tcW w:w="2481" w:type="dxa"/>
+            <w:tcW w:w="2501" w:type="pct"/>
           </w:tcPr>
           <w:p>
             <w:pPr>
               <w:rPr>
-                <w:sz w:val="24"/>
+                <w:sz w:val="22"/>
+                <w:szCs w:val="22"/>
               </w:rPr>
             </w:pPr>
             <w:r>
               <w:rPr>
-                <w:sz w:val="24"/>
-              </w:rPr>
-              <w:t>Partie commencée</w:t>
-            </w:r>
-          </w:p>
-        </w:tc>
-        <w:tc>
-          <w:tcPr>
-            <w:tcW w:w="2481" w:type="dxa"/>
-          </w:tcPr>
-          <w:p>
-            <w:pPr>
-              <w:rPr>
-                <w:sz w:val="24"/>
-              </w:rPr>
-            </w:pPr>
-            <w:r>
-              <w:rPr>
-                <w:sz w:val="24"/>
-              </w:rPr>
-              <w:t>1. Cliquer sur Abandonner</w:t>
-            </w:r>
-          </w:p>
-        </w:tc>
-        <w:tc>
-          <w:tcPr>
-            <w:tcW w:w="2481" w:type="dxa"/>
-          </w:tcPr>
-          <w:p>
-            <w:pPr>
-              <w:rPr>
-                <w:sz w:val="24"/>
-              </w:rPr>
-            </w:pPr>
-            <w:r>
-              <w:rPr>
-                <w:sz w:val="24"/>
-              </w:rPr>
-              <w:t>La partie se termine</w:t>
+                <w:sz w:val="22"/>
+                <w:szCs w:val="22"/>
+              </w:rPr>
+              <w:t>2 heures</w:t>
             </w:r>
           </w:p>
         </w:tc>
@@ -7787,73 +7506,41 @@
       <w:tr>
         <w:tc>
           <w:tcPr>
-            <w:tcW w:w="2480" w:type="dxa"/>
+            <w:tcW w:w="2499" w:type="pct"/>
           </w:tcPr>
           <w:p>
             <w:pPr>
               <w:rPr>
-                <w:sz w:val="24"/>
+                <w:sz w:val="22"/>
+                <w:szCs w:val="22"/>
               </w:rPr>
             </w:pPr>
             <w:r>
               <w:rPr>
-                <w:sz w:val="24"/>
-              </w:rPr>
-              <w:t>Calculer le score final</w:t>
+                <w:sz w:val="22"/>
+                <w:szCs w:val="22"/>
+              </w:rPr>
+              <w:t>Configuration des sockets</w:t>
             </w:r>
           </w:p>
         </w:tc>
         <w:tc>
           <w:tcPr>
-            <w:tcW w:w="2481" w:type="dxa"/>
+            <w:tcW w:w="2501" w:type="pct"/>
           </w:tcPr>
           <w:p>
             <w:pPr>
               <w:rPr>
-                <w:sz w:val="24"/>
+                <w:sz w:val="22"/>
+                <w:szCs w:val="22"/>
               </w:rPr>
             </w:pPr>
             <w:r>
               <w:rPr>
-                <w:sz w:val="24"/>
-              </w:rPr>
-              <w:t>Partie terminée</w:t>
-            </w:r>
-          </w:p>
-        </w:tc>
-        <w:tc>
-          <w:tcPr>
-            <w:tcW w:w="2481" w:type="dxa"/>
-          </w:tcPr>
-          <w:p>
-            <w:pPr>
-              <w:rPr>
-                <w:sz w:val="24"/>
-              </w:rPr>
-            </w:pPr>
-            <w:r>
-              <w:rPr>
-                <w:sz w:val="24"/>
-              </w:rPr>
-              <w:t>1. Terminer la partie</w:t>
-            </w:r>
-          </w:p>
-        </w:tc>
-        <w:tc>
-          <w:tcPr>
-            <w:tcW w:w="2481" w:type="dxa"/>
-          </w:tcPr>
-          <w:p>
-            <w:pPr>
-              <w:rPr>
-                <w:sz w:val="24"/>
-              </w:rPr>
-            </w:pPr>
-            <w:r>
-              <w:rPr>
-                <w:sz w:val="24"/>
-              </w:rPr>
-              <w:t>Le score final est calculé</w:t>
+                <w:sz w:val="22"/>
+                <w:szCs w:val="22"/>
+              </w:rPr>
+              <w:t>2 heures</w:t>
             </w:r>
           </w:p>
         </w:tc>
@@ -7861,187 +7548,41 @@
       <w:tr>
         <w:tc>
           <w:tcPr>
-            <w:tcW w:w="2480" w:type="dxa"/>
+            <w:tcW w:w="2499" w:type="pct"/>
           </w:tcPr>
           <w:p>
             <w:pPr>
               <w:rPr>
-                <w:sz w:val="24"/>
+                <w:sz w:val="22"/>
+                <w:szCs w:val="22"/>
               </w:rPr>
             </w:pPr>
             <w:r>
               <w:rPr>
-                <w:sz w:val="24"/>
-              </w:rPr>
-              <w:t>Enregistrer le journal de partie</w:t>
+                <w:sz w:val="22"/>
+                <w:szCs w:val="22"/>
+              </w:rPr>
+              <w:t>Gestion des configurations de robot</w:t>
             </w:r>
           </w:p>
         </w:tc>
         <w:tc>
           <w:tcPr>
-            <w:tcW w:w="2481" w:type="dxa"/>
+            <w:tcW w:w="2501" w:type="pct"/>
           </w:tcPr>
           <w:p>
             <w:pPr>
               <w:rPr>
-                <w:sz w:val="24"/>
+                <w:sz w:val="22"/>
+                <w:szCs w:val="22"/>
               </w:rPr>
             </w:pPr>
             <w:r>
               <w:rPr>
-                <w:sz w:val="24"/>
-              </w:rPr>
-              <w:t>Partie terminée</w:t>
-            </w:r>
-          </w:p>
-        </w:tc>
-        <w:tc>
-          <w:tcPr>
-            <w:tcW w:w="2481" w:type="dxa"/>
-          </w:tcPr>
-          <w:p>
-            <w:pPr>
-              <w:rPr>
-                <w:sz w:val="24"/>
-              </w:rPr>
-            </w:pPr>
-            <w:r>
-              <w:rPr>
-                <w:sz w:val="24"/>
-              </w:rPr>
-              <w:t>1. Terminer une partie</w:t>
-            </w:r>
-          </w:p>
-        </w:tc>
-        <w:tc>
-          <w:tcPr>
-            <w:tcW w:w="2481" w:type="dxa"/>
-          </w:tcPr>
-          <w:p>
-            <w:pPr>
-              <w:rPr>
-                <w:sz w:val="24"/>
-              </w:rPr>
-            </w:pPr>
-            <w:r>
-              <w:rPr>
-                <w:sz w:val="24"/>
-              </w:rPr>
-              <w:t>Les données sont sauvegardées</w:t>
-            </w:r>
-          </w:p>
-        </w:tc>
-      </w:tr>
-    </w:tbl>
-    <w:p/>
-    <w:p>
-      <w:pPr>
-        <w:pStyle w:val="Titre1"/>
-      </w:pPr>
-      <w:r>
-        <w:lastRenderedPageBreak/>
-        <w:t>6. Échéancier</w:t>
-      </w:r>
-    </w:p>
-    <w:tbl>
-      <w:tblPr>
-        <w:tblStyle w:val="Grilledutableau"/>
-        <w:tblW w:w="9923" w:type="dxa"/>
-        <w:tblInd w:w="-714" w:type="dxa"/>
-        <w:tblLook w:val="04A0" w:firstRow="1" w:lastRow="0" w:firstColumn="1" w:lastColumn="0" w:noHBand="0" w:noVBand="1"/>
-      </w:tblPr>
-      <w:tblGrid>
-        <w:gridCol w:w="2480"/>
-        <w:gridCol w:w="2481"/>
-        <w:gridCol w:w="2481"/>
-        <w:gridCol w:w="2481"/>
-      </w:tblGrid>
-      <w:tr>
-        <w:tc>
-          <w:tcPr>
-            <w:tcW w:w="2480" w:type="dxa"/>
-          </w:tcPr>
-          <w:p>
-            <w:pPr>
-              <w:rPr>
-                <w:b/>
-                <w:bCs/>
-                <w:sz w:val="24"/>
-              </w:rPr>
-            </w:pPr>
-            <w:r>
-              <w:rPr>
-                <w:b/>
-                <w:bCs/>
-                <w:sz w:val="24"/>
-              </w:rPr>
-              <w:t>Description</w:t>
-            </w:r>
-          </w:p>
-        </w:tc>
-        <w:tc>
-          <w:tcPr>
-            <w:tcW w:w="2481" w:type="dxa"/>
-          </w:tcPr>
-          <w:p>
-            <w:pPr>
-              <w:rPr>
-                <w:b/>
-                <w:bCs/>
-                <w:sz w:val="24"/>
-              </w:rPr>
-            </w:pPr>
-            <w:r>
-              <w:rPr>
-                <w:b/>
-                <w:bCs/>
-                <w:sz w:val="24"/>
-              </w:rPr>
-              <w:t>Préconditions</w:t>
-            </w:r>
-          </w:p>
-        </w:tc>
-        <w:tc>
-          <w:tcPr>
-            <w:tcW w:w="2481" w:type="dxa"/>
-          </w:tcPr>
-          <w:p>
-            <w:pPr>
-              <w:rPr>
-                <w:b/>
-                <w:bCs/>
-                <w:sz w:val="24"/>
-              </w:rPr>
-            </w:pPr>
-            <w:r>
-              <w:rPr>
-                <w:b/>
-                <w:bCs/>
-                <w:sz w:val="24"/>
-              </w:rPr>
-              <w:t>Étapes</w:t>
-            </w:r>
-          </w:p>
-        </w:tc>
-        <w:tc>
-          <w:tcPr>
-            <w:tcW w:w="2481" w:type="dxa"/>
-          </w:tcPr>
-          <w:p>
-            <w:pPr>
-              <w:rPr>
-                <w:b/>
-                <w:bCs/>
-                <w:sz w:val="24"/>
-              </w:rPr>
-            </w:pPr>
-            <w:r>
-              <w:rPr>
-                <w:b/>
-                <w:bCs/>
-                <w:sz w:val="24"/>
-              </w:rPr>
-              <w:t>Résultat attendu</w:t>
+                <w:sz w:val="22"/>
+                <w:szCs w:val="22"/>
+              </w:rPr>
+              <w:t>4 heures</w:t>
             </w:r>
           </w:p>
         </w:tc>
@@ -8049,7 +7590,7 @@
       <w:tr>
         <w:tc>
           <w:tcPr>
-            <w:tcW w:w="2480" w:type="dxa"/>
+            <w:tcW w:w="2499" w:type="pct"/>
           </w:tcPr>
           <w:p>
             <w:pPr>
@@ -8063,13 +7604,20 @@
                 <w:sz w:val="22"/>
                 <w:szCs w:val="22"/>
               </w:rPr>
-              <w:t>Connexion client</w:t>
+              <w:t>Gestions</w:t>
+            </w:r>
+            <w:r>
+              <w:rPr>
+                <w:sz w:val="22"/>
+                <w:szCs w:val="22"/>
+              </w:rPr>
+              <w:t xml:space="preserve"> des tours</w:t>
             </w:r>
           </w:p>
         </w:tc>
         <w:tc>
           <w:tcPr>
-            <w:tcW w:w="2481" w:type="dxa"/>
+            <w:tcW w:w="2501" w:type="pct"/>
           </w:tcPr>
           <w:p>
             <w:pPr>
@@ -8083,102 +7631,7 @@
                 <w:sz w:val="22"/>
                 <w:szCs w:val="22"/>
               </w:rPr>
-              <w:t xml:space="preserve">Connaître </w:t>
-            </w:r>
-            <w:proofErr w:type="spellStart"/>
-            <w:r>
-              <w:rPr>
-                <w:sz w:val="22"/>
-                <w:szCs w:val="22"/>
-              </w:rPr>
-              <w:t>l’ip</w:t>
-            </w:r>
-            <w:proofErr w:type="spellEnd"/>
-            <w:r>
-              <w:rPr>
-                <w:sz w:val="22"/>
-                <w:szCs w:val="22"/>
-              </w:rPr>
-              <w:t xml:space="preserve"> et le port d’accès à l’hébergeur.</w:t>
-            </w:r>
-          </w:p>
-        </w:tc>
-        <w:tc>
-          <w:tcPr>
-            <w:tcW w:w="2481" w:type="dxa"/>
-          </w:tcPr>
-          <w:p>
-            <w:pPr>
-              <w:rPr>
-                <w:sz w:val="22"/>
-                <w:szCs w:val="22"/>
-              </w:rPr>
-            </w:pPr>
-            <w:r>
-              <w:rPr>
-                <w:sz w:val="22"/>
-                <w:szCs w:val="22"/>
-              </w:rPr>
-              <w:t xml:space="preserve">- 1 : Entrer </w:t>
-            </w:r>
-            <w:proofErr w:type="spellStart"/>
-            <w:r>
-              <w:rPr>
-                <w:sz w:val="22"/>
-                <w:szCs w:val="22"/>
-              </w:rPr>
-              <w:t>l’ip</w:t>
-            </w:r>
-            <w:proofErr w:type="spellEnd"/>
-          </w:p>
-          <w:p>
-            <w:pPr>
-              <w:rPr>
-                <w:sz w:val="22"/>
-                <w:szCs w:val="22"/>
-              </w:rPr>
-            </w:pPr>
-            <w:r>
-              <w:rPr>
-                <w:sz w:val="22"/>
-                <w:szCs w:val="22"/>
-              </w:rPr>
-              <w:t>- 2 : Entrer le port</w:t>
-            </w:r>
-          </w:p>
-          <w:p>
-            <w:pPr>
-              <w:rPr>
-                <w:sz w:val="22"/>
-                <w:szCs w:val="22"/>
-              </w:rPr>
-            </w:pPr>
-            <w:r>
-              <w:rPr>
-                <w:sz w:val="22"/>
-                <w:szCs w:val="22"/>
-              </w:rPr>
-              <w:t>- 3 : Se connecter</w:t>
-            </w:r>
-          </w:p>
-        </w:tc>
-        <w:tc>
-          <w:tcPr>
-            <w:tcW w:w="2481" w:type="dxa"/>
-          </w:tcPr>
-          <w:p>
-            <w:pPr>
-              <w:rPr>
-                <w:sz w:val="22"/>
-                <w:szCs w:val="22"/>
-              </w:rPr>
-            </w:pPr>
-            <w:r>
-              <w:rPr>
-                <w:sz w:val="22"/>
-                <w:szCs w:val="22"/>
-              </w:rPr>
-              <w:t>L’utilisateur se connecte au joueur hébergeur.</w:t>
+              <w:t>2 heures</w:t>
             </w:r>
           </w:p>
         </w:tc>
@@ -8186,7 +7639,7 @@
       <w:tr>
         <w:tc>
           <w:tcPr>
-            <w:tcW w:w="2480" w:type="dxa"/>
+            <w:tcW w:w="2499" w:type="pct"/>
           </w:tcPr>
           <w:p>
             <w:pPr>
@@ -8200,13 +7653,13 @@
                 <w:sz w:val="22"/>
                 <w:szCs w:val="22"/>
               </w:rPr>
-              <w:t>Configurer le robot</w:t>
+              <w:t>Gestion en cas de déconnexion</w:t>
             </w:r>
           </w:p>
         </w:tc>
         <w:tc>
           <w:tcPr>
-            <w:tcW w:w="2481" w:type="dxa"/>
+            <w:tcW w:w="2501" w:type="pct"/>
           </w:tcPr>
           <w:p>
             <w:pPr>
@@ -8220,47 +7673,7 @@
                 <w:sz w:val="22"/>
                 <w:szCs w:val="22"/>
               </w:rPr>
-              <w:t>L’hébergeur et le client doivent être connecté entre eux.</w:t>
-            </w:r>
-          </w:p>
-        </w:tc>
-        <w:tc>
-          <w:tcPr>
-            <w:tcW w:w="2481" w:type="dxa"/>
-          </w:tcPr>
-          <w:p>
-            <w:pPr>
-              <w:rPr>
-                <w:sz w:val="22"/>
-                <w:szCs w:val="22"/>
-              </w:rPr>
-            </w:pPr>
-            <w:r>
-              <w:rPr>
-                <w:sz w:val="22"/>
-                <w:szCs w:val="22"/>
-              </w:rPr>
-              <w:t>- 1 : Répartir les points dans les différentes caractéristiques</w:t>
-            </w:r>
-          </w:p>
-        </w:tc>
-        <w:tc>
-          <w:tcPr>
-            <w:tcW w:w="2481" w:type="dxa"/>
-          </w:tcPr>
-          <w:p>
-            <w:pPr>
-              <w:rPr>
-                <w:sz w:val="22"/>
-                <w:szCs w:val="22"/>
-              </w:rPr>
-            </w:pPr>
-            <w:r>
-              <w:rPr>
-                <w:sz w:val="22"/>
-                <w:szCs w:val="22"/>
-              </w:rPr>
-              <w:t>Le robot doit avoir des valeurs cohérentes.</w:t>
+              <w:t>2 heures</w:t>
             </w:r>
           </w:p>
         </w:tc>
@@ -8268,7 +7681,7 @@
       <w:tr>
         <w:tc>
           <w:tcPr>
-            <w:tcW w:w="2480" w:type="dxa"/>
+            <w:tcW w:w="2499" w:type="pct"/>
           </w:tcPr>
           <w:p>
             <w:pPr>
@@ -8277,11 +7690,18 @@
                 <w:szCs w:val="22"/>
               </w:rPr>
             </w:pPr>
+            <w:r>
+              <w:rPr>
+                <w:sz w:val="22"/>
+                <w:szCs w:val="22"/>
+              </w:rPr>
+              <w:t>Gestion des fins de parties</w:t>
+            </w:r>
           </w:p>
         </w:tc>
         <w:tc>
           <w:tcPr>
-            <w:tcW w:w="2481" w:type="dxa"/>
+            <w:tcW w:w="2501" w:type="pct"/>
           </w:tcPr>
           <w:p>
             <w:pPr>
@@ -8290,139 +7710,70 @@
                 <w:szCs w:val="22"/>
               </w:rPr>
             </w:pPr>
-          </w:p>
-        </w:tc>
-        <w:tc>
-          <w:tcPr>
-            <w:tcW w:w="2481" w:type="dxa"/>
-          </w:tcPr>
-          <w:p>
-            <w:pPr>
+            <w:r>
               <w:rPr>
                 <w:sz w:val="22"/>
                 <w:szCs w:val="22"/>
               </w:rPr>
-            </w:pPr>
-          </w:p>
-        </w:tc>
-        <w:tc>
-          <w:tcPr>
-            <w:tcW w:w="2481" w:type="dxa"/>
-          </w:tcPr>
-          <w:p>
-            <w:pPr>
-              <w:rPr>
-                <w:sz w:val="22"/>
-                <w:szCs w:val="22"/>
-              </w:rPr>
-            </w:pPr>
+              <w:t>2 heures</w:t>
+            </w:r>
           </w:p>
         </w:tc>
       </w:tr>
       <w:tr>
         <w:tc>
           <w:tcPr>
-            <w:tcW w:w="2480" w:type="dxa"/>
+            <w:tcW w:w="2499" w:type="pct"/>
           </w:tcPr>
           <w:p>
             <w:pPr>
               <w:rPr>
-                <w:sz w:val="24"/>
+                <w:sz w:val="22"/>
+                <w:szCs w:val="22"/>
               </w:rPr>
             </w:pPr>
             <w:r>
               <w:rPr>
-                <w:sz w:val="24"/>
-              </w:rPr>
-              <w:t>Mettre la partie en pause</w:t>
+                <w:sz w:val="22"/>
+                <w:szCs w:val="22"/>
+              </w:rPr>
+              <w:t>Tests</w:t>
+            </w:r>
+            <w:r>
+              <w:rPr>
+                <w:sz w:val="22"/>
+                <w:szCs w:val="22"/>
+              </w:rPr>
+              <w:t xml:space="preserve"> Unitaires</w:t>
             </w:r>
           </w:p>
         </w:tc>
         <w:tc>
           <w:tcPr>
-            <w:tcW w:w="2481" w:type="dxa"/>
+            <w:tcW w:w="2501" w:type="pct"/>
           </w:tcPr>
           <w:p>
             <w:pPr>
               <w:rPr>
-                <w:sz w:val="24"/>
+                <w:sz w:val="22"/>
+                <w:szCs w:val="22"/>
               </w:rPr>
             </w:pPr>
             <w:r>
               <w:rPr>
-                <w:sz w:val="24"/>
-              </w:rPr>
-              <w:t>Partie commencée</w:t>
-            </w:r>
-          </w:p>
-        </w:tc>
-        <w:tc>
-          <w:tcPr>
-            <w:tcW w:w="2481" w:type="dxa"/>
-          </w:tcPr>
-          <w:p>
-            <w:pPr>
-              <w:rPr>
-                <w:sz w:val="24"/>
-              </w:rPr>
-            </w:pPr>
-            <w:r>
-              <w:rPr>
-                <w:sz w:val="24"/>
-              </w:rPr>
-              <w:t>1. Cliquer sur Pause</w:t>
-            </w:r>
-          </w:p>
-        </w:tc>
-        <w:tc>
-          <w:tcPr>
-            <w:tcW w:w="2481" w:type="dxa"/>
-          </w:tcPr>
-          <w:p>
-            <w:pPr>
-              <w:rPr>
-                <w:sz w:val="24"/>
-              </w:rPr>
-            </w:pPr>
-            <w:r>
-              <w:rPr>
-                <w:sz w:val="24"/>
-              </w:rPr>
-              <w:t>L’écran de pause s’affiche</w:t>
+                <w:sz w:val="22"/>
+                <w:szCs w:val="22"/>
+              </w:rPr>
+              <w:t>1 heure</w:t>
             </w:r>
           </w:p>
         </w:tc>
       </w:tr>
     </w:tbl>
-    <w:p/>
     <w:p>
       <w:pPr>
-        <w:pStyle w:val="Titre1"/>
-      </w:pPr>
-      <w:bookmarkStart w:id="14" w:name="_Toc240271578"/>
-      <w:r>
-        <w:t>7</w:t>
-      </w:r>
-      <w:r>
-        <w:t>.Conclusion</w:t>
-      </w:r>
-      <w:bookmarkEnd w:id="14"/>
-    </w:p>
-    <w:p>
-      <w:pPr>
         <w:spacing w:line="360" w:lineRule="auto"/>
       </w:pPr>
-      <w:r>
-        <w:t>Ce document de conception à permit de définir des étapes et une ligne de conduite claire pour la suite du projet. Les technologies utilisées sont définies et nommées, les maquettes donnent un aperçu du visuel du projet au client et aux développeurs, les différents diagrammes éclaircissent les zones d’ombres liées à ces maquettes et donne les attributs des différentes classes qui seront présentes dans le model et finalement, le plan de test donne une ligne de conduite lorsque le moment sera venu de testés les fonctionnalités du programme.</w:t>
-      </w:r>
-    </w:p>
-    <w:p>
-      <w:pPr>
-        <w:spacing w:line="360" w:lineRule="auto"/>
-      </w:pPr>
-      <w:r>
-        <w:t>P.S Ce document est sujet à de possibles modifications dans l’éventualité où le client pourrait ajouter des exigences ou préciser certaines de ses attentes.</w:t>
-      </w:r>
     </w:p>
     <w:sectPr>
       <w:footerReference w:type="default" r:id="rId11"/>
@@ -12218,7 +11569,7 @@
 
 <file path=customXml/item1.xml><?xml version="1.0" encoding="utf-8"?>
 <CoverPageProperties xmlns="http://schemas.microsoft.com/office/2006/coverPageProps">
-  <PublishDate>2026-04-14T00:00:00</PublishDate>
+  <PublishDate>2026-09-16T00:00:00</PublishDate>
   <Abstract/>
   <CompanyAddress/>
   <CompanyPhone/>

--- a/20260420020446_ProjetIndiCahierConcept (1).docx
+++ b/20260420020446_ProjetIndiCahierConcept (1).docx
@@ -5589,7 +5589,15 @@
         <w:t>’une formation professionnelle</w:t>
       </w:r>
       <w:r>
-        <w:t>, nos expérimentations ont confirmés que l’utilisation de ces technologies était le bon choix dans le cadre de ce projet aux vues des besoins et demandes du client.</w:t>
+        <w:t xml:space="preserve">, nos expérimentations ont </w:t>
+      </w:r>
+      <w:proofErr w:type="gramStart"/>
+      <w:r>
+        <w:t>confirmés</w:t>
+      </w:r>
+      <w:proofErr w:type="gramEnd"/>
+      <w:r>
+        <w:t xml:space="preserve"> que l’utilisation de ces technologies était le bon choix dans le cadre de ce projet aux vues des besoins et demandes du client.</w:t>
       </w:r>
     </w:p>
     <w:p>
@@ -5719,9 +5727,11 @@
           <w:numId w:val="12"/>
         </w:numPr>
       </w:pPr>
+      <w:proofErr w:type="gramStart"/>
       <w:r>
         <w:t>c</w:t>
       </w:r>
+      <w:proofErr w:type="gramEnd"/>
     </w:p>
     <w:p>
       <w:pPr>
@@ -5827,7 +5837,15 @@
         <w:t>À chaque tour, le serveur vérifie les actions, applique les actions sur les robots et envoie les modifications au client.</w:t>
       </w:r>
       <w:r>
-        <w:t xml:space="preserve"> Le serveur envoie les modification à la fin du tour complet. Les tours de chaque personne se passe en même temps.</w:t>
+        <w:t xml:space="preserve"> Le serveur envoie </w:t>
+      </w:r>
+      <w:proofErr w:type="gramStart"/>
+      <w:r>
+        <w:t>les modification</w:t>
+      </w:r>
+      <w:proofErr w:type="gramEnd"/>
+      <w:r>
+        <w:t xml:space="preserve"> à la fin du tour complet. Les tours de chaque personne se passe en même temps.</w:t>
       </w:r>
     </w:p>
     <w:p>
@@ -6077,26 +6095,15 @@
       </w:r>
       <w:r>
         <w:br/>
-      </w:r>
-      <w:r>
         <w:t xml:space="preserve">• </w:t>
       </w:r>
       <w:proofErr w:type="spellStart"/>
       <w:r>
-        <w:t>robot</w:t>
-      </w:r>
-      <w:r>
-        <w:t>Client</w:t>
+        <w:t>robotClient</w:t>
       </w:r>
       <w:proofErr w:type="spellEnd"/>
       <w:r>
-        <w:t xml:space="preserve"> : contient le robot du joueur </w:t>
-      </w:r>
-      <w:r>
-        <w:t>client</w:t>
-      </w:r>
-      <w:r>
-        <w:t>.</w:t>
+        <w:t> : contient le robot du joueur client.</w:t>
       </w:r>
     </w:p>
     <w:p>
@@ -6148,24 +6155,26 @@
       </w:r>
       <w:proofErr w:type="spellEnd"/>
       <w:r>
-        <w:t xml:space="preserve"> : utile </w:t>
-      </w:r>
-      <w:r>
-        <w:t>à la connexion avec l’autre joueur.</w:t>
+        <w:t> : utile à la connexion avec l’autre joueur.</w:t>
       </w:r>
       <w:r>
         <w:br/>
-        <w:t>• socket : utile pour établir</w:t>
-      </w:r>
-      <w:r>
-        <w:t xml:space="preserve"> la connexion avec l’autre joueur.</w:t>
+        <w:t>• socket : utile pour établir la connexion avec l’autre joueur.</w:t>
       </w:r>
       <w:r>
         <w:br/>
         <w:t xml:space="preserve">• partie : </w:t>
       </w:r>
       <w:r>
-        <w:t>chaque joueur possède une copie de la partie afin d’avoir les informations nécessaire au déroulement du jeu.</w:t>
+        <w:t xml:space="preserve">chaque joueur possède une copie de la partie afin d’avoir </w:t>
+      </w:r>
+      <w:proofErr w:type="gramStart"/>
+      <w:r>
+        <w:t>les informations nécessaire</w:t>
+      </w:r>
+      <w:proofErr w:type="gramEnd"/>
+      <w:r>
+        <w:t xml:space="preserve"> au déroulement du jeu.</w:t>
       </w:r>
     </w:p>
     <w:p>
@@ -6178,12 +6187,17 @@
         <w:spacing w:line="360" w:lineRule="auto"/>
       </w:pPr>
       <w:proofErr w:type="spellStart"/>
+      <w:proofErr w:type="gramStart"/>
       <w:r>
         <w:t>JouerAction</w:t>
       </w:r>
       <w:proofErr w:type="spellEnd"/>
       <w:r>
-        <w:t>() → permet de choisir quelle action faire :</w:t>
+        <w:t>(</w:t>
+      </w:r>
+      <w:proofErr w:type="gramEnd"/>
+      <w:r>
+        <w:t>) → permet de choisir quelle action faire :</w:t>
       </w:r>
     </w:p>
     <w:p>
@@ -6254,12 +6268,17 @@
         <w:spacing w:line="360" w:lineRule="auto"/>
       </w:pPr>
       <w:proofErr w:type="spellStart"/>
+      <w:proofErr w:type="gramStart"/>
       <w:r>
         <w:t>ConfigRobot</w:t>
       </w:r>
       <w:proofErr w:type="spellEnd"/>
       <w:r>
-        <w:t xml:space="preserve">() → permet de dire combien de points mettre dans chaque caractéristique de robot. Retourne un tuple de trois </w:t>
+        <w:t>(</w:t>
+      </w:r>
+      <w:proofErr w:type="gramEnd"/>
+      <w:r>
+        <w:t xml:space="preserve">) → permet de dire combien de points mettre dans chaque caractéristique de robot. Retourne un tuple de trois </w:t>
       </w:r>
       <w:proofErr w:type="spellStart"/>
       <w:r>
@@ -6288,12 +6307,17 @@
         <w:spacing w:line="360" w:lineRule="auto"/>
       </w:pPr>
       <w:proofErr w:type="spellStart"/>
+      <w:proofErr w:type="gramStart"/>
       <w:r>
         <w:t>AfficherPartie</w:t>
       </w:r>
       <w:proofErr w:type="spellEnd"/>
       <w:r>
-        <w:t>(partie : Partie) →</w:t>
+        <w:t>(</w:t>
+      </w:r>
+      <w:proofErr w:type="gramEnd"/>
+      <w:r>
+        <w:t>partie : Partie) →</w:t>
       </w:r>
       <w:r>
         <w:t xml:space="preserve"> </w:t>
@@ -6333,6 +6357,7 @@
         </w:rPr>
       </w:pPr>
       <w:proofErr w:type="spellStart"/>
+      <w:proofErr w:type="gramStart"/>
       <w:r>
         <w:rPr>
           <w:lang w:val="fr-BE"/>
@@ -6347,6 +6372,7 @@
         <w:t>(</w:t>
       </w:r>
       <w:proofErr w:type="spellStart"/>
+      <w:proofErr w:type="gramEnd"/>
       <w:r>
         <w:rPr>
           <w:lang w:val="fr-BE"/>
@@ -6535,13 +6561,7 @@
         <w:rPr>
           <w:lang w:val="fr-BE"/>
         </w:rPr>
-        <w:t>: Robo</w:t>
-      </w:r>
-      <w:r>
-        <w:rPr>
-          <w:lang w:val="fr-BE"/>
-        </w:rPr>
-        <w:t>t</w:t>
+        <w:t>: Robot</w:t>
       </w:r>
       <w:r>
         <w:rPr>
@@ -6676,6 +6696,7 @@
         </w:rPr>
       </w:pPr>
       <w:proofErr w:type="spellStart"/>
+      <w:proofErr w:type="gramStart"/>
       <w:r>
         <w:rPr>
           <w:lang w:val="fr-BE"/>
@@ -6683,6 +6704,7 @@
         <w:t>int</w:t>
       </w:r>
       <w:proofErr w:type="spellEnd"/>
+      <w:proofErr w:type="gramEnd"/>
       <w:r>
         <w:rPr>
           <w:lang w:val="fr-BE"/>
@@ -6702,6 +6724,7 @@
         </w:rPr>
       </w:pPr>
       <w:proofErr w:type="spellStart"/>
+      <w:proofErr w:type="gramStart"/>
       <w:r>
         <w:rPr>
           <w:lang w:val="fr-BE"/>
@@ -6713,7 +6736,14 @@
         <w:rPr>
           <w:lang w:val="fr-BE"/>
         </w:rPr>
-        <w:t>() → créer le socket et attend qu’un client se connecte.</w:t>
+        <w:t>(</w:t>
+      </w:r>
+      <w:proofErr w:type="gramEnd"/>
+      <w:r>
+        <w:rPr>
+          <w:lang w:val="fr-BE"/>
+        </w:rPr>
+        <w:t>) → créer le socket et attend qu’un client se connecte.</w:t>
       </w:r>
     </w:p>
     <w:p>
@@ -6728,6 +6758,7 @@
         </w:rPr>
       </w:pPr>
       <w:proofErr w:type="spellStart"/>
+      <w:proofErr w:type="gramStart"/>
       <w:r>
         <w:rPr>
           <w:lang w:val="fr-BE"/>
@@ -6745,7 +6776,14 @@
         <w:rPr>
           <w:lang w:val="fr-BE"/>
         </w:rPr>
-        <w:t xml:space="preserve">() → en cas de </w:t>
+        <w:t>(</w:t>
+      </w:r>
+      <w:proofErr w:type="gramEnd"/>
+      <w:r>
+        <w:rPr>
+          <w:lang w:val="fr-BE"/>
+        </w:rPr>
+        <w:t xml:space="preserve">) → en cas de </w:t>
       </w:r>
       <w:r>
         <w:rPr>
@@ -6784,6 +6822,7 @@
         </w:rPr>
       </w:pPr>
       <w:proofErr w:type="spellStart"/>
+      <w:proofErr w:type="gramStart"/>
       <w:r>
         <w:rPr>
           <w:lang w:val="fr-BE"/>
@@ -6795,7 +6834,14 @@
         <w:rPr>
           <w:lang w:val="fr-BE"/>
         </w:rPr>
-        <w:t xml:space="preserve">(action : </w:t>
+        <w:t>(</w:t>
+      </w:r>
+      <w:proofErr w:type="gramEnd"/>
+      <w:r>
+        <w:rPr>
+          <w:lang w:val="fr-BE"/>
+        </w:rPr>
+        <w:t xml:space="preserve">action : </w:t>
       </w:r>
       <w:proofErr w:type="spellStart"/>
       <w:r>
@@ -6816,7 +6862,7 @@
       <w:pPr>
         <w:pStyle w:val="Titre2"/>
         <w:rPr>
-          <w:lang w:val="en-US"/>
+          <w:lang w:val="fr-BE"/>
         </w:rPr>
       </w:pPr>
       <w:bookmarkStart w:id="12" w:name="_Toc240462995"/>
@@ -6890,12 +6936,36 @@
     </w:p>
     <w:p>
       <w:r>
-        <w:t>- Attaque normale    max(1, Attaque − Armure adverse)</w:t>
+        <w:t xml:space="preserve">- Attaque normale    </w:t>
+      </w:r>
+      <w:proofErr w:type="gramStart"/>
+      <w:r>
+        <w:t>max(</w:t>
+      </w:r>
+      <w:proofErr w:type="gramEnd"/>
+      <w:r>
+        <w:t>1, Attaque − Armure adverse)</w:t>
       </w:r>
     </w:p>
     <w:p>
       <w:r>
-        <w:t>- Attaque puissante    coûte 50 énergie, dégâts = max(1, Attaque×2 Armure adverse)</w:t>
+        <w:t xml:space="preserve">- Attaque puissante    coûte 50 </w:t>
+      </w:r>
+      <w:proofErr w:type="gramStart"/>
+      <w:r>
+        <w:t>énergie</w:t>
+      </w:r>
+      <w:proofErr w:type="gramEnd"/>
+      <w:r>
+        <w:t xml:space="preserve">, dégâts = </w:t>
+      </w:r>
+      <w:proofErr w:type="gramStart"/>
+      <w:r>
+        <w:t>max(</w:t>
+      </w:r>
+      <w:proofErr w:type="gramEnd"/>
+      <w:r>
+        <w:t>1, Attaque×2 Armure adverse)</w:t>
       </w:r>
     </w:p>
     <w:p>
@@ -6906,7 +6976,15 @@
     </w:p>
     <w:p>
       <w:r>
-        <w:t>- Recharge    +50 énergie, aucun dégât, consomme le tour</w:t>
+        <w:t xml:space="preserve">- Recharge    +50 </w:t>
+      </w:r>
+      <w:proofErr w:type="gramStart"/>
+      <w:r>
+        <w:t>énergie</w:t>
+      </w:r>
+      <w:proofErr w:type="gramEnd"/>
+      <w:r>
+        <w:t>, aucun dégât, consomme le tour</w:t>
       </w:r>
     </w:p>
     <w:p>
